--- a/lessons/6-4/downloads/6-4-notes-teacher.docx
+++ b/lessons/6-4/downloads/6-4-notes-teacher.docx
@@ -14,7 +14,7 @@
           <w:sz w:val="18"/>
           <w:szCs w:val="18"/>
         </w:rPr>
-        <w:t xml:space="preserve">UNIT 6  ·  LESSON 4      STANDARD 6.EE.3</w:t>
+        <w:t xml:space="preserve">UNIT 6  ·  LESSON 4      STANDARD 6.AT.7</w:t>
       </w:r>
     </w:p>
     <w:p>
@@ -967,7 +967,7 @@
                 <w:sz w:val="24"/>
                 <w:szCs w:val="24"/>
               </w:rPr>
-              <w:t xml:space="preserve">Coefficient</w:t>
+              <w:t xml:space="preserve">Distributive Property</w:t>
             </w:r>
             <w:r>
               <w:rPr>
@@ -977,7 +977,7 @@
                 <w:sz w:val="19"/>
                 <w:szCs w:val="19"/>
               </w:rPr>
-              <w:t xml:space="preserve">   Coeficiente</w:t>
+              <w:t xml:space="preserve">   Propiedad distributiva</w:t>
             </w:r>
           </w:p>
           <w:p>
@@ -989,7 +989,7 @@
                 <w:sz w:val="21"/>
                 <w:szCs w:val="21"/>
               </w:rPr>
-              <w:t xml:space="preserve">The number in front of a letter, like the 3 in 3x.</w:t>
+              <w:t xml:space="preserve">You can multiply a number by each part inside the parentheses, then add.</w:t>
             </w:r>
           </w:p>
           <w:p>
@@ -1014,161 +1014,7 @@
                 <w:sz w:val="18"/>
                 <w:szCs w:val="18"/>
               </w:rPr>
-              <w:t xml:space="preserve">In 3x, the 3 is the coefficient — it tells you to multiply x by 3</w:t>
-            </w:r>
-          </w:p>
-        </w:tc>
-      </w:tr>
-    </w:tbl>
-    <w:tbl>
-      <w:tblPr>
-        <w:tblW w:type="pct" w:w="100%"/>
-        <w:tblBorders>
-          <w:top w:val="none" w:color="FFFFFF" w:sz="0"/>
-          <w:left w:val="none" w:color="FFFFFF" w:sz="0"/>
-          <w:bottom w:val="single" w:color="C7D2DD" w:sz="4"/>
-          <w:right w:val="none" w:color="FFFFFF" w:sz="0"/>
-          <w:insideH w:val="none" w:color="FFFFFF" w:sz="0"/>
-          <w:insideV w:val="none" w:color="FFFFFF" w:sz="0"/>
-        </w:tblBorders>
-      </w:tblPr>
-      <w:tblGrid>
-        <w:gridCol w:w="1800"/>
-        <w:gridCol w:w="7560"/>
-      </w:tblGrid>
-      <w:tr>
-        <w:trPr>
-          <w:cantSplit/>
-        </w:trPr>
-        <w:tc>
-          <w:tcPr>
-            <w:tcW w:type="dxa" w:w="1800"/>
-            <w:tcMar>
-              <w:top w:type="dxa" w:w="100"/>
-              <w:left w:type="dxa" w:w="40"/>
-              <w:bottom w:type="dxa" w:w="100"/>
-              <w:right w:type="dxa" w:w="120"/>
-            </w:tcMar>
-            <w:vAlign w:val="center"/>
-          </w:tcPr>
-          <w:p>
-            <w:pPr>
-              <w:spacing w:after="0"/>
-              <w:jc w:val="center"/>
-            </w:pPr>
-            <w:r>
-              <w:drawing>
-                <wp:inline distT="0" distB="0" distL="0" distR="0">
-                  <wp:extent cx="1047750" cy="790575"/>
-                  <wp:effectExtent t="0" r="0" b="0" l="0"/>
-                  <wp:docPr id="1" name="" descr="" title=""/>
-                  <wp:cNvGraphicFramePr>
-                    <a:graphicFrameLocks xmlns:a="http://schemas.openxmlformats.org/drawingml/2006/main" noChangeAspect="1"/>
-                  </wp:cNvGraphicFramePr>
-                  <a:graphic xmlns:a="http://schemas.openxmlformats.org/drawingml/2006/main">
-                    <a:graphicData uri="http://schemas.openxmlformats.org/drawingml/2006/picture">
-                      <pic:pic xmlns:pic="http://schemas.openxmlformats.org/drawingml/2006/picture">
-                        <pic:nvPicPr>
-                          <pic:cNvPr id="0" name="" descr=""/>
-                          <pic:cNvPicPr>
-                            <a:picLocks noChangeAspect="1" noChangeArrowheads="1"/>
-                          </pic:cNvPicPr>
-                        </pic:nvPicPr>
-                        <pic:blipFill>
-                          <a:blip r:embed="rId11" cstate="none"/>
-                          <a:srcRect/>
-                          <a:stretch>
-                            <a:fillRect/>
-                          </a:stretch>
-                        </pic:blipFill>
-                        <pic:spPr bwMode="auto">
-                          <a:xfrm>
-                            <a:off x="0" y="0"/>
-                            <a:ext cx="1047750" cy="790575"/>
-                          </a:xfrm>
-                          <a:prstGeom prst="rect">
-                            <a:avLst/>
-                          </a:prstGeom>
-                        </pic:spPr>
-                      </pic:pic>
-                    </a:graphicData>
-                  </a:graphic>
-                </wp:inline>
-              </w:drawing>
-            </w:r>
-          </w:p>
-        </w:tc>
-        <w:tc>
-          <w:tcPr>
-            <w:tcW w:type="dxa" w:w="7560"/>
-            <w:tcMar>
-              <w:top w:type="dxa" w:w="100"/>
-              <w:left w:type="dxa" w:w="40"/>
-              <w:bottom w:type="dxa" w:w="100"/>
-              <w:right w:type="dxa" w:w="40"/>
-            </w:tcMar>
-            <w:vAlign w:val="center"/>
-          </w:tcPr>
-          <w:p>
-            <w:pPr>
-              <w:spacing w:after="50"/>
-            </w:pPr>
-            <w:r>
-              <w:rPr>
-                <w:b/>
-                <w:bCs/>
-                <w:color w:val="12355B"/>
-                <w:sz w:val="24"/>
-                <w:szCs w:val="24"/>
-              </w:rPr>
-              <w:t xml:space="preserve">Like terms</w:t>
-            </w:r>
-            <w:r>
-              <w:rPr>
-                <w:i/>
-                <w:iCs/>
-                <w:color w:val="5F6F80"/>
-                <w:sz w:val="19"/>
-                <w:szCs w:val="19"/>
-              </w:rPr>
-              <w:t xml:space="preserve">   Términos semejantes</w:t>
-            </w:r>
-          </w:p>
-          <w:p>
-            <w:pPr>
-              <w:spacing w:after="40"/>
-            </w:pPr>
-            <w:r>
-              <w:rPr>
-                <w:sz w:val="21"/>
-                <w:szCs w:val="21"/>
-              </w:rPr>
-              <w:t xml:space="preserve">Terms with the same letter, like 2x and 5x.</w:t>
-            </w:r>
-          </w:p>
-          <w:p>
-            <w:pPr>
-              <w:spacing w:after="0"/>
-            </w:pPr>
-            <w:r>
-              <w:rPr>
-                <w:b/>
-                <w:bCs/>
-                <w:color w:val="1FA6A2"/>
-                <w:sz w:val="18"/>
-                <w:szCs w:val="18"/>
-              </w:rPr>
-              <w:t xml:space="preserve">Example:  </w:t>
-            </w:r>
-            <w:r>
-              <w:rPr>
-                <w:i/>
-                <w:iCs/>
-                <w:color w:val="5F6F80"/>
-                <w:sz w:val="18"/>
-                <w:szCs w:val="18"/>
-              </w:rPr>
-              <w:t xml:space="preserve">4x + 2x = 6x (like terms, both have x); 4x + 2y stays as 4x + 2y (unlike terms)</w:t>
+              <w:t xml:space="preserve">5(7 + 2) = 5 × 7 + 5 × 2 = 35 + 10 = 45; and 5 × 9 = 45 — same answer either way</w:t>
             </w:r>
           </w:p>
         </w:tc>
@@ -1260,7 +1106,7 @@
                 <w:sz w:val="21"/>
                 <w:szCs w:val="21"/>
               </w:rPr>
-              <w:t xml:space="preserve">Commutative Property      •      Associative Property      •      Identity Property      •      Property      •      Coefficient      •      Like terms</w:t>
+              <w:t xml:space="preserve">Commutative Property      •      Associative Property      •      Identity Property      •      Property      •      Distributive Property</w:t>
             </w:r>
           </w:p>
         </w:tc>
@@ -1381,29 +1227,7 @@
           <w:sz w:val="22"/>
           <w:szCs w:val="22"/>
         </w:rPr>
-        <w:t xml:space="preserve">A number multiplied by a variable is a ___.</w:t>
-      </w:r>
-    </w:p>
-    <w:p>
-      <w:pPr>
-        <w:spacing w:after="120" w:before="80"/>
-      </w:pPr>
-      <w:r>
-        <w:rPr>
-          <w:b/>
-          <w:bCs/>
-          <w:color w:val="12355B"/>
-          <w:sz w:val="22"/>
-          <w:szCs w:val="22"/>
-        </w:rPr>
-        <w:t xml:space="preserve">6.  </w:t>
-      </w:r>
-      <w:r>
-        <w:rPr>
-          <w:sz w:val="22"/>
-          <w:szCs w:val="22"/>
-        </w:rPr>
-        <w:t xml:space="preserve">Terms with the same variable part are ___.</w:t>
+        <w:t xml:space="preserve">The rule that lets you multiply a number across a sum, like a(b + c) = a × b + a × c, is the ___.</w:t>
       </w:r>
     </w:p>
     <w:p>
@@ -2531,6 +2355,32 @@
     </w:p>
     <w:p>
       <w:pPr>
+        <w:pStyle w:val="Heading2"/>
+        <w:spacing w:after="80" w:before="180"/>
+      </w:pPr>
+      <w:r>
+        <w:rPr>
+          <w:b/>
+          <w:bCs/>
+          <w:color w:val="12355B"/>
+          <w:sz w:val="24"/>
+          <w:szCs w:val="24"/>
+        </w:rPr>
+        <w:t xml:space="preserve">Level 1 Support</w:t>
+      </w:r>
+      <w:r>
+        <w:rPr>
+          <w:i/>
+          <w:iCs/>
+          <w:color w:val="1FA6A2"/>
+          <w:sz w:val="19"/>
+          <w:szCs w:val="19"/>
+        </w:rPr>
+        <w:t xml:space="preserve">   extra scaffolding</w:t>
+      </w:r>
+    </w:p>
+    <w:p>
+      <w:pPr>
         <w:keepNext/>
         <w:spacing w:after="60" w:before="160"/>
       </w:pPr>
@@ -2791,266 +2641,6 @@
     </w:tbl>
     <w:p>
       <w:pPr>
-        <w:keepNext/>
-        <w:spacing w:after="60" w:before="160"/>
-      </w:pPr>
-      <w:r>
-        <w:rPr>
-          <w:b/>
-          <w:bCs/>
-          <w:color w:val="12355B"/>
-          <w:sz w:val="22"/>
-          <w:szCs w:val="22"/>
-        </w:rPr>
-        <w:t xml:space="preserve">3.  </w:t>
-      </w:r>
-      <w:r>
-        <w:rPr>
-          <w:b/>
-          <w:bCs/>
-          <w:sz w:val="21"/>
-          <w:szCs w:val="21"/>
-        </w:rPr>
-        <w:t xml:space="preserve">Track 2 on the playlist plays 5(7 + 2) = 5 × 7 + 5 × 2. Which property is this?</w:t>
-      </w:r>
-    </w:p>
-    <w:p>
-      <w:pPr>
-        <w:spacing w:after="40"/>
-        <w:ind w:left="420"/>
-      </w:pPr>
-      <w:r>
-        <w:rPr>
-          <w:sz w:val="20"/>
-          <w:szCs w:val="20"/>
-        </w:rPr>
-        <w:t xml:space="preserve">A)  Distributive Property</w:t>
-      </w:r>
-    </w:p>
-    <w:p>
-      <w:pPr>
-        <w:spacing w:after="40"/>
-        <w:ind w:left="420"/>
-      </w:pPr>
-      <w:r>
-        <w:rPr>
-          <w:sz w:val="20"/>
-          <w:szCs w:val="20"/>
-        </w:rPr>
-        <w:t xml:space="preserve">B)  Commutative Property</w:t>
-      </w:r>
-    </w:p>
-    <w:p>
-      <w:pPr>
-        <w:spacing w:after="40"/>
-        <w:ind w:left="420"/>
-      </w:pPr>
-      <w:r>
-        <w:rPr>
-          <w:sz w:val="20"/>
-          <w:szCs w:val="20"/>
-        </w:rPr>
-        <w:t xml:space="preserve">C)  Associative Property</w:t>
-      </w:r>
-    </w:p>
-    <w:p>
-      <w:pPr>
-        <w:spacing w:after="40"/>
-        <w:ind w:left="420"/>
-      </w:pPr>
-      <w:r>
-        <w:rPr>
-          <w:sz w:val="20"/>
-          <w:szCs w:val="20"/>
-        </w:rPr>
-        <w:t xml:space="preserve">D)  Identity Property</w:t>
-      </w:r>
-    </w:p>
-    <w:p>
-      <w:pPr>
-        <w:spacing w:after="20"/>
-      </w:pPr>
-      <w:r>
-        <w:t xml:space="preserve"/>
-      </w:r>
-    </w:p>
-    <w:tbl>
-      <w:tblPr>
-        <w:tblW w:type="pct" w:w="100%"/>
-        <w:tblBorders>
-          <w:top w:val="single" w:color="C7D2DD" w:sz="6"/>
-          <w:left w:val="single" w:color="C7D2DD" w:sz="6"/>
-          <w:bottom w:val="single" w:color="C7D2DD" w:sz="6"/>
-          <w:right w:val="single" w:color="C7D2DD" w:sz="6"/>
-          <w:insideH w:val="single" w:color="auto" w:sz="4"/>
-          <w:insideV w:val="single" w:color="auto" w:sz="4"/>
-        </w:tblBorders>
-      </w:tblPr>
-      <w:tblGrid>
-        <w:gridCol w:w="100"/>
-      </w:tblGrid>
-      <w:tr>
-        <w:tc>
-          <w:tcPr>
-            <w:shd w:fill="FBF3E2" w:color="auto" w:val="clear"/>
-            <w:tcMar>
-              <w:top w:type="dxa" w:w="60"/>
-              <w:left w:type="dxa" w:w="120"/>
-              <w:bottom w:type="dxa" w:w="60"/>
-              <w:right w:type="dxa" w:w="120"/>
-            </w:tcMar>
-          </w:tcPr>
-          <w:p>
-            <w:pPr>
-              <w:spacing w:after="0" w:line="320"/>
-            </w:pPr>
-            <w:r>
-              <w:t xml:space="preserve"/>
-            </w:r>
-          </w:p>
-          <w:p>
-            <w:pPr>
-              <w:spacing w:after="0" w:line="320"/>
-            </w:pPr>
-            <w:r>
-              <w:t xml:space="preserve"/>
-            </w:r>
-          </w:p>
-        </w:tc>
-      </w:tr>
-    </w:tbl>
-    <w:p>
-      <w:pPr>
-        <w:keepNext/>
-        <w:spacing w:after="60" w:before="160"/>
-      </w:pPr>
-      <w:r>
-        <w:rPr>
-          <w:b/>
-          <w:bCs/>
-          <w:color w:val="12355B"/>
-          <w:sz w:val="22"/>
-          <w:szCs w:val="22"/>
-        </w:rPr>
-        <w:t xml:space="preserve">4.  </w:t>
-      </w:r>
-      <w:r>
-        <w:rPr>
-          <w:b/>
-          <w:bCs/>
-          <w:sz w:val="21"/>
-          <w:szCs w:val="21"/>
-        </w:rPr>
-        <w:t xml:space="preserve">Track 3 plays (7 + 3) + 5 = 7 + (3 + 5). Only the parentheses moved. Which property is this?</w:t>
-      </w:r>
-    </w:p>
-    <w:p>
-      <w:pPr>
-        <w:spacing w:after="40"/>
-        <w:ind w:left="420"/>
-      </w:pPr>
-      <w:r>
-        <w:rPr>
-          <w:sz w:val="20"/>
-          <w:szCs w:val="20"/>
-        </w:rPr>
-        <w:t xml:space="preserve">A)  Associative Property</w:t>
-      </w:r>
-    </w:p>
-    <w:p>
-      <w:pPr>
-        <w:spacing w:after="40"/>
-        <w:ind w:left="420"/>
-      </w:pPr>
-      <w:r>
-        <w:rPr>
-          <w:sz w:val="20"/>
-          <w:szCs w:val="20"/>
-        </w:rPr>
-        <w:t xml:space="preserve">B)  Commutative Property</w:t>
-      </w:r>
-    </w:p>
-    <w:p>
-      <w:pPr>
-        <w:spacing w:after="40"/>
-        <w:ind w:left="420"/>
-      </w:pPr>
-      <w:r>
-        <w:rPr>
-          <w:sz w:val="20"/>
-          <w:szCs w:val="20"/>
-        </w:rPr>
-        <w:t xml:space="preserve">C)  Distributive Property</w:t>
-      </w:r>
-    </w:p>
-    <w:p>
-      <w:pPr>
-        <w:spacing w:after="40"/>
-        <w:ind w:left="420"/>
-      </w:pPr>
-      <w:r>
-        <w:rPr>
-          <w:sz w:val="20"/>
-          <w:szCs w:val="20"/>
-        </w:rPr>
-        <w:t xml:space="preserve">D)  Identity Property</w:t>
-      </w:r>
-    </w:p>
-    <w:p>
-      <w:pPr>
-        <w:spacing w:after="20"/>
-      </w:pPr>
-      <w:r>
-        <w:t xml:space="preserve"/>
-      </w:r>
-    </w:p>
-    <w:tbl>
-      <w:tblPr>
-        <w:tblW w:type="pct" w:w="100%"/>
-        <w:tblBorders>
-          <w:top w:val="single" w:color="C7D2DD" w:sz="6"/>
-          <w:left w:val="single" w:color="C7D2DD" w:sz="6"/>
-          <w:bottom w:val="single" w:color="C7D2DD" w:sz="6"/>
-          <w:right w:val="single" w:color="C7D2DD" w:sz="6"/>
-          <w:insideH w:val="single" w:color="auto" w:sz="4"/>
-          <w:insideV w:val="single" w:color="auto" w:sz="4"/>
-        </w:tblBorders>
-      </w:tblPr>
-      <w:tblGrid>
-        <w:gridCol w:w="100"/>
-      </w:tblGrid>
-      <w:tr>
-        <w:tc>
-          <w:tcPr>
-            <w:shd w:fill="FBF3E2" w:color="auto" w:val="clear"/>
-            <w:tcMar>
-              <w:top w:type="dxa" w:w="60"/>
-              <w:left w:type="dxa" w:w="120"/>
-              <w:bottom w:type="dxa" w:w="60"/>
-              <w:right w:type="dxa" w:w="120"/>
-            </w:tcMar>
-          </w:tcPr>
-          <w:p>
-            <w:pPr>
-              <w:spacing w:after="0" w:line="320"/>
-            </w:pPr>
-            <w:r>
-              <w:t xml:space="preserve"/>
-            </w:r>
-          </w:p>
-          <w:p>
-            <w:pPr>
-              <w:spacing w:after="0" w:line="320"/>
-            </w:pPr>
-            <w:r>
-              <w:t xml:space="preserve"/>
-            </w:r>
-          </w:p>
-        </w:tc>
-      </w:tr>
-    </w:tbl>
-    <w:p>
-      <w:pPr>
         <w:pStyle w:val="Heading1"/>
         <w:pageBreakBefore/>
         <w:pBdr>
@@ -3319,28 +2909,7 @@
           <w:sz w:val="21"/>
           <w:szCs w:val="21"/>
         </w:rPr>
-        <w:t xml:space="preserve">Coefficient</w:t>
-      </w:r>
-    </w:p>
-    <w:p>
-      <w:pPr>
-        <w:spacing w:after="80"/>
-      </w:pPr>
-      <w:r>
-        <w:rPr>
-          <w:b/>
-          <w:bCs/>
-          <w:sz w:val="21"/>
-          <w:szCs w:val="21"/>
-        </w:rPr>
-        <w:t xml:space="preserve">Notes 6:  </w:t>
-      </w:r>
-      <w:r>
-        <w:rPr>
-          <w:sz w:val="21"/>
-          <w:szCs w:val="21"/>
-        </w:rPr>
-        <w:t xml:space="preserve">Like terms</w:t>
+        <w:t xml:space="preserve">Distributive Property</w:t>
       </w:r>
     </w:p>
     <w:p>
@@ -3419,23 +2988,17 @@
     </w:p>
     <w:p>
       <w:pPr>
-        <w:spacing w:after="80"/>
-      </w:pPr>
-      <w:r>
-        <w:rPr>
-          <w:b/>
-          <w:bCs/>
-          <w:sz w:val="21"/>
-          <w:szCs w:val="21"/>
-        </w:rPr>
-        <w:t xml:space="preserve">1.  </w:t>
-      </w:r>
-      <w:r>
-        <w:rPr>
-          <w:sz w:val="21"/>
-          <w:szCs w:val="21"/>
-        </w:rPr>
-        <w:t xml:space="preserve">A)  Identity Property</w:t>
+        <w:spacing w:after="100"/>
+      </w:pPr>
+      <w:r>
+        <w:rPr>
+          <w:b/>
+          <w:bCs/>
+          <w:color w:val="B97A12"/>
+          <w:sz w:val="20"/>
+          <w:szCs w:val="20"/>
+        </w:rPr>
+        <w:t xml:space="preserve">Watch for this mistake:  </w:t>
       </w:r>
       <w:r>
         <w:rPr>
@@ -3445,7 +3008,23 @@
           <w:sz w:val="19"/>
           <w:szCs w:val="19"/>
         </w:rPr>
-        <w:t xml:space="preserve">  — Adding 0 does not change the value, so this is the Identity Property of Addition.</w:t>
+        <w:t xml:space="preserve">A common mistake in Properties of Operations is applying the commutative property where it does not belong, or confusing it with the associative property. Students often assume 15 − 8 = 8 − 15 (it does not: 7 ≠ −7 — commutative only works for addition and multiplication), or they see parentheses move and call it "associative" even when the numbers inside just swapped places, like (2 + 3) + 4 = (3 + 2) + 4 (that is commutative — the order inside the parentheses changed, not the grouping). Before you label a property, ask: did only the order change (commutative), did only the grouping change (associative), or was a 0 or 1 involved (identity)?</w:t>
+      </w:r>
+    </w:p>
+    <w:p>
+      <w:pPr>
+        <w:pStyle w:val="Heading2"/>
+        <w:spacing w:after="80" w:before="180"/>
+      </w:pPr>
+      <w:r>
+        <w:rPr>
+          <w:b/>
+          <w:bCs/>
+          <w:color w:val="12355B"/>
+          <w:sz w:val="24"/>
+          <w:szCs w:val="24"/>
+        </w:rPr>
+        <w:t xml:space="preserve">Level 1 Support</w:t>
       </w:r>
     </w:p>
     <w:p>
@@ -3459,14 +3038,14 @@
           <w:sz w:val="21"/>
           <w:szCs w:val="21"/>
         </w:rPr>
-        <w:t xml:space="preserve">2.  </w:t>
-      </w:r>
-      <w:r>
-        <w:rPr>
-          <w:sz w:val="21"/>
-          <w:szCs w:val="21"/>
-        </w:rPr>
-        <w:t xml:space="preserve">A)  Commutative Property</w:t>
+        <w:t xml:space="preserve">1.  </w:t>
+      </w:r>
+      <w:r>
+        <w:rPr>
+          <w:sz w:val="21"/>
+          <w:szCs w:val="21"/>
+        </w:rPr>
+        <w:t xml:space="preserve">A)  Identity Property</w:t>
       </w:r>
       <w:r>
         <w:rPr>
@@ -3476,7 +3055,7 @@
           <w:sz w:val="19"/>
           <w:szCs w:val="19"/>
         </w:rPr>
-        <w:t xml:space="preserve">  — Changing the order of factors is the Commutative Property of Multiplication.</w:t>
+        <w:t xml:space="preserve">  — Adding 0 does not change the value, so this is the Identity Property of Addition.</w:t>
       </w:r>
     </w:p>
     <w:p>
@@ -3490,14 +3069,14 @@
           <w:sz w:val="21"/>
           <w:szCs w:val="21"/>
         </w:rPr>
-        <w:t xml:space="preserve">3.  </w:t>
-      </w:r>
-      <w:r>
-        <w:rPr>
-          <w:sz w:val="21"/>
-          <w:szCs w:val="21"/>
-        </w:rPr>
-        <w:t xml:space="preserve">A)  Distributive Property</w:t>
+        <w:t xml:space="preserve">2.  </w:t>
+      </w:r>
+      <w:r>
+        <w:rPr>
+          <w:sz w:val="21"/>
+          <w:szCs w:val="21"/>
+        </w:rPr>
+        <w:t xml:space="preserve">A)  Commutative Property</w:t>
       </w:r>
       <w:r>
         <w:rPr>
@@ -3507,38 +3086,7 @@
           <w:sz w:val="19"/>
           <w:szCs w:val="19"/>
         </w:rPr>
-        <w:t xml:space="preserve">  — Multiplying 5 across both numbers inside the parentheses (5 × 7 and 5 × 2) shows the Distributive Property.</w:t>
-      </w:r>
-    </w:p>
-    <w:p>
-      <w:pPr>
-        <w:spacing w:after="80"/>
-      </w:pPr>
-      <w:r>
-        <w:rPr>
-          <w:b/>
-          <w:bCs/>
-          <w:sz w:val="21"/>
-          <w:szCs w:val="21"/>
-        </w:rPr>
-        <w:t xml:space="preserve">4.  </w:t>
-      </w:r>
-      <w:r>
-        <w:rPr>
-          <w:sz w:val="21"/>
-          <w:szCs w:val="21"/>
-        </w:rPr>
-        <w:t xml:space="preserve">A)  Associative Property</w:t>
-      </w:r>
-      <w:r>
-        <w:rPr>
-          <w:i/>
-          <w:iCs/>
-          <w:color w:val="5F6F80"/>
-          <w:sz w:val="19"/>
-          <w:szCs w:val="19"/>
-        </w:rPr>
-        <w:t xml:space="preserve">  — The grouping (parentheses) changed but the order of the numbers stayed the same, so this is the Associative Property.</w:t>
+        <w:t xml:space="preserve">  — Changing the order of factors is the Commutative Property of Multiplication.</w:t>
       </w:r>
     </w:p>
     <w:p>

--- a/lessons/6-4/downloads/6-4-notes-teacher.docx
+++ b/lessons/6-4/downloads/6-4-notes-teacher.docx
@@ -1247,7 +1247,22 @@
           <w:sz w:val="30"/>
           <w:szCs w:val="30"/>
         </w:rPr>
-        <w:t xml:space="preserve">Worked Example</w:t>
+        <w:t xml:space="preserve">Write About the Math</w:t>
+      </w:r>
+    </w:p>
+    <w:p>
+      <w:pPr>
+        <w:spacing w:after="100"/>
+      </w:pPr>
+      <w:r>
+        <w:rPr>
+          <w:i/>
+          <w:iCs/>
+          <w:color w:val="5F6F80"/>
+          <w:sz w:val="19"/>
+          <w:szCs w:val="19"/>
+        </w:rPr>
+        <w:t xml:space="preserve">Use the support level you need. Every level answers the same math question.</w:t>
       </w:r>
     </w:p>
     <w:p>
@@ -1263,17 +1278,17 @@
           <w:sz w:val="24"/>
           <w:szCs w:val="24"/>
         </w:rPr>
-        <w:t xml:space="preserve">Watch &amp; Read</w:t>
+        <w:t xml:space="preserve">1. Understand the Question</w:t>
       </w:r>
       <w:r>
         <w:rPr>
           <w:i/>
           <w:iCs/>
-          <w:color w:val="1FA6A2"/>
+          <w:color w:val="B97A12"/>
           <w:sz w:val="19"/>
           <w:szCs w:val="19"/>
         </w:rPr>
-        <w:t xml:space="preserve">   I Do — follow along with your teacher</w:t>
+        <w:t xml:space="preserve">   explain</w:t>
       </w:r>
     </w:p>
     <w:tbl>
@@ -1308,25 +1323,44 @@
             </w:pPr>
             <w:r>
               <w:rPr>
+                <w:color w:val="1A2733"/>
+                <w:sz w:val="21"/>
+                <w:szCs w:val="21"/>
+              </w:rPr>
+              <w:t xml:space="preserve">How can you tell the commutative property from the associative property? Use 6 + 9 = 9 + 6 and (3 + 5) + 2 = 3 + (5 + 2) to explain?</w:t>
+            </w:r>
+          </w:p>
+          <w:p>
+            <w:pPr>
+              <w:spacing w:after="0"/>
+            </w:pPr>
+            <w:r>
+              <w:rPr>
                 <w:b/>
                 <w:bCs/>
                 <w:color w:val="12355B"/>
-                <w:sz w:val="22"/>
-                <w:szCs w:val="22"/>
+                <w:sz w:val="20"/>
+                <w:szCs w:val="20"/>
               </w:rPr>
-              <w:t xml:space="preserve">Band Formation</w:t>
-            </w:r>
-          </w:p>
-          <w:p>
-            <w:pPr>
-              <w:spacing w:after="0"/>
-            </w:pPr>
+              <w:t xml:space="preserve">Your job:  </w:t>
+            </w:r>
             <w:r>
               <w:rPr>
-                <w:sz w:val="21"/>
-                <w:szCs w:val="21"/>
+                <w:sz w:val="20"/>
+                <w:szCs w:val="20"/>
               </w:rPr>
-              <w:t xml:space="preserve">You're a band director arranging musicians on stage. You have 3 guitarists, 5 drummers, and 2 keyboard players. Whether you seat the guitarists first or the drummers first, you still have 3 + 5 + 2 = 10 musicians. The order you arrange them doesn't change the total!</w:t>
+              <w:t xml:space="preserve">Answer the question. Use math evidence. Explain how the evidence proves your answer.</w:t>
+            </w:r>
+            <w:r>
+              <w:rPr>
+                <w:i/>
+                <w:iCs/>
+                <w:color w:val="5F6F80"/>
+                <w:sz w:val="18"/>
+                <w:szCs w:val="18"/>
+              </w:rPr>
+              <w:br/>
+              <w:t xml:space="preserve">Responde la pregunta. Usa evidencia matemática. Explica cómo la evidencia demuestra tu respuesta.</w:t>
             </w:r>
           </w:p>
         </w:tc>
@@ -1334,94 +1368,6 @@
     </w:tbl>
     <w:p>
       <w:pPr>
-        <w:spacing w:after="80"/>
-      </w:pPr>
-      <w:r>
-        <w:t xml:space="preserve"/>
-      </w:r>
-    </w:p>
-    <w:p>
-      <w:pPr>
-        <w:spacing w:after="50" w:before="60"/>
-      </w:pPr>
-      <w:r>
-        <w:rPr>
-          <w:b/>
-          <w:bCs/>
-          <w:color w:val="12355B"/>
-          <w:sz w:val="21"/>
-          <w:szCs w:val="21"/>
-        </w:rPr>
-        <w:t xml:space="preserve">Think about:</w:t>
-      </w:r>
-    </w:p>
-    <w:p>
-      <w:pPr>
-        <w:spacing w:after="40"/>
-        <w:ind w:left="300"/>
-      </w:pPr>
-      <w:r>
-        <w:rPr>
-          <w:sz w:val="20"/>
-          <w:szCs w:val="20"/>
-        </w:rPr>
-        <w:t xml:space="preserve">•  Does the order you add the musicians change the total?</w:t>
-      </w:r>
-    </w:p>
-    <w:p>
-      <w:pPr>
-        <w:spacing w:after="40"/>
-        <w:ind w:left="300"/>
-      </w:pPr>
-      <w:r>
-        <w:rPr>
-          <w:sz w:val="20"/>
-          <w:szCs w:val="20"/>
-        </w:rPr>
-        <w:t xml:space="preserve">•  What if you group different sections together first — does the total change?</w:t>
-      </w:r>
-    </w:p>
-    <w:p>
-      <w:pPr>
-        <w:spacing w:after="40"/>
-        <w:ind w:left="300"/>
-      </w:pPr>
-      <w:r>
-        <w:rPr>
-          <w:sz w:val="20"/>
-          <w:szCs w:val="20"/>
-        </w:rPr>
-        <w:t xml:space="preserve">•  What happens when you add 0 musicians to a group?</w:t>
-      </w:r>
-    </w:p>
-    <w:p>
-      <w:pPr>
-        <w:spacing w:after="40"/>
-        <w:ind w:left="300"/>
-      </w:pPr>
-      <w:r>
-        <w:rPr>
-          <w:sz w:val="20"/>
-          <w:szCs w:val="20"/>
-        </w:rPr>
-        <w:t xml:space="preserve">•  Do these same rules work for subtraction or division?</w:t>
-      </w:r>
-    </w:p>
-    <w:p>
-      <w:pPr>
-        <w:spacing w:after="40"/>
-        <w:ind w:left="300"/>
-      </w:pPr>
-      <w:r>
-        <w:rPr>
-          <w:sz w:val="20"/>
-          <w:szCs w:val="20"/>
-        </w:rPr>
-        <w:t xml:space="preserve">•  Can rearranging terms help make mental math easier?</w:t>
-      </w:r>
-    </w:p>
-    <w:p>
-      <w:pPr>
         <w:pStyle w:val="Heading2"/>
         <w:spacing w:after="80" w:before="180"/>
       </w:pPr>
@@ -1433,7 +1379,7 @@
           <w:sz w:val="24"/>
           <w:szCs w:val="24"/>
         </w:rPr>
-        <w:t xml:space="preserve">Solved Example</w:t>
+        <w:t xml:space="preserve">2. Plan Your Math Words</w:t>
       </w:r>
       <w:r>
         <w:rPr>
@@ -1443,150 +1389,299 @@
           <w:sz w:val="19"/>
           <w:szCs w:val="19"/>
         </w:rPr>
-        <w:t xml:space="preserve">   I Do — watch each step</w:t>
-      </w:r>
-    </w:p>
-    <w:p>
-      <w:pPr>
-        <w:keepNext/>
-        <w:spacing w:after="40"/>
-      </w:pPr>
-      <w:r>
-        <w:rPr>
-          <w:b/>
-          <w:bCs/>
-          <w:color w:val="12355B"/>
-          <w:sz w:val="21"/>
-          <w:szCs w:val="21"/>
-        </w:rPr>
-        <w:t xml:space="preserve">Problem:  </w:t>
-      </w:r>
-      <w:r>
-        <w:rPr>
-          <w:sz w:val="21"/>
-          <w:szCs w:val="21"/>
-        </w:rPr>
-        <w:t xml:space="preserve">Which property is shown? 5 + 13 = 13 + 5</w:t>
-      </w:r>
-    </w:p>
-    <w:p>
-      <w:pPr>
-        <w:spacing w:after="30"/>
-        <w:ind w:left="420"/>
-      </w:pPr>
-      <w:r>
-        <w:rPr>
+        <w:t xml:space="preserve">   check at least two</w:t>
+      </w:r>
+    </w:p>
+    <w:p>
+      <w:pPr>
+        <w:spacing w:after="60"/>
+      </w:pPr>
+      <w:r>
+        <w:rPr>
+          <w:b/>
+          <w:bCs/>
+          <w:color w:val="1FA6A2"/>
+          <w:sz w:val="22"/>
+          <w:szCs w:val="22"/>
+        </w:rPr>
+        <w:t xml:space="preserve">☐  </w:t>
+      </w:r>
+      <w:r>
+        <w:rPr>
+          <w:b/>
+          <w:bCs/>
+          <w:color w:val="12355B"/>
           <w:sz w:val="20"/>
           <w:szCs w:val="20"/>
         </w:rPr>
-        <w:t xml:space="preserve">A)  Commutative Property</w:t>
-      </w:r>
-    </w:p>
-    <w:p>
-      <w:pPr>
-        <w:spacing w:after="30"/>
-        <w:ind w:left="420"/>
-      </w:pPr>
+        <w:t xml:space="preserve">Commutative Property — </w:t>
+      </w:r>
       <w:r>
         <w:rPr>
           <w:sz w:val="20"/>
           <w:szCs w:val="20"/>
         </w:rPr>
-        <w:t xml:space="preserve">B)  Associative Property</w:t>
-      </w:r>
-    </w:p>
-    <w:p>
-      <w:pPr>
-        <w:spacing w:after="30"/>
-        <w:ind w:left="420"/>
-      </w:pPr>
-      <w:r>
-        <w:rPr>
+        <w:t xml:space="preserve">You can change the order and get the same answer.</w:t>
+      </w:r>
+      <w:r>
+        <w:rPr>
+          <w:i/>
+          <w:iCs/>
+          <w:color w:val="5F6F80"/>
+          <w:sz w:val="18"/>
+          <w:szCs w:val="18"/>
+        </w:rPr>
+        <w:br/>
+        <w:t xml:space="preserve">Propiedad conmutativa — Puedes cambiar el orden y obtener la misma respuesta.</w:t>
+      </w:r>
+    </w:p>
+    <w:p>
+      <w:pPr>
+        <w:spacing w:after="60"/>
+      </w:pPr>
+      <w:r>
+        <w:rPr>
+          <w:b/>
+          <w:bCs/>
+          <w:color w:val="1FA6A2"/>
+          <w:sz w:val="22"/>
+          <w:szCs w:val="22"/>
+        </w:rPr>
+        <w:t xml:space="preserve">☐  </w:t>
+      </w:r>
+      <w:r>
+        <w:rPr>
+          <w:b/>
+          <w:bCs/>
+          <w:color w:val="12355B"/>
           <w:sz w:val="20"/>
           <w:szCs w:val="20"/>
         </w:rPr>
-        <w:t xml:space="preserve">C)  Identity Property</w:t>
-      </w:r>
-    </w:p>
-    <w:p>
-      <w:pPr>
-        <w:spacing w:after="30"/>
-        <w:ind w:left="420"/>
-      </w:pPr>
+        <w:t xml:space="preserve">Associative Property — </w:t>
+      </w:r>
       <w:r>
         <w:rPr>
           <w:sz w:val="20"/>
           <w:szCs w:val="20"/>
         </w:rPr>
-        <w:t xml:space="preserve">D)  Distributive Property</w:t>
-      </w:r>
-    </w:p>
-    <w:p>
-      <w:pPr>
-        <w:spacing w:after="20" w:before="50"/>
+        <w:t xml:space="preserve">You can change the grouping and get the same answer.</w:t>
+      </w:r>
+      <w:r>
+        <w:rPr>
+          <w:i/>
+          <w:iCs/>
+          <w:color w:val="5F6F80"/>
+          <w:sz w:val="18"/>
+          <w:szCs w:val="18"/>
+        </w:rPr>
+        <w:br/>
+        <w:t xml:space="preserve">Propiedad asociativa — Puedes cambiar la agrupación y obtener la misma respuesta.</w:t>
+      </w:r>
+    </w:p>
+    <w:p>
+      <w:pPr>
+        <w:spacing w:after="60"/>
       </w:pPr>
       <w:r>
         <w:rPr>
           <w:b/>
           <w:bCs/>
           <w:color w:val="1FA6A2"/>
-          <w:sz w:val="21"/>
-          <w:szCs w:val="21"/>
-        </w:rPr>
-        <w:t xml:space="preserve">Step 1:  </w:t>
-      </w:r>
-      <w:r>
-        <w:rPr>
-          <w:sz w:val="21"/>
-          <w:szCs w:val="21"/>
-        </w:rPr>
-        <w:t xml:space="preserve">The order of the addends changed, so this is the Commutative Property of Addition.</w:t>
-      </w:r>
-    </w:p>
-    <w:p>
-      <w:pPr>
-        <w:spacing w:after="40" w:before="60"/>
-      </w:pPr>
-      <w:r>
-        <w:rPr>
-          <w:b/>
-          <w:bCs/>
-          <w:color w:val="12355B"/>
-          <w:sz w:val="21"/>
-          <w:szCs w:val="21"/>
-        </w:rPr>
-        <w:t xml:space="preserve">Answer:  </w:t>
-      </w:r>
-      <w:r>
-        <w:rPr>
-          <w:b/>
-          <w:bCs/>
-          <w:sz w:val="21"/>
-          <w:szCs w:val="21"/>
-        </w:rPr>
-        <w:t xml:space="preserve">A. Commutative Property</w:t>
-      </w:r>
-    </w:p>
-    <w:p>
-      <w:pPr>
-        <w:pStyle w:val="Heading1"/>
-        <w:pageBreakBefore/>
-        <w:pBdr>
-          <w:bottom w:val="single" w:color="1FA6A2" w:sz="14" w:space="6"/>
-        </w:pBdr>
-        <w:spacing w:after="140" w:before="0"/>
-      </w:pPr>
-      <w:r>
-        <w:rPr>
-          <w:b/>
-          <w:bCs/>
-          <w:color w:val="12355B"/>
-          <w:sz w:val="30"/>
-          <w:szCs w:val="30"/>
-        </w:rPr>
-        <w:t xml:space="preserve">Guided Practice</w:t>
-      </w:r>
-    </w:p>
+          <w:sz w:val="22"/>
+          <w:szCs w:val="22"/>
+        </w:rPr>
+        <w:t xml:space="preserve">☐  </w:t>
+      </w:r>
+      <w:r>
+        <w:rPr>
+          <w:b/>
+          <w:bCs/>
+          <w:color w:val="12355B"/>
+          <w:sz w:val="20"/>
+          <w:szCs w:val="20"/>
+        </w:rPr>
+        <w:t xml:space="preserve">Identity Property — </w:t>
+      </w:r>
+      <w:r>
+        <w:rPr>
+          <w:sz w:val="20"/>
+          <w:szCs w:val="20"/>
+        </w:rPr>
+        <w:t xml:space="preserve">Adding 0 or multiplying by 1 keeps the same value.</w:t>
+      </w:r>
+      <w:r>
+        <w:rPr>
+          <w:i/>
+          <w:iCs/>
+          <w:color w:val="5F6F80"/>
+          <w:sz w:val="18"/>
+          <w:szCs w:val="18"/>
+        </w:rPr>
+        <w:br/>
+        <w:t xml:space="preserve">Propiedad de identidad — Sumar 0 o multiplicar por 1 mantiene el mismo valor.</w:t>
+      </w:r>
+    </w:p>
+    <w:p>
+      <w:pPr>
+        <w:spacing w:after="60"/>
+      </w:pPr>
+      <w:r>
+        <w:rPr>
+          <w:b/>
+          <w:bCs/>
+          <w:color w:val="1FA6A2"/>
+          <w:sz w:val="22"/>
+          <w:szCs w:val="22"/>
+        </w:rPr>
+        <w:t xml:space="preserve">☐  </w:t>
+      </w:r>
+      <w:r>
+        <w:rPr>
+          <w:b/>
+          <w:bCs/>
+          <w:color w:val="12355B"/>
+          <w:sz w:val="20"/>
+          <w:szCs w:val="20"/>
+        </w:rPr>
+        <w:t xml:space="preserve">Property — </w:t>
+      </w:r>
+      <w:r>
+        <w:rPr>
+          <w:sz w:val="20"/>
+          <w:szCs w:val="20"/>
+        </w:rPr>
+        <w:t xml:space="preserve">A rule that is always true in math.</w:t>
+      </w:r>
+      <w:r>
+        <w:rPr>
+          <w:i/>
+          <w:iCs/>
+          <w:color w:val="5F6F80"/>
+          <w:sz w:val="18"/>
+          <w:szCs w:val="18"/>
+        </w:rPr>
+        <w:br/>
+        <w:t xml:space="preserve">Propiedad — Una regla que siempre es verdadera en matemáticas.</w:t>
+      </w:r>
+    </w:p>
+    <w:p>
+      <w:pPr>
+        <w:spacing w:after="60"/>
+      </w:pPr>
+      <w:r>
+        <w:rPr>
+          <w:b/>
+          <w:bCs/>
+          <w:color w:val="1FA6A2"/>
+          <w:sz w:val="22"/>
+          <w:szCs w:val="22"/>
+        </w:rPr>
+        <w:t xml:space="preserve">☐  </w:t>
+      </w:r>
+      <w:r>
+        <w:rPr>
+          <w:b/>
+          <w:bCs/>
+          <w:color w:val="12355B"/>
+          <w:sz w:val="20"/>
+          <w:szCs w:val="20"/>
+        </w:rPr>
+        <w:t xml:space="preserve">Distributive Property — </w:t>
+      </w:r>
+      <w:r>
+        <w:rPr>
+          <w:sz w:val="20"/>
+          <w:szCs w:val="20"/>
+        </w:rPr>
+        <w:t xml:space="preserve">You can multiply a number by each part inside the parentheses, then add.</w:t>
+      </w:r>
+      <w:r>
+        <w:rPr>
+          <w:i/>
+          <w:iCs/>
+          <w:color w:val="5F6F80"/>
+          <w:sz w:val="18"/>
+          <w:szCs w:val="18"/>
+        </w:rPr>
+        <w:br/>
+        <w:t xml:space="preserve">Propiedad distributiva — Puedes multiplicar un número por cada parte dentro del paréntesis y luego sumar.</w:t>
+      </w:r>
+    </w:p>
+    <w:tbl>
+      <w:tblPr>
+        <w:tblW w:type="pct" w:w="100%"/>
+        <w:tblBorders>
+          <w:top w:val="single" w:color="1FA6A2" w:sz="8"/>
+          <w:left w:val="single" w:color="1FA6A2" w:sz="8"/>
+          <w:bottom w:val="single" w:color="1FA6A2" w:sz="8"/>
+          <w:right w:val="single" w:color="1FA6A2" w:sz="8"/>
+          <w:insideH w:val="single" w:color="auto" w:sz="4"/>
+          <w:insideV w:val="single" w:color="auto" w:sz="4"/>
+        </w:tblBorders>
+      </w:tblPr>
+      <w:tblGrid>
+        <w:gridCol w:w="100"/>
+      </w:tblGrid>
+      <w:tr>
+        <w:tc>
+          <w:tcPr>
+            <w:shd w:fill="F7FFFD" w:color="auto" w:val="clear"/>
+            <w:tcMar>
+              <w:top w:type="dxa" w:w="120"/>
+              <w:left w:type="dxa" w:w="180"/>
+              <w:bottom w:type="dxa" w:w="120"/>
+              <w:right w:type="dxa" w:w="180"/>
+            </w:tcMar>
+          </w:tcPr>
+          <w:p>
+            <w:pPr>
+              <w:spacing w:after="50"/>
+            </w:pPr>
+            <w:r>
+              <w:rPr>
+                <w:b/>
+                <w:bCs/>
+                <w:color w:val="1FA6A2"/>
+                <w:sz w:val="20"/>
+                <w:szCs w:val="20"/>
+              </w:rPr>
+              <w:t xml:space="preserve">Say it first:  </w:t>
+            </w:r>
+            <w:r>
+              <w:rPr>
+                <w:sz w:val="20"/>
+                <w:szCs w:val="20"/>
+              </w:rPr>
+              <w:t xml:space="preserve">Say your idea to a partner or quietly to yourself before you write.</w:t>
+            </w:r>
+          </w:p>
+          <w:p>
+            <w:pPr>
+              <w:spacing w:after="60"/>
+            </w:pPr>
+            <w:r>
+              <w:rPr>
+                <w:color w:val="1A2733"/>
+                <w:sz w:val="21"/>
+                <w:szCs w:val="21"/>
+              </w:rPr>
+              <w:t xml:space="preserve">The ___ property changes the order, like 6 + 9 = 9 + 6.</w:t>
+            </w:r>
+            <w:r>
+              <w:rPr>
+                <w:i/>
+                <w:iCs/>
+                <w:color w:val="5F6F80"/>
+                <w:sz w:val="19"/>
+                <w:szCs w:val="19"/>
+              </w:rPr>
+              <w:br/>
+              <w:t xml:space="preserve">La propiedad ___ cambia el orden, como 6 + 9 = 9 + 6.</w:t>
+            </w:r>
+          </w:p>
+        </w:tc>
+      </w:tr>
+    </w:tbl>
     <w:p>
       <w:pPr>
         <w:pStyle w:val="Heading2"/>
@@ -1600,181 +1695,17 @@
           <w:sz w:val="24"/>
           <w:szCs w:val="24"/>
         </w:rPr>
-        <w:t xml:space="preserve">Solve Together</w:t>
+        <w:t xml:space="preserve">3. Build Your Explanation</w:t>
       </w:r>
       <w:r>
         <w:rPr>
           <w:i/>
           <w:iCs/>
-          <w:color w:val="6B4FA0"/>
+          <w:color w:val="B97A12"/>
           <w:sz w:val="19"/>
           <w:szCs w:val="19"/>
         </w:rPr>
-        <w:t xml:space="preserve">   We Do — work with your class</w:t>
-      </w:r>
-    </w:p>
-    <w:p>
-      <w:pPr>
-        <w:keepNext/>
-        <w:spacing w:after="40" w:before="40"/>
-      </w:pPr>
-      <w:r>
-        <w:rPr>
-          <w:b/>
-          <w:bCs/>
-          <w:color w:val="12355B"/>
-          <w:sz w:val="21"/>
-          <w:szCs w:val="21"/>
-        </w:rPr>
-        <w:t xml:space="preserve">Problem:  </w:t>
-      </w:r>
-      <w:r>
-        <w:rPr>
-          <w:sz w:val="21"/>
-          <w:szCs w:val="21"/>
-        </w:rPr>
-        <w:t xml:space="preserve">Which property is shown? (6 × 3) × 2 = 6 × (3 × 2)</w:t>
-      </w:r>
-    </w:p>
-    <w:p>
-      <w:pPr>
-        <w:spacing w:after="30"/>
-        <w:ind w:left="420"/>
-      </w:pPr>
-      <w:r>
-        <w:rPr>
-          <w:sz w:val="20"/>
-          <w:szCs w:val="20"/>
-        </w:rPr>
-        <w:t xml:space="preserve">A)  Associative Property</w:t>
-      </w:r>
-    </w:p>
-    <w:p>
-      <w:pPr>
-        <w:spacing w:after="30"/>
-        <w:ind w:left="420"/>
-      </w:pPr>
-      <w:r>
-        <w:rPr>
-          <w:sz w:val="20"/>
-          <w:szCs w:val="20"/>
-        </w:rPr>
-        <w:t xml:space="preserve">B)  Commutative Property</w:t>
-      </w:r>
-    </w:p>
-    <w:p>
-      <w:pPr>
-        <w:spacing w:after="30"/>
-        <w:ind w:left="420"/>
-      </w:pPr>
-      <w:r>
-        <w:rPr>
-          <w:sz w:val="20"/>
-          <w:szCs w:val="20"/>
-        </w:rPr>
-        <w:t xml:space="preserve">C)  Identity Property</w:t>
-      </w:r>
-    </w:p>
-    <w:p>
-      <w:pPr>
-        <w:spacing w:after="30"/>
-        <w:ind w:left="420"/>
-      </w:pPr>
-      <w:r>
-        <w:rPr>
-          <w:sz w:val="20"/>
-          <w:szCs w:val="20"/>
-        </w:rPr>
-        <w:t xml:space="preserve">D)  Distributive Property</w:t>
-      </w:r>
-    </w:p>
-    <w:p>
-      <w:pPr>
-        <w:keepNext/>
-        <w:spacing w:after="0" w:before="50"/>
-      </w:pPr>
-      <w:r>
-        <w:rPr>
-          <w:b/>
-          <w:bCs/>
-          <w:color w:val="6B4FA0"/>
-          <w:sz w:val="21"/>
-          <w:szCs w:val="21"/>
-        </w:rPr>
-        <w:t xml:space="preserve">Step 1:</w:t>
-      </w:r>
-    </w:p>
-    <w:p>
-      <w:pPr>
-        <w:pBdr>
-          <w:bottom w:val="single" w:color="AFBECC" w:sz="6"/>
-        </w:pBdr>
-        <w:spacing w:after="30" w:before="150"/>
-      </w:pPr>
-      <w:r>
-        <w:t xml:space="preserve"/>
-      </w:r>
-    </w:p>
-    <w:p>
-      <w:pPr>
-        <w:keepNext/>
-        <w:spacing w:after="0" w:before="50"/>
-      </w:pPr>
-      <w:r>
-        <w:rPr>
-          <w:b/>
-          <w:bCs/>
-          <w:color w:val="6B4FA0"/>
-          <w:sz w:val="21"/>
-          <w:szCs w:val="21"/>
-        </w:rPr>
-        <w:t xml:space="preserve">Step 2:</w:t>
-      </w:r>
-    </w:p>
-    <w:p>
-      <w:pPr>
-        <w:pBdr>
-          <w:bottom w:val="single" w:color="AFBECC" w:sz="6"/>
-        </w:pBdr>
-        <w:spacing w:after="30" w:before="150"/>
-      </w:pPr>
-      <w:r>
-        <w:t xml:space="preserve"/>
-      </w:r>
-    </w:p>
-    <w:p>
-      <w:pPr>
-        <w:keepNext/>
-        <w:spacing w:after="0" w:before="60"/>
-      </w:pPr>
-      <w:r>
-        <w:rPr>
-          <w:b/>
-          <w:bCs/>
-          <w:color w:val="12355B"/>
-          <w:sz w:val="21"/>
-          <w:szCs w:val="21"/>
-        </w:rPr>
-        <w:t xml:space="preserve">Answer:</w:t>
-      </w:r>
-    </w:p>
-    <w:p>
-      <w:pPr>
-        <w:pBdr>
-          <w:bottom w:val="single" w:color="AFBECC" w:sz="6"/>
-        </w:pBdr>
-        <w:spacing w:after="30" w:before="150"/>
-      </w:pPr>
-      <w:r>
-        <w:t xml:space="preserve"/>
-      </w:r>
-    </w:p>
-    <w:p>
-      <w:pPr>
-        <w:spacing w:after="80"/>
-      </w:pPr>
-      <w:r>
-        <w:t xml:space="preserve"/>
+        <w:t xml:space="preserve">   choose your support</w:t>
       </w:r>
     </w:p>
     <w:tbl>
@@ -1805,6 +1736,1371 @@
           </w:tcPr>
           <w:p>
             <w:pPr>
+              <w:spacing w:after="50"/>
+            </w:pPr>
+            <w:r>
+              <w:rPr>
+                <w:i/>
+                <w:iCs/>
+                <w:color w:val="5F6F80"/>
+                <w:sz w:val="19"/>
+                <w:szCs w:val="19"/>
+              </w:rPr>
+              <w:t xml:space="preserve">This model shows the parts of an explanation. It does not answer your writing question.</w:t>
+            </w:r>
+          </w:p>
+          <w:p>
+            <w:pPr>
+              <w:spacing w:after="80"/>
+            </w:pPr>
+            <w:r>
+              <w:rPr>
+                <w:b/>
+                <w:bCs/>
+                <w:color w:val="12355B"/>
+                <w:sz w:val="19"/>
+                <w:szCs w:val="19"/>
+              </w:rPr>
+              <w:t xml:space="preserve">Claim:  </w:t>
+            </w:r>
+            <w:r>
+              <w:rPr>
+                <w:sz w:val="19"/>
+                <w:szCs w:val="19"/>
+              </w:rPr>
+              <w:t xml:space="preserve">The commutative property lets you change the order of a sum without changing the total.</w:t>
+            </w:r>
+          </w:p>
+          <w:p>
+            <w:pPr>
+              <w:spacing w:after="80"/>
+            </w:pPr>
+            <w:r>
+              <w:rPr>
+                <w:b/>
+                <w:bCs/>
+                <w:color w:val="12355B"/>
+                <w:sz w:val="19"/>
+                <w:szCs w:val="19"/>
+              </w:rPr>
+              <w:t xml:space="preserve">Evidence:  </w:t>
+            </w:r>
+            <w:r>
+              <w:rPr>
+                <w:sz w:val="19"/>
+                <w:szCs w:val="19"/>
+              </w:rPr>
+              <w:t xml:space="preserve">Students name the commutative property and explain that 3 + 5 + 2 gives 10 in any order because reordering addends does not change the sum.</w:t>
+            </w:r>
+          </w:p>
+          <w:p>
+            <w:pPr>
+              <w:spacing w:after="80"/>
+            </w:pPr>
+            <w:r>
+              <w:rPr>
+                <w:b/>
+                <w:bCs/>
+                <w:color w:val="12355B"/>
+                <w:sz w:val="19"/>
+                <w:szCs w:val="19"/>
+              </w:rPr>
+              <w:t xml:space="preserve">Reasoning:  </w:t>
+            </w:r>
+            <w:r>
+              <w:rPr>
+                <w:sz w:val="19"/>
+                <w:szCs w:val="19"/>
+              </w:rPr>
+              <w:t xml:space="preserve">This evidence connects the definition of commutative property to the mathematical claim.</w:t>
+            </w:r>
+          </w:p>
+        </w:tc>
+      </w:tr>
+    </w:tbl>
+    <w:p>
+      <w:pPr>
+        <w:pStyle w:val="Heading2"/>
+        <w:spacing w:after="80" w:before="180"/>
+      </w:pPr>
+      <w:r>
+        <w:rPr>
+          <w:b/>
+          <w:bCs/>
+          <w:color w:val="12355B"/>
+          <w:sz w:val="24"/>
+          <w:szCs w:val="24"/>
+        </w:rPr>
+        <w:t xml:space="preserve">Start</w:t>
+      </w:r>
+      <w:r>
+        <w:rPr>
+          <w:i/>
+          <w:iCs/>
+          <w:color w:val="1FA6A2"/>
+          <w:sz w:val="19"/>
+          <w:szCs w:val="19"/>
+        </w:rPr>
+        <w:t xml:space="preserve">   Most language support</w:t>
+      </w:r>
+    </w:p>
+    <w:p>
+      <w:pPr>
+        <w:spacing w:after="60"/>
+      </w:pPr>
+      <w:r>
+        <w:rPr>
+          <w:color w:val="1A2733"/>
+          <w:sz w:val="21"/>
+          <w:szCs w:val="21"/>
+        </w:rPr>
+        <w:t xml:space="preserve">Complete the frames. Use the word bank.</w:t>
+      </w:r>
+      <w:r>
+        <w:rPr>
+          <w:i/>
+          <w:iCs/>
+          <w:color w:val="5F6F80"/>
+          <w:sz w:val="19"/>
+          <w:szCs w:val="19"/>
+        </w:rPr>
+        <w:br/>
+        <w:t xml:space="preserve">Completa las oraciones. Usa el banco de palabras.</w:t>
+      </w:r>
+    </w:p>
+    <w:p>
+      <w:pPr>
+        <w:spacing w:after="60"/>
+      </w:pPr>
+      <w:r>
+        <w:rPr>
+          <w:color w:val="1A2733"/>
+          <w:sz w:val="21"/>
+          <w:szCs w:val="21"/>
+        </w:rPr>
+        <w:t xml:space="preserve">The ___ property changes the order, like 6 + 9 = 9 + 6.</w:t>
+      </w:r>
+      <w:r>
+        <w:rPr>
+          <w:i/>
+          <w:iCs/>
+          <w:color w:val="5F6F80"/>
+          <w:sz w:val="19"/>
+          <w:szCs w:val="19"/>
+        </w:rPr>
+        <w:br/>
+        <w:t xml:space="preserve">La propiedad ___ cambia el orden, como 6 + 9 = 9 + 6.</w:t>
+      </w:r>
+    </w:p>
+    <w:p>
+      <w:pPr>
+        <w:spacing w:after="60"/>
+      </w:pPr>
+      <w:r>
+        <w:rPr>
+          <w:color w:val="1A2733"/>
+          <w:sz w:val="21"/>
+          <w:szCs w:val="21"/>
+        </w:rPr>
+        <w:t xml:space="preserve">The ___ property changes the grouping because ___.</w:t>
+      </w:r>
+      <w:r>
+        <w:rPr>
+          <w:i/>
+          <w:iCs/>
+          <w:color w:val="5F6F80"/>
+          <w:sz w:val="19"/>
+          <w:szCs w:val="19"/>
+        </w:rPr>
+        <w:br/>
+        <w:t xml:space="preserve">La propiedad ___ cambia la agrupación porque ___.</w:t>
+      </w:r>
+    </w:p>
+    <w:tbl>
+      <w:tblPr>
+        <w:tblW w:type="pct" w:w="100%"/>
+        <w:tblBorders>
+          <w:top w:val="single" w:color="C7D2DD" w:sz="6"/>
+          <w:left w:val="single" w:color="C7D2DD" w:sz="6"/>
+          <w:bottom w:val="single" w:color="C7D2DD" w:sz="6"/>
+          <w:right w:val="single" w:color="C7D2DD" w:sz="6"/>
+          <w:insideH w:val="single" w:color="auto" w:sz="4"/>
+          <w:insideV w:val="single" w:color="auto" w:sz="4"/>
+        </w:tblBorders>
+      </w:tblPr>
+      <w:tblGrid>
+        <w:gridCol w:w="100"/>
+      </w:tblGrid>
+      <w:tr>
+        <w:tc>
+          <w:tcPr>
+            <w:shd w:fill="FBF3E2" w:color="auto" w:val="clear"/>
+            <w:tcMar>
+              <w:top w:type="dxa" w:w="60"/>
+              <w:left w:type="dxa" w:w="120"/>
+              <w:bottom w:type="dxa" w:w="60"/>
+              <w:right w:type="dxa" w:w="120"/>
+            </w:tcMar>
+          </w:tcPr>
+          <w:p>
+            <w:pPr>
+              <w:spacing w:after="0" w:line="320"/>
+            </w:pPr>
+            <w:r>
+              <w:t xml:space="preserve"/>
+            </w:r>
+          </w:p>
+          <w:p>
+            <w:pPr>
+              <w:spacing w:after="0" w:line="320"/>
+            </w:pPr>
+            <w:r>
+              <w:t xml:space="preserve"/>
+            </w:r>
+          </w:p>
+          <w:p>
+            <w:pPr>
+              <w:spacing w:after="0" w:line="320"/>
+            </w:pPr>
+            <w:r>
+              <w:t xml:space="preserve"/>
+            </w:r>
+          </w:p>
+        </w:tc>
+      </w:tr>
+    </w:tbl>
+    <w:p>
+      <w:pPr>
+        <w:pStyle w:val="Heading2"/>
+        <w:spacing w:after="80" w:before="180"/>
+      </w:pPr>
+      <w:r>
+        <w:rPr>
+          <w:b/>
+          <w:bCs/>
+          <w:color w:val="12355B"/>
+          <w:sz w:val="24"/>
+          <w:szCs w:val="24"/>
+        </w:rPr>
+        <w:t xml:space="preserve">Build</w:t>
+      </w:r>
+      <w:r>
+        <w:rPr>
+          <w:i/>
+          <w:iCs/>
+          <w:color w:val="B97A12"/>
+          <w:sz w:val="19"/>
+          <w:szCs w:val="19"/>
+        </w:rPr>
+        <w:t xml:space="preserve">   Some language support</w:t>
+      </w:r>
+    </w:p>
+    <w:p>
+      <w:pPr>
+        <w:spacing w:after="60"/>
+      </w:pPr>
+      <w:r>
+        <w:rPr>
+          <w:color w:val="1A2733"/>
+          <w:sz w:val="21"/>
+          <w:szCs w:val="21"/>
+        </w:rPr>
+        <w:t xml:space="preserve">Write two connected sentences. Use because, so, or but.</w:t>
+      </w:r>
+      <w:r>
+        <w:rPr>
+          <w:i/>
+          <w:iCs/>
+          <w:color w:val="5F6F80"/>
+          <w:sz w:val="19"/>
+          <w:szCs w:val="19"/>
+        </w:rPr>
+        <w:br/>
+        <w:t xml:space="preserve">Escribe dos oraciones conectadas. Usa porque, entonces o pero.</w:t>
+      </w:r>
+    </w:p>
+    <w:p>
+      <w:pPr>
+        <w:spacing w:after="60"/>
+      </w:pPr>
+      <w:r>
+        <w:rPr>
+          <w:color w:val="1A2733"/>
+          <w:sz w:val="21"/>
+          <w:szCs w:val="21"/>
+        </w:rPr>
+        <w:t xml:space="preserve">My claim is ___.</w:t>
+      </w:r>
+      <w:r>
+        <w:rPr>
+          <w:i/>
+          <w:iCs/>
+          <w:color w:val="5F6F80"/>
+          <w:sz w:val="19"/>
+          <w:szCs w:val="19"/>
+        </w:rPr>
+        <w:br/>
+        <w:t xml:space="preserve">Mi afirmación es ___.</w:t>
+      </w:r>
+    </w:p>
+    <w:p>
+      <w:pPr>
+        <w:spacing w:after="60"/>
+      </w:pPr>
+      <w:r>
+        <w:rPr>
+          <w:color w:val="1A2733"/>
+          <w:sz w:val="21"/>
+          <w:szCs w:val="21"/>
+        </w:rPr>
+        <w:t xml:space="preserve">I know because ___.</w:t>
+      </w:r>
+      <w:r>
+        <w:rPr>
+          <w:i/>
+          <w:iCs/>
+          <w:color w:val="5F6F80"/>
+          <w:sz w:val="19"/>
+          <w:szCs w:val="19"/>
+        </w:rPr>
+        <w:br/>
+        <w:t xml:space="preserve">Lo sé porque ___.</w:t>
+      </w:r>
+    </w:p>
+    <w:p>
+      <w:pPr>
+        <w:spacing w:after="60"/>
+      </w:pPr>
+      <w:r>
+        <w:rPr>
+          <w:color w:val="1A2733"/>
+          <w:sz w:val="21"/>
+          <w:szCs w:val="21"/>
+        </w:rPr>
+        <w:t xml:space="preserve">So ___.</w:t>
+      </w:r>
+      <w:r>
+        <w:rPr>
+          <w:i/>
+          <w:iCs/>
+          <w:color w:val="5F6F80"/>
+          <w:sz w:val="19"/>
+          <w:szCs w:val="19"/>
+        </w:rPr>
+        <w:br/>
+        <w:t xml:space="preserve">Entonces ___.</w:t>
+      </w:r>
+    </w:p>
+    <w:tbl>
+      <w:tblPr>
+        <w:tblW w:type="pct" w:w="100%"/>
+        <w:tblBorders>
+          <w:top w:val="single" w:color="C7D2DD" w:sz="6"/>
+          <w:left w:val="single" w:color="C7D2DD" w:sz="6"/>
+          <w:bottom w:val="single" w:color="C7D2DD" w:sz="6"/>
+          <w:right w:val="single" w:color="C7D2DD" w:sz="6"/>
+          <w:insideH w:val="single" w:color="auto" w:sz="4"/>
+          <w:insideV w:val="single" w:color="auto" w:sz="4"/>
+        </w:tblBorders>
+      </w:tblPr>
+      <w:tblGrid>
+        <w:gridCol w:w="100"/>
+      </w:tblGrid>
+      <w:tr>
+        <w:tc>
+          <w:tcPr>
+            <w:shd w:fill="FBF3E2" w:color="auto" w:val="clear"/>
+            <w:tcMar>
+              <w:top w:type="dxa" w:w="60"/>
+              <w:left w:type="dxa" w:w="120"/>
+              <w:bottom w:type="dxa" w:w="60"/>
+              <w:right w:type="dxa" w:w="120"/>
+            </w:tcMar>
+          </w:tcPr>
+          <w:p>
+            <w:pPr>
+              <w:spacing w:after="0" w:line="320"/>
+            </w:pPr>
+            <w:r>
+              <w:t xml:space="preserve"/>
+            </w:r>
+          </w:p>
+          <w:p>
+            <w:pPr>
+              <w:spacing w:after="0" w:line="320"/>
+            </w:pPr>
+            <w:r>
+              <w:t xml:space="preserve"/>
+            </w:r>
+          </w:p>
+          <w:p>
+            <w:pPr>
+              <w:spacing w:after="0" w:line="320"/>
+            </w:pPr>
+            <w:r>
+              <w:t xml:space="preserve"/>
+            </w:r>
+          </w:p>
+        </w:tc>
+      </w:tr>
+    </w:tbl>
+    <w:p>
+      <w:pPr>
+        <w:pStyle w:val="Heading2"/>
+        <w:spacing w:after="80" w:before="180"/>
+      </w:pPr>
+      <w:r>
+        <w:rPr>
+          <w:b/>
+          <w:bCs/>
+          <w:color w:val="12355B"/>
+          <w:sz w:val="24"/>
+          <w:szCs w:val="24"/>
+        </w:rPr>
+        <w:t xml:space="preserve">Explain</w:t>
+      </w:r>
+      <w:r>
+        <w:rPr>
+          <w:i/>
+          <w:iCs/>
+          <w:color w:val="B97A12"/>
+          <w:sz w:val="19"/>
+          <w:szCs w:val="19"/>
+        </w:rPr>
+        <w:t xml:space="preserve">   Light language support</w:t>
+      </w:r>
+    </w:p>
+    <w:p>
+      <w:pPr>
+        <w:spacing w:after="60"/>
+      </w:pPr>
+      <w:r>
+        <w:rPr>
+          <w:color w:val="1A2733"/>
+          <w:sz w:val="21"/>
+          <w:szCs w:val="21"/>
+        </w:rPr>
+        <w:t xml:space="preserve">Write a claim, give math evidence, and explain your reasoning.</w:t>
+      </w:r>
+      <w:r>
+        <w:rPr>
+          <w:i/>
+          <w:iCs/>
+          <w:color w:val="5F6F80"/>
+          <w:sz w:val="19"/>
+          <w:szCs w:val="19"/>
+        </w:rPr>
+        <w:br/>
+        <w:t xml:space="preserve">Escribe una afirmación, da evidencia matemática y explica tu razonamiento.</w:t>
+      </w:r>
+    </w:p>
+    <w:p>
+      <w:pPr>
+        <w:spacing w:after="60"/>
+      </w:pPr>
+      <w:r>
+        <w:rPr>
+          <w:color w:val="1A2733"/>
+          <w:sz w:val="21"/>
+          <w:szCs w:val="21"/>
+        </w:rPr>
+        <w:t xml:space="preserve">My claim is ___.</w:t>
+      </w:r>
+      <w:r>
+        <w:rPr>
+          <w:i/>
+          <w:iCs/>
+          <w:color w:val="5F6F80"/>
+          <w:sz w:val="19"/>
+          <w:szCs w:val="19"/>
+        </w:rPr>
+        <w:br/>
+        <w:t xml:space="preserve">Mi afirmación es ___.</w:t>
+      </w:r>
+    </w:p>
+    <w:p>
+      <w:pPr>
+        <w:spacing w:after="60"/>
+      </w:pPr>
+      <w:r>
+        <w:rPr>
+          <w:color w:val="1A2733"/>
+          <w:sz w:val="21"/>
+          <w:szCs w:val="21"/>
+        </w:rPr>
+        <w:t xml:space="preserve">My math evidence is ___.</w:t>
+      </w:r>
+      <w:r>
+        <w:rPr>
+          <w:i/>
+          <w:iCs/>
+          <w:color w:val="5F6F80"/>
+          <w:sz w:val="19"/>
+          <w:szCs w:val="19"/>
+        </w:rPr>
+        <w:br/>
+        <w:t xml:space="preserve">Mi evidencia matemática es ___.</w:t>
+      </w:r>
+    </w:p>
+    <w:p>
+      <w:pPr>
+        <w:spacing w:after="60"/>
+      </w:pPr>
+      <w:r>
+        <w:rPr>
+          <w:color w:val="1A2733"/>
+          <w:sz w:val="21"/>
+          <w:szCs w:val="21"/>
+        </w:rPr>
+        <w:t xml:space="preserve">This proves ___ because ___.</w:t>
+      </w:r>
+      <w:r>
+        <w:rPr>
+          <w:i/>
+          <w:iCs/>
+          <w:color w:val="5F6F80"/>
+          <w:sz w:val="19"/>
+          <w:szCs w:val="19"/>
+        </w:rPr>
+        <w:br/>
+        <w:t xml:space="preserve">Esto demuestra ___ porque ___.</w:t>
+      </w:r>
+    </w:p>
+    <w:tbl>
+      <w:tblPr>
+        <w:tblW w:type="pct" w:w="100%"/>
+        <w:tblBorders>
+          <w:top w:val="single" w:color="C7D2DD" w:sz="6"/>
+          <w:left w:val="single" w:color="C7D2DD" w:sz="6"/>
+          <w:bottom w:val="single" w:color="C7D2DD" w:sz="6"/>
+          <w:right w:val="single" w:color="C7D2DD" w:sz="6"/>
+          <w:insideH w:val="single" w:color="auto" w:sz="4"/>
+          <w:insideV w:val="single" w:color="auto" w:sz="4"/>
+        </w:tblBorders>
+      </w:tblPr>
+      <w:tblGrid>
+        <w:gridCol w:w="100"/>
+      </w:tblGrid>
+      <w:tr>
+        <w:tc>
+          <w:tcPr>
+            <w:shd w:fill="FBF3E2" w:color="auto" w:val="clear"/>
+            <w:tcMar>
+              <w:top w:type="dxa" w:w="60"/>
+              <w:left w:type="dxa" w:w="120"/>
+              <w:bottom w:type="dxa" w:w="60"/>
+              <w:right w:type="dxa" w:w="120"/>
+            </w:tcMar>
+          </w:tcPr>
+          <w:p>
+            <w:pPr>
+              <w:spacing w:after="0" w:line="320"/>
+            </w:pPr>
+            <w:r>
+              <w:t xml:space="preserve"/>
+            </w:r>
+          </w:p>
+          <w:p>
+            <w:pPr>
+              <w:spacing w:after="0" w:line="320"/>
+            </w:pPr>
+            <w:r>
+              <w:t xml:space="preserve"/>
+            </w:r>
+          </w:p>
+          <w:p>
+            <w:pPr>
+              <w:spacing w:after="0" w:line="320"/>
+            </w:pPr>
+            <w:r>
+              <w:t xml:space="preserve"/>
+            </w:r>
+          </w:p>
+          <w:p>
+            <w:pPr>
+              <w:spacing w:after="0" w:line="320"/>
+            </w:pPr>
+            <w:r>
+              <w:t xml:space="preserve"/>
+            </w:r>
+          </w:p>
+          <w:p>
+            <w:pPr>
+              <w:spacing w:after="0" w:line="320"/>
+            </w:pPr>
+            <w:r>
+              <w:t xml:space="preserve"/>
+            </w:r>
+          </w:p>
+        </w:tc>
+      </w:tr>
+    </w:tbl>
+    <w:p>
+      <w:pPr>
+        <w:pStyle w:val="Heading2"/>
+        <w:spacing w:after="80" w:before="180"/>
+      </w:pPr>
+      <w:r>
+        <w:rPr>
+          <w:b/>
+          <w:bCs/>
+          <w:color w:val="12355B"/>
+          <w:sz w:val="24"/>
+          <w:szCs w:val="24"/>
+        </w:rPr>
+        <w:t xml:space="preserve">4. Check Your Explanation</w:t>
+      </w:r>
+      <w:r>
+        <w:rPr>
+          <w:i/>
+          <w:iCs/>
+          <w:color w:val="1FA6A2"/>
+          <w:sz w:val="19"/>
+          <w:szCs w:val="19"/>
+        </w:rPr>
+        <w:t xml:space="preserve">   five quick checks</w:t>
+      </w:r>
+    </w:p>
+    <w:p>
+      <w:pPr>
+        <w:spacing w:after="80"/>
+      </w:pPr>
+      <w:r>
+        <w:rPr>
+          <w:b/>
+          <w:bCs/>
+          <w:color w:val="1FA6A2"/>
+          <w:sz w:val="22"/>
+          <w:szCs w:val="22"/>
+        </w:rPr>
+        <w:t xml:space="preserve">☐  </w:t>
+      </w:r>
+      <w:r>
+        <w:rPr>
+          <w:sz w:val="20"/>
+          <w:szCs w:val="20"/>
+        </w:rPr>
+        <w:t xml:space="preserve">I answered the question.</w:t>
+      </w:r>
+      <w:r>
+        <w:rPr>
+          <w:i/>
+          <w:iCs/>
+          <w:color w:val="5F6F80"/>
+          <w:sz w:val="18"/>
+          <w:szCs w:val="18"/>
+        </w:rPr>
+        <w:br/>
+        <w:t xml:space="preserve">Respondí la pregunta.</w:t>
+      </w:r>
+    </w:p>
+    <w:p>
+      <w:pPr>
+        <w:spacing w:after="80"/>
+      </w:pPr>
+      <w:r>
+        <w:rPr>
+          <w:b/>
+          <w:bCs/>
+          <w:color w:val="1FA6A2"/>
+          <w:sz w:val="22"/>
+          <w:szCs w:val="22"/>
+        </w:rPr>
+        <w:t xml:space="preserve">☐  </w:t>
+      </w:r>
+      <w:r>
+        <w:rPr>
+          <w:sz w:val="20"/>
+          <w:szCs w:val="20"/>
+        </w:rPr>
+        <w:t xml:space="preserve">I used math evidence: numbers, an equation, a model, or a comparison.</w:t>
+      </w:r>
+      <w:r>
+        <w:rPr>
+          <w:i/>
+          <w:iCs/>
+          <w:color w:val="5F6F80"/>
+          <w:sz w:val="18"/>
+          <w:szCs w:val="18"/>
+        </w:rPr>
+        <w:br/>
+        <w:t xml:space="preserve">Usé evidencia matemática: números, una ecuación, un modelo o una comparación.</w:t>
+      </w:r>
+    </w:p>
+    <w:p>
+      <w:pPr>
+        <w:spacing w:after="80"/>
+      </w:pPr>
+      <w:r>
+        <w:rPr>
+          <w:b/>
+          <w:bCs/>
+          <w:color w:val="1FA6A2"/>
+          <w:sz w:val="22"/>
+          <w:szCs w:val="22"/>
+        </w:rPr>
+        <w:t xml:space="preserve">☐  </w:t>
+      </w:r>
+      <w:r>
+        <w:rPr>
+          <w:sz w:val="20"/>
+          <w:szCs w:val="20"/>
+        </w:rPr>
+        <w:t xml:space="preserve">I explained how the evidence proves my answer.</w:t>
+      </w:r>
+      <w:r>
+        <w:rPr>
+          <w:i/>
+          <w:iCs/>
+          <w:color w:val="5F6F80"/>
+          <w:sz w:val="18"/>
+          <w:szCs w:val="18"/>
+        </w:rPr>
+        <w:br/>
+        <w:t xml:space="preserve">Expliqué cómo la evidencia demuestra mi respuesta.</w:t>
+      </w:r>
+    </w:p>
+    <w:p>
+      <w:pPr>
+        <w:spacing w:after="80"/>
+      </w:pPr>
+      <w:r>
+        <w:rPr>
+          <w:b/>
+          <w:bCs/>
+          <w:color w:val="1FA6A2"/>
+          <w:sz w:val="22"/>
+          <w:szCs w:val="22"/>
+        </w:rPr>
+        <w:t xml:space="preserve">☐  </w:t>
+      </w:r>
+      <w:r>
+        <w:rPr>
+          <w:sz w:val="20"/>
+          <w:szCs w:val="20"/>
+        </w:rPr>
+        <w:t xml:space="preserve">I used at least two math words.</w:t>
+      </w:r>
+      <w:r>
+        <w:rPr>
+          <w:i/>
+          <w:iCs/>
+          <w:color w:val="5F6F80"/>
+          <w:sz w:val="18"/>
+          <w:szCs w:val="18"/>
+        </w:rPr>
+        <w:br/>
+        <w:t xml:space="preserve">Usé por lo menos dos palabras matemáticas.</w:t>
+      </w:r>
+    </w:p>
+    <w:p>
+      <w:pPr>
+        <w:spacing w:after="80"/>
+      </w:pPr>
+      <w:r>
+        <w:rPr>
+          <w:b/>
+          <w:bCs/>
+          <w:color w:val="1FA6A2"/>
+          <w:sz w:val="22"/>
+          <w:szCs w:val="22"/>
+        </w:rPr>
+        <w:t xml:space="preserve">☐  </w:t>
+      </w:r>
+      <w:r>
+        <w:rPr>
+          <w:sz w:val="20"/>
+          <w:szCs w:val="20"/>
+        </w:rPr>
+        <w:t xml:space="preserve">I reread complete sentences and punctuation.</w:t>
+      </w:r>
+      <w:r>
+        <w:rPr>
+          <w:i/>
+          <w:iCs/>
+          <w:color w:val="5F6F80"/>
+          <w:sz w:val="18"/>
+          <w:szCs w:val="18"/>
+        </w:rPr>
+        <w:br/>
+        <w:t xml:space="preserve">Volví a leer mis oraciones completas y la puntuación.</w:t>
+      </w:r>
+    </w:p>
+    <w:p>
+      <w:pPr>
+        <w:pStyle w:val="Heading1"/>
+        <w:pageBreakBefore/>
+        <w:pBdr>
+          <w:bottom w:val="single" w:color="1FA6A2" w:sz="14" w:space="6"/>
+        </w:pBdr>
+        <w:spacing w:after="140" w:before="0"/>
+      </w:pPr>
+      <w:r>
+        <w:rPr>
+          <w:b/>
+          <w:bCs/>
+          <w:color w:val="12355B"/>
+          <w:sz w:val="30"/>
+          <w:szCs w:val="30"/>
+        </w:rPr>
+        <w:t xml:space="preserve">Worked Example</w:t>
+      </w:r>
+    </w:p>
+    <w:p>
+      <w:pPr>
+        <w:pStyle w:val="Heading2"/>
+        <w:spacing w:after="80" w:before="180"/>
+      </w:pPr>
+      <w:r>
+        <w:rPr>
+          <w:b/>
+          <w:bCs/>
+          <w:color w:val="12355B"/>
+          <w:sz w:val="24"/>
+          <w:szCs w:val="24"/>
+        </w:rPr>
+        <w:t xml:space="preserve">Watch &amp; Read</w:t>
+      </w:r>
+      <w:r>
+        <w:rPr>
+          <w:i/>
+          <w:iCs/>
+          <w:color w:val="1FA6A2"/>
+          <w:sz w:val="19"/>
+          <w:szCs w:val="19"/>
+        </w:rPr>
+        <w:t xml:space="preserve">   I Do — follow along with your teacher</w:t>
+      </w:r>
+    </w:p>
+    <w:tbl>
+      <w:tblPr>
+        <w:tblW w:type="pct" w:w="100%"/>
+        <w:tblBorders>
+          <w:top w:val="single" w:color="1FA6A2" w:sz="8"/>
+          <w:left w:val="single" w:color="1FA6A2" w:sz="8"/>
+          <w:bottom w:val="single" w:color="1FA6A2" w:sz="8"/>
+          <w:right w:val="single" w:color="1FA6A2" w:sz="8"/>
+          <w:insideH w:val="single" w:color="auto" w:sz="4"/>
+          <w:insideV w:val="single" w:color="auto" w:sz="4"/>
+        </w:tblBorders>
+      </w:tblPr>
+      <w:tblGrid>
+        <w:gridCol w:w="100"/>
+      </w:tblGrid>
+      <w:tr>
+        <w:tc>
+          <w:tcPr>
+            <w:shd w:fill="E6F4F3" w:color="auto" w:val="clear"/>
+            <w:tcMar>
+              <w:top w:type="dxa" w:w="120"/>
+              <w:left w:type="dxa" w:w="180"/>
+              <w:bottom w:type="dxa" w:w="120"/>
+              <w:right w:type="dxa" w:w="180"/>
+            </w:tcMar>
+          </w:tcPr>
+          <w:p>
+            <w:pPr>
+              <w:spacing w:after="60"/>
+            </w:pPr>
+            <w:r>
+              <w:rPr>
+                <w:b/>
+                <w:bCs/>
+                <w:color w:val="12355B"/>
+                <w:sz w:val="22"/>
+                <w:szCs w:val="22"/>
+              </w:rPr>
+              <w:t xml:space="preserve">Band Formation</w:t>
+            </w:r>
+          </w:p>
+          <w:p>
+            <w:pPr>
+              <w:spacing w:after="0"/>
+            </w:pPr>
+            <w:r>
+              <w:rPr>
+                <w:sz w:val="21"/>
+                <w:szCs w:val="21"/>
+              </w:rPr>
+              <w:t xml:space="preserve">You're a band director arranging musicians on stage. You have 3 guitarists, 5 drummers, and 2 keyboard players. Whether you seat the guitarists first or the drummers first, you still have 3 + 5 + 2 = 10 musicians. The order you arrange them doesn't change the total!</w:t>
+            </w:r>
+          </w:p>
+        </w:tc>
+      </w:tr>
+    </w:tbl>
+    <w:p>
+      <w:pPr>
+        <w:spacing w:after="80"/>
+      </w:pPr>
+      <w:r>
+        <w:t xml:space="preserve"/>
+      </w:r>
+    </w:p>
+    <w:p>
+      <w:pPr>
+        <w:spacing w:after="50" w:before="60"/>
+      </w:pPr>
+      <w:r>
+        <w:rPr>
+          <w:b/>
+          <w:bCs/>
+          <w:color w:val="12355B"/>
+          <w:sz w:val="21"/>
+          <w:szCs w:val="21"/>
+        </w:rPr>
+        <w:t xml:space="preserve">Think about:</w:t>
+      </w:r>
+    </w:p>
+    <w:p>
+      <w:pPr>
+        <w:spacing w:after="40"/>
+        <w:ind w:left="300"/>
+      </w:pPr>
+      <w:r>
+        <w:rPr>
+          <w:sz w:val="20"/>
+          <w:szCs w:val="20"/>
+        </w:rPr>
+        <w:t xml:space="preserve">•  Does the order you add the musicians change the total?</w:t>
+      </w:r>
+    </w:p>
+    <w:p>
+      <w:pPr>
+        <w:spacing w:after="40"/>
+        <w:ind w:left="300"/>
+      </w:pPr>
+      <w:r>
+        <w:rPr>
+          <w:sz w:val="20"/>
+          <w:szCs w:val="20"/>
+        </w:rPr>
+        <w:t xml:space="preserve">•  What if you group different sections together first — does the total change?</w:t>
+      </w:r>
+    </w:p>
+    <w:p>
+      <w:pPr>
+        <w:spacing w:after="40"/>
+        <w:ind w:left="300"/>
+      </w:pPr>
+      <w:r>
+        <w:rPr>
+          <w:sz w:val="20"/>
+          <w:szCs w:val="20"/>
+        </w:rPr>
+        <w:t xml:space="preserve">•  What happens when you add 0 musicians to a group?</w:t>
+      </w:r>
+    </w:p>
+    <w:p>
+      <w:pPr>
+        <w:spacing w:after="40"/>
+        <w:ind w:left="300"/>
+      </w:pPr>
+      <w:r>
+        <w:rPr>
+          <w:sz w:val="20"/>
+          <w:szCs w:val="20"/>
+        </w:rPr>
+        <w:t xml:space="preserve">•  Do these same rules work for subtraction or division?</w:t>
+      </w:r>
+    </w:p>
+    <w:p>
+      <w:pPr>
+        <w:spacing w:after="40"/>
+        <w:ind w:left="300"/>
+      </w:pPr>
+      <w:r>
+        <w:rPr>
+          <w:sz w:val="20"/>
+          <w:szCs w:val="20"/>
+        </w:rPr>
+        <w:t xml:space="preserve">•  Can rearranging terms help make mental math easier?</w:t>
+      </w:r>
+    </w:p>
+    <w:p>
+      <w:pPr>
+        <w:pStyle w:val="Heading2"/>
+        <w:spacing w:after="80" w:before="180"/>
+      </w:pPr>
+      <w:r>
+        <w:rPr>
+          <w:b/>
+          <w:bCs/>
+          <w:color w:val="12355B"/>
+          <w:sz w:val="24"/>
+          <w:szCs w:val="24"/>
+        </w:rPr>
+        <w:t xml:space="preserve">Solved Example</w:t>
+      </w:r>
+      <w:r>
+        <w:rPr>
+          <w:i/>
+          <w:iCs/>
+          <w:color w:val="1FA6A2"/>
+          <w:sz w:val="19"/>
+          <w:szCs w:val="19"/>
+        </w:rPr>
+        <w:t xml:space="preserve">   I Do — watch each step</w:t>
+      </w:r>
+    </w:p>
+    <w:p>
+      <w:pPr>
+        <w:keepNext/>
+        <w:spacing w:after="40"/>
+      </w:pPr>
+      <w:r>
+        <w:rPr>
+          <w:b/>
+          <w:bCs/>
+          <w:color w:val="12355B"/>
+          <w:sz w:val="21"/>
+          <w:szCs w:val="21"/>
+        </w:rPr>
+        <w:t xml:space="preserve">Problem:  </w:t>
+      </w:r>
+      <w:r>
+        <w:rPr>
+          <w:sz w:val="21"/>
+          <w:szCs w:val="21"/>
+        </w:rPr>
+        <w:t xml:space="preserve">Which property is shown? 5 + 13 = 13 + 5</w:t>
+      </w:r>
+    </w:p>
+    <w:p>
+      <w:pPr>
+        <w:spacing w:after="30"/>
+        <w:ind w:left="420"/>
+      </w:pPr>
+      <w:r>
+        <w:rPr>
+          <w:sz w:val="20"/>
+          <w:szCs w:val="20"/>
+        </w:rPr>
+        <w:t xml:space="preserve">A)  Commutative Property</w:t>
+      </w:r>
+    </w:p>
+    <w:p>
+      <w:pPr>
+        <w:spacing w:after="30"/>
+        <w:ind w:left="420"/>
+      </w:pPr>
+      <w:r>
+        <w:rPr>
+          <w:sz w:val="20"/>
+          <w:szCs w:val="20"/>
+        </w:rPr>
+        <w:t xml:space="preserve">B)  Associative Property</w:t>
+      </w:r>
+    </w:p>
+    <w:p>
+      <w:pPr>
+        <w:spacing w:after="30"/>
+        <w:ind w:left="420"/>
+      </w:pPr>
+      <w:r>
+        <w:rPr>
+          <w:sz w:val="20"/>
+          <w:szCs w:val="20"/>
+        </w:rPr>
+        <w:t xml:space="preserve">C)  Identity Property</w:t>
+      </w:r>
+    </w:p>
+    <w:p>
+      <w:pPr>
+        <w:spacing w:after="30"/>
+        <w:ind w:left="420"/>
+      </w:pPr>
+      <w:r>
+        <w:rPr>
+          <w:sz w:val="20"/>
+          <w:szCs w:val="20"/>
+        </w:rPr>
+        <w:t xml:space="preserve">D)  Distributive Property</w:t>
+      </w:r>
+    </w:p>
+    <w:p>
+      <w:pPr>
+        <w:spacing w:after="20" w:before="50"/>
+      </w:pPr>
+      <w:r>
+        <w:rPr>
+          <w:b/>
+          <w:bCs/>
+          <w:color w:val="1FA6A2"/>
+          <w:sz w:val="21"/>
+          <w:szCs w:val="21"/>
+        </w:rPr>
+        <w:t xml:space="preserve">Step 1:  </w:t>
+      </w:r>
+      <w:r>
+        <w:rPr>
+          <w:sz w:val="21"/>
+          <w:szCs w:val="21"/>
+        </w:rPr>
+        <w:t xml:space="preserve">The order of the addends changed, so this is the Commutative Property of Addition.</w:t>
+      </w:r>
+    </w:p>
+    <w:p>
+      <w:pPr>
+        <w:spacing w:after="40" w:before="60"/>
+      </w:pPr>
+      <w:r>
+        <w:rPr>
+          <w:b/>
+          <w:bCs/>
+          <w:color w:val="12355B"/>
+          <w:sz w:val="21"/>
+          <w:szCs w:val="21"/>
+        </w:rPr>
+        <w:t xml:space="preserve">Answer:  </w:t>
+      </w:r>
+      <w:r>
+        <w:rPr>
+          <w:b/>
+          <w:bCs/>
+          <w:sz w:val="21"/>
+          <w:szCs w:val="21"/>
+        </w:rPr>
+        <w:t xml:space="preserve">A. Commutative Property</w:t>
+      </w:r>
+    </w:p>
+    <w:p>
+      <w:pPr>
+        <w:pStyle w:val="Heading1"/>
+        <w:pageBreakBefore/>
+        <w:pBdr>
+          <w:bottom w:val="single" w:color="1FA6A2" w:sz="14" w:space="6"/>
+        </w:pBdr>
+        <w:spacing w:after="140" w:before="0"/>
+      </w:pPr>
+      <w:r>
+        <w:rPr>
+          <w:b/>
+          <w:bCs/>
+          <w:color w:val="12355B"/>
+          <w:sz w:val="30"/>
+          <w:szCs w:val="30"/>
+        </w:rPr>
+        <w:t xml:space="preserve">Guided Practice</w:t>
+      </w:r>
+    </w:p>
+    <w:p>
+      <w:pPr>
+        <w:pStyle w:val="Heading2"/>
+        <w:spacing w:after="80" w:before="180"/>
+      </w:pPr>
+      <w:r>
+        <w:rPr>
+          <w:b/>
+          <w:bCs/>
+          <w:color w:val="12355B"/>
+          <w:sz w:val="24"/>
+          <w:szCs w:val="24"/>
+        </w:rPr>
+        <w:t xml:space="preserve">Solve Together</w:t>
+      </w:r>
+      <w:r>
+        <w:rPr>
+          <w:i/>
+          <w:iCs/>
+          <w:color w:val="6B4FA0"/>
+          <w:sz w:val="19"/>
+          <w:szCs w:val="19"/>
+        </w:rPr>
+        <w:t xml:space="preserve">   We Do — work with your class</w:t>
+      </w:r>
+    </w:p>
+    <w:p>
+      <w:pPr>
+        <w:keepNext/>
+        <w:spacing w:after="40" w:before="40"/>
+      </w:pPr>
+      <w:r>
+        <w:rPr>
+          <w:b/>
+          <w:bCs/>
+          <w:color w:val="12355B"/>
+          <w:sz w:val="21"/>
+          <w:szCs w:val="21"/>
+        </w:rPr>
+        <w:t xml:space="preserve">Problem:  </w:t>
+      </w:r>
+      <w:r>
+        <w:rPr>
+          <w:sz w:val="21"/>
+          <w:szCs w:val="21"/>
+        </w:rPr>
+        <w:t xml:space="preserve">Which property is shown? (6 × 3) × 2 = 6 × (3 × 2)</w:t>
+      </w:r>
+    </w:p>
+    <w:p>
+      <w:pPr>
+        <w:spacing w:after="30"/>
+        <w:ind w:left="420"/>
+      </w:pPr>
+      <w:r>
+        <w:rPr>
+          <w:sz w:val="20"/>
+          <w:szCs w:val="20"/>
+        </w:rPr>
+        <w:t xml:space="preserve">A)  Associative Property</w:t>
+      </w:r>
+    </w:p>
+    <w:p>
+      <w:pPr>
+        <w:spacing w:after="30"/>
+        <w:ind w:left="420"/>
+      </w:pPr>
+      <w:r>
+        <w:rPr>
+          <w:sz w:val="20"/>
+          <w:szCs w:val="20"/>
+        </w:rPr>
+        <w:t xml:space="preserve">B)  Commutative Property</w:t>
+      </w:r>
+    </w:p>
+    <w:p>
+      <w:pPr>
+        <w:spacing w:after="30"/>
+        <w:ind w:left="420"/>
+      </w:pPr>
+      <w:r>
+        <w:rPr>
+          <w:sz w:val="20"/>
+          <w:szCs w:val="20"/>
+        </w:rPr>
+        <w:t xml:space="preserve">C)  Identity Property</w:t>
+      </w:r>
+    </w:p>
+    <w:p>
+      <w:pPr>
+        <w:spacing w:after="30"/>
+        <w:ind w:left="420"/>
+      </w:pPr>
+      <w:r>
+        <w:rPr>
+          <w:sz w:val="20"/>
+          <w:szCs w:val="20"/>
+        </w:rPr>
+        <w:t xml:space="preserve">D)  Distributive Property</w:t>
+      </w:r>
+    </w:p>
+    <w:p>
+      <w:pPr>
+        <w:keepNext/>
+        <w:spacing w:after="0" w:before="50"/>
+      </w:pPr>
+      <w:r>
+        <w:rPr>
+          <w:b/>
+          <w:bCs/>
+          <w:color w:val="6B4FA0"/>
+          <w:sz w:val="21"/>
+          <w:szCs w:val="21"/>
+        </w:rPr>
+        <w:t xml:space="preserve">Step 1:</w:t>
+      </w:r>
+    </w:p>
+    <w:p>
+      <w:pPr>
+        <w:pBdr>
+          <w:bottom w:val="single" w:color="AFBECC" w:sz="6"/>
+        </w:pBdr>
+        <w:spacing w:after="30" w:before="150"/>
+      </w:pPr>
+      <w:r>
+        <w:t xml:space="preserve"/>
+      </w:r>
+    </w:p>
+    <w:p>
+      <w:pPr>
+        <w:keepNext/>
+        <w:spacing w:after="0" w:before="50"/>
+      </w:pPr>
+      <w:r>
+        <w:rPr>
+          <w:b/>
+          <w:bCs/>
+          <w:color w:val="6B4FA0"/>
+          <w:sz w:val="21"/>
+          <w:szCs w:val="21"/>
+        </w:rPr>
+        <w:t xml:space="preserve">Step 2:</w:t>
+      </w:r>
+    </w:p>
+    <w:p>
+      <w:pPr>
+        <w:pBdr>
+          <w:bottom w:val="single" w:color="AFBECC" w:sz="6"/>
+        </w:pBdr>
+        <w:spacing w:after="30" w:before="150"/>
+      </w:pPr>
+      <w:r>
+        <w:t xml:space="preserve"/>
+      </w:r>
+    </w:p>
+    <w:p>
+      <w:pPr>
+        <w:keepNext/>
+        <w:spacing w:after="0" w:before="60"/>
+      </w:pPr>
+      <w:r>
+        <w:rPr>
+          <w:b/>
+          <w:bCs/>
+          <w:color w:val="12355B"/>
+          <w:sz w:val="21"/>
+          <w:szCs w:val="21"/>
+        </w:rPr>
+        <w:t xml:space="preserve">Answer:</w:t>
+      </w:r>
+    </w:p>
+    <w:p>
+      <w:pPr>
+        <w:pBdr>
+          <w:bottom w:val="single" w:color="AFBECC" w:sz="6"/>
+        </w:pBdr>
+        <w:spacing w:after="30" w:before="150"/>
+      </w:pPr>
+      <w:r>
+        <w:t xml:space="preserve"/>
+      </w:r>
+    </w:p>
+    <w:p>
+      <w:pPr>
+        <w:spacing w:after="80"/>
+      </w:pPr>
+      <w:r>
+        <w:t xml:space="preserve"/>
+      </w:r>
+    </w:p>
+    <w:tbl>
+      <w:tblPr>
+        <w:tblW w:type="pct" w:w="100%"/>
+        <w:tblBorders>
+          <w:top w:val="single" w:color="BBD0DE" w:sz="8"/>
+          <w:left w:val="single" w:color="BBD0DE" w:sz="8"/>
+          <w:bottom w:val="single" w:color="BBD0DE" w:sz="8"/>
+          <w:right w:val="single" w:color="BBD0DE" w:sz="8"/>
+          <w:insideH w:val="single" w:color="auto" w:sz="4"/>
+          <w:insideV w:val="single" w:color="auto" w:sz="4"/>
+        </w:tblBorders>
+      </w:tblPr>
+      <w:tblGrid>
+        <w:gridCol w:w="100"/>
+      </w:tblGrid>
+      <w:tr>
+        <w:tc>
+          <w:tcPr>
+            <w:shd w:fill="EEF4F8" w:color="auto" w:val="clear"/>
+            <w:tcMar>
+              <w:top w:type="dxa" w:w="120"/>
+              <w:left w:type="dxa" w:w="180"/>
+              <w:bottom w:type="dxa" w:w="120"/>
+              <w:right w:type="dxa" w:w="180"/>
+            </w:tcMar>
+          </w:tcPr>
+          <w:p>
+            <w:pPr>
               <w:spacing w:after="60"/>
             </w:pPr>
             <w:r>
@@ -3125,6 +4421,97 @@
           <w:szCs w:val="19"/>
         </w:rPr>
         <w:t xml:space="preserve">  — The grouping (parentheses) changed but the numbers stayed in the same order, so this is the Associative Property of Addition.</w:t>
+      </w:r>
+    </w:p>
+    <w:p>
+      <w:pPr>
+        <w:pStyle w:val="Heading2"/>
+        <w:spacing w:after="80" w:before="180"/>
+      </w:pPr>
+      <w:r>
+        <w:rPr>
+          <w:b/>
+          <w:bCs/>
+          <w:color w:val="12355B"/>
+          <w:sz w:val="24"/>
+          <w:szCs w:val="24"/>
+        </w:rPr>
+        <w:t xml:space="preserve">Math Writing Criteria</w:t>
+      </w:r>
+    </w:p>
+    <w:p>
+      <w:pPr>
+        <w:spacing w:after="100"/>
+      </w:pPr>
+      <w:r>
+        <w:rPr>
+          <w:i/>
+          <w:iCs/>
+          <w:color w:val="5F6F80"/>
+          <w:sz w:val="19"/>
+          <w:szCs w:val="19"/>
+        </w:rPr>
+        <w:t xml:space="preserve">The support level changes the amount of language scaffolding, not the mathematical expectation.</w:t>
+      </w:r>
+    </w:p>
+    <w:p>
+      <w:pPr>
+        <w:spacing w:after="80"/>
+      </w:pPr>
+      <w:r>
+        <w:rPr>
+          <w:sz w:val="20"/>
+          <w:szCs w:val="20"/>
+        </w:rPr>
+        <w:t xml:space="preserve">☐  I answered the question.</w:t>
+      </w:r>
+    </w:p>
+    <w:p>
+      <w:pPr>
+        <w:spacing w:after="80"/>
+      </w:pPr>
+      <w:r>
+        <w:rPr>
+          <w:sz w:val="20"/>
+          <w:szCs w:val="20"/>
+        </w:rPr>
+        <w:t xml:space="preserve">☐  I used math evidence: numbers, an equation, a model, or a comparison.</w:t>
+      </w:r>
+    </w:p>
+    <w:p>
+      <w:pPr>
+        <w:spacing w:after="80"/>
+      </w:pPr>
+      <w:r>
+        <w:rPr>
+          <w:sz w:val="20"/>
+          <w:szCs w:val="20"/>
+        </w:rPr>
+        <w:t xml:space="preserve">☐  I explained how the evidence proves my answer.</w:t>
+      </w:r>
+    </w:p>
+    <w:p>
+      <w:pPr>
+        <w:spacing w:after="80"/>
+      </w:pPr>
+      <w:r>
+        <w:rPr>
+          <w:sz w:val="20"/>
+          <w:szCs w:val="20"/>
+        </w:rPr>
+        <w:t xml:space="preserve">☐  I used at least two math words.</w:t>
+      </w:r>
+    </w:p>
+    <w:p>
+      <w:pPr>
+        <w:spacing w:after="80"/>
+      </w:pPr>
+      <w:r>
+        <w:rPr>
+          <w:sz w:val="20"/>
+          <w:szCs w:val="20"/>
+        </w:rPr>
+        <w:t xml:space="preserve">☐  I reread complete sentences and punctuation.</w:t>
       </w:r>
     </w:p>
     <w:sectPr>

--- a/lessons/6-4/downloads/6-4-notes-teacher.docx
+++ b/lessons/6-4/downloads/6-4-notes-teacher.docx
@@ -180,7 +180,7 @@
                 <w:sz w:val="20"/>
                 <w:szCs w:val="20"/>
               </w:rPr>
-              <w:t xml:space="preserve">I can evaluate algebraic expressions by substituting values for the variables.</w:t>
+              <w:t xml:space="preserve">I can write numerical expressions from a real situation and evaluate them using the order of operations, including powers.</w:t>
             </w:r>
           </w:p>
           <w:p>
@@ -202,7 +202,7 @@
                 <w:sz w:val="20"/>
                 <w:szCs w:val="20"/>
               </w:rPr>
-              <w:t xml:space="preserve">I can explain my steps using the words variable, expression, evaluate, and substitute.</w:t>
+              <w:t xml:space="preserve">I can explain my steps using the words expression, evaluate, order of operations, base, and exponent.</w:t>
             </w:r>
           </w:p>
         </w:tc>
@@ -351,7 +351,7 @@
                 <w:sz w:val="24"/>
                 <w:szCs w:val="24"/>
               </w:rPr>
-              <w:t xml:space="preserve">Evaluate Expressions</w:t>
+              <w:t xml:space="preserve">Write and Evaluate Numerical Expressions with Exponents</w:t>
             </w:r>
             <w:r>
               <w:rPr>
@@ -361,7 +361,7 @@
                 <w:sz w:val="19"/>
                 <w:szCs w:val="19"/>
               </w:rPr>
-              <w:t xml:space="preserve">   Evaluar expresiones</w:t>
+              <w:t xml:space="preserve">   Escribir y evaluar expresiones numéricas con exponentes</w:t>
             </w:r>
           </w:p>
           <w:p>
@@ -373,7 +373,7 @@
                 <w:sz w:val="21"/>
                 <w:szCs w:val="21"/>
               </w:rPr>
-              <w:t xml:space="preserve">Find the value of an expression by substituting numbers and following the order of operations.</w:t>
+              <w:t xml:space="preserve">Turning a situation into a number sentence without an equal sign, then finding its value in the correct order.</w:t>
             </w:r>
           </w:p>
           <w:p>
@@ -398,7 +398,161 @@
                 <w:sz w:val="18"/>
                 <w:szCs w:val="18"/>
               </w:rPr>
-              <w:t xml:space="preserve">If x = 4, then 3x + 2 = 3(4) + 2 = 14.</w:t>
+              <w:t xml:space="preserve">2 × 15 + 4 × 20 + 8 × 2³ = 174</w:t>
+            </w:r>
+          </w:p>
+        </w:tc>
+      </w:tr>
+    </w:tbl>
+    <w:tbl>
+      <w:tblPr>
+        <w:tblW w:type="pct" w:w="100%"/>
+        <w:tblBorders>
+          <w:top w:val="none" w:color="FFFFFF" w:sz="0"/>
+          <w:left w:val="none" w:color="FFFFFF" w:sz="0"/>
+          <w:bottom w:val="single" w:color="C7D2DD" w:sz="4"/>
+          <w:right w:val="none" w:color="FFFFFF" w:sz="0"/>
+          <w:insideH w:val="none" w:color="FFFFFF" w:sz="0"/>
+          <w:insideV w:val="none" w:color="FFFFFF" w:sz="0"/>
+        </w:tblBorders>
+      </w:tblPr>
+      <w:tblGrid>
+        <w:gridCol w:w="1800"/>
+        <w:gridCol w:w="7560"/>
+      </w:tblGrid>
+      <w:tr>
+        <w:trPr>
+          <w:cantSplit/>
+        </w:trPr>
+        <w:tc>
+          <w:tcPr>
+            <w:tcW w:type="dxa" w:w="1800"/>
+            <w:tcMar>
+              <w:top w:type="dxa" w:w="100"/>
+              <w:left w:type="dxa" w:w="40"/>
+              <w:bottom w:type="dxa" w:w="100"/>
+              <w:right w:type="dxa" w:w="120"/>
+            </w:tcMar>
+            <w:vAlign w:val="center"/>
+          </w:tcPr>
+          <w:p>
+            <w:pPr>
+              <w:spacing w:after="0"/>
+              <w:jc w:val="center"/>
+            </w:pPr>
+            <w:r>
+              <w:drawing>
+                <wp:inline distT="0" distB="0" distL="0" distR="0">
+                  <wp:extent cx="1047750" cy="790575"/>
+                  <wp:effectExtent t="0" r="0" b="0" l="0"/>
+                  <wp:docPr id="1" name="" descr="" title=""/>
+                  <wp:cNvGraphicFramePr>
+                    <a:graphicFrameLocks xmlns:a="http://schemas.openxmlformats.org/drawingml/2006/main" noChangeAspect="1"/>
+                  </wp:cNvGraphicFramePr>
+                  <a:graphic xmlns:a="http://schemas.openxmlformats.org/drawingml/2006/main">
+                    <a:graphicData uri="http://schemas.openxmlformats.org/drawingml/2006/picture">
+                      <pic:pic xmlns:pic="http://schemas.openxmlformats.org/drawingml/2006/picture">
+                        <pic:nvPicPr>
+                          <pic:cNvPr id="0" name="" descr=""/>
+                          <pic:cNvPicPr>
+                            <a:picLocks noChangeAspect="1" noChangeArrowheads="1"/>
+                          </pic:cNvPicPr>
+                        </pic:nvPicPr>
+                        <pic:blipFill>
+                          <a:blip r:embed="rId9" cstate="none"/>
+                          <a:srcRect/>
+                          <a:stretch>
+                            <a:fillRect/>
+                          </a:stretch>
+                        </pic:blipFill>
+                        <pic:spPr bwMode="auto">
+                          <a:xfrm>
+                            <a:off x="0" y="0"/>
+                            <a:ext cx="1047750" cy="790575"/>
+                          </a:xfrm>
+                          <a:prstGeom prst="rect">
+                            <a:avLst/>
+                          </a:prstGeom>
+                        </pic:spPr>
+                      </pic:pic>
+                    </a:graphicData>
+                  </a:graphic>
+                </wp:inline>
+              </w:drawing>
+            </w:r>
+          </w:p>
+        </w:tc>
+        <w:tc>
+          <w:tcPr>
+            <w:tcW w:type="dxa" w:w="7560"/>
+            <w:tcMar>
+              <w:top w:type="dxa" w:w="100"/>
+              <w:left w:type="dxa" w:w="40"/>
+              <w:bottom w:type="dxa" w:w="100"/>
+              <w:right w:type="dxa" w:w="40"/>
+            </w:tcMar>
+            <w:vAlign w:val="center"/>
+          </w:tcPr>
+          <w:p>
+            <w:pPr>
+              <w:spacing w:after="50"/>
+            </w:pPr>
+            <w:r>
+              <w:rPr>
+                <w:b/>
+                <w:bCs/>
+                <w:color w:val="12355B"/>
+                <w:sz w:val="24"/>
+                <w:szCs w:val="24"/>
+              </w:rPr>
+              <w:t xml:space="preserve">Numerical expression</w:t>
+            </w:r>
+            <w:r>
+              <w:rPr>
+                <w:i/>
+                <w:iCs/>
+                <w:color w:val="5F6F80"/>
+                <w:sz w:val="19"/>
+                <w:szCs w:val="19"/>
+              </w:rPr>
+              <w:t xml:space="preserve">   Expresión numérica</w:t>
+            </w:r>
+          </w:p>
+          <w:p>
+            <w:pPr>
+              <w:spacing w:after="40"/>
+            </w:pPr>
+            <w:r>
+              <w:rPr>
+                <w:sz w:val="21"/>
+                <w:szCs w:val="21"/>
+              </w:rPr>
+              <w:t xml:space="preserve">A math phrase built from numbers and operations, with no equal sign and no variable.</w:t>
+            </w:r>
+          </w:p>
+          <w:p>
+            <w:pPr>
+              <w:spacing w:after="0"/>
+            </w:pPr>
+            <w:r>
+              <w:rPr>
+                <w:b/>
+                <w:bCs/>
+                <w:color w:val="1FA6A2"/>
+                <w:sz w:val="18"/>
+                <w:szCs w:val="18"/>
+              </w:rPr>
+              <w:t xml:space="preserve">Example:  </w:t>
+            </w:r>
+            <w:r>
+              <w:rPr>
+                <w:i/>
+                <w:iCs/>
+                <w:color w:val="5F6F80"/>
+                <w:sz w:val="18"/>
+                <w:szCs w:val="18"/>
+              </w:rPr>
+              <w:t xml:space="preserve">4 × 20 is an expression; 4 × 20 = 80 is an equation</w:t>
             </w:r>
           </w:p>
         </w:tc>
@@ -505,7 +659,7 @@
                 <w:sz w:val="24"/>
                 <w:szCs w:val="24"/>
               </w:rPr>
-              <w:t xml:space="preserve">Variable</w:t>
+              <w:t xml:space="preserve">Evaluate</w:t>
             </w:r>
             <w:r>
               <w:rPr>
@@ -515,7 +669,7 @@
                 <w:sz w:val="19"/>
                 <w:szCs w:val="19"/>
               </w:rPr>
-              <w:t xml:space="preserve">   Variable</w:t>
+              <w:t xml:space="preserve">   Evaluar</w:t>
             </w:r>
           </w:p>
           <w:p>
@@ -527,7 +681,7 @@
                 <w:sz w:val="21"/>
                 <w:szCs w:val="21"/>
               </w:rPr>
-              <w:t xml:space="preserve">A letter that stands for a number that is unknown or can change.</w:t>
+              <w:t xml:space="preserve">To find the single value an expression is worth by carrying out its operations in order.</w:t>
             </w:r>
           </w:p>
           <w:p>
@@ -552,7 +706,7 @@
                 <w:sz w:val="18"/>
                 <w:szCs w:val="18"/>
               </w:rPr>
-              <w:t xml:space="preserve">In 3x + 5, x can be any number — if x = 2, the expression equals 11; if x = 10, it equals 35</w:t>
+              <w:t xml:space="preserve">Evaluate 3 + 2 × 4 → 3 + 8 = 11</w:t>
             </w:r>
           </w:p>
         </w:tc>
@@ -659,7 +813,7 @@
                 <w:sz w:val="24"/>
                 <w:szCs w:val="24"/>
               </w:rPr>
-              <w:t xml:space="preserve">Expression</w:t>
+              <w:t xml:space="preserve">Order of operations</w:t>
             </w:r>
             <w:r>
               <w:rPr>
@@ -669,7 +823,7 @@
                 <w:sz w:val="19"/>
                 <w:szCs w:val="19"/>
               </w:rPr>
-              <w:t xml:space="preserve">   Expresión</w:t>
+              <w:t xml:space="preserve">   Orden de las operaciones</w:t>
             </w:r>
           </w:p>
           <w:p>
@@ -681,7 +835,7 @@
                 <w:sz w:val="21"/>
                 <w:szCs w:val="21"/>
               </w:rPr>
-              <w:t xml:space="preserve">A math phrase with numbers and letters, but no equal sign.</w:t>
+              <w:t xml:space="preserve">The agreed order for evaluating: grouping symbols, then exponents, then multiply and divide left to right, then add and subtract left to right.</w:t>
             </w:r>
           </w:p>
           <w:p>
@@ -706,161 +860,7 @@
                 <w:sz w:val="18"/>
                 <w:szCs w:val="18"/>
               </w:rPr>
-              <w:t xml:space="preserve">2n + 7 is an expression: the 2n means '2 times some number' and the + 7 means 'then add 7'</w:t>
-            </w:r>
-          </w:p>
-        </w:tc>
-      </w:tr>
-    </w:tbl>
-    <w:tbl>
-      <w:tblPr>
-        <w:tblW w:type="pct" w:w="100%"/>
-        <w:tblBorders>
-          <w:top w:val="none" w:color="FFFFFF" w:sz="0"/>
-          <w:left w:val="none" w:color="FFFFFF" w:sz="0"/>
-          <w:bottom w:val="single" w:color="C7D2DD" w:sz="4"/>
-          <w:right w:val="none" w:color="FFFFFF" w:sz="0"/>
-          <w:insideH w:val="none" w:color="FFFFFF" w:sz="0"/>
-          <w:insideV w:val="none" w:color="FFFFFF" w:sz="0"/>
-        </w:tblBorders>
-      </w:tblPr>
-      <w:tblGrid>
-        <w:gridCol w:w="1800"/>
-        <w:gridCol w:w="7560"/>
-      </w:tblGrid>
-      <w:tr>
-        <w:trPr>
-          <w:cantSplit/>
-        </w:trPr>
-        <w:tc>
-          <w:tcPr>
-            <w:tcW w:type="dxa" w:w="1800"/>
-            <w:tcMar>
-              <w:top w:type="dxa" w:w="100"/>
-              <w:left w:type="dxa" w:w="40"/>
-              <w:bottom w:type="dxa" w:w="100"/>
-              <w:right w:type="dxa" w:w="120"/>
-            </w:tcMar>
-            <w:vAlign w:val="center"/>
-          </w:tcPr>
-          <w:p>
-            <w:pPr>
-              <w:spacing w:after="0"/>
-              <w:jc w:val="center"/>
-            </w:pPr>
-            <w:r>
-              <w:drawing>
-                <wp:inline distT="0" distB="0" distL="0" distR="0">
-                  <wp:extent cx="1047750" cy="790575"/>
-                  <wp:effectExtent t="0" r="0" b="0" l="0"/>
-                  <wp:docPr id="1" name="" descr="" title=""/>
-                  <wp:cNvGraphicFramePr>
-                    <a:graphicFrameLocks xmlns:a="http://schemas.openxmlformats.org/drawingml/2006/main" noChangeAspect="1"/>
-                  </wp:cNvGraphicFramePr>
-                  <a:graphic xmlns:a="http://schemas.openxmlformats.org/drawingml/2006/main">
-                    <a:graphicData uri="http://schemas.openxmlformats.org/drawingml/2006/picture">
-                      <pic:pic xmlns:pic="http://schemas.openxmlformats.org/drawingml/2006/picture">
-                        <pic:nvPicPr>
-                          <pic:cNvPr id="0" name="" descr=""/>
-                          <pic:cNvPicPr>
-                            <a:picLocks noChangeAspect="1" noChangeArrowheads="1"/>
-                          </pic:cNvPicPr>
-                        </pic:nvPicPr>
-                        <pic:blipFill>
-                          <a:blip r:embed="rId11" cstate="none"/>
-                          <a:srcRect/>
-                          <a:stretch>
-                            <a:fillRect/>
-                          </a:stretch>
-                        </pic:blipFill>
-                        <pic:spPr bwMode="auto">
-                          <a:xfrm>
-                            <a:off x="0" y="0"/>
-                            <a:ext cx="1047750" cy="790575"/>
-                          </a:xfrm>
-                          <a:prstGeom prst="rect">
-                            <a:avLst/>
-                          </a:prstGeom>
-                        </pic:spPr>
-                      </pic:pic>
-                    </a:graphicData>
-                  </a:graphic>
-                </wp:inline>
-              </w:drawing>
-            </w:r>
-          </w:p>
-        </w:tc>
-        <w:tc>
-          <w:tcPr>
-            <w:tcW w:type="dxa" w:w="7560"/>
-            <w:tcMar>
-              <w:top w:type="dxa" w:w="100"/>
-              <w:left w:type="dxa" w:w="40"/>
-              <w:bottom w:type="dxa" w:w="100"/>
-              <w:right w:type="dxa" w:w="40"/>
-            </w:tcMar>
-            <w:vAlign w:val="center"/>
-          </w:tcPr>
-          <w:p>
-            <w:pPr>
-              <w:spacing w:after="50"/>
-            </w:pPr>
-            <w:r>
-              <w:rPr>
-                <w:b/>
-                <w:bCs/>
-                <w:color w:val="12355B"/>
-                <w:sz w:val="24"/>
-                <w:szCs w:val="24"/>
-              </w:rPr>
-              <w:t xml:space="preserve">Evaluate</w:t>
-            </w:r>
-            <w:r>
-              <w:rPr>
-                <w:i/>
-                <w:iCs/>
-                <w:color w:val="5F6F80"/>
-                <w:sz w:val="19"/>
-                <w:szCs w:val="19"/>
-              </w:rPr>
-              <w:t xml:space="preserve">   Evaluar</w:t>
-            </w:r>
-          </w:p>
-          <w:p>
-            <w:pPr>
-              <w:spacing w:after="40"/>
-            </w:pPr>
-            <w:r>
-              <w:rPr>
-                <w:sz w:val="21"/>
-                <w:szCs w:val="21"/>
-              </w:rPr>
-              <w:t xml:space="preserve">To find the value by putting numbers in for the letters.</w:t>
-            </w:r>
-          </w:p>
-          <w:p>
-            <w:pPr>
-              <w:spacing w:after="0"/>
-            </w:pPr>
-            <w:r>
-              <w:rPr>
-                <w:b/>
-                <w:bCs/>
-                <w:color w:val="1FA6A2"/>
-                <w:sz w:val="18"/>
-                <w:szCs w:val="18"/>
-              </w:rPr>
-              <w:t xml:space="preserve">Example:  </w:t>
-            </w:r>
-            <w:r>
-              <w:rPr>
-                <w:i/>
-                <w:iCs/>
-                <w:color w:val="5F6F80"/>
-                <w:sz w:val="18"/>
-                <w:szCs w:val="18"/>
-              </w:rPr>
-              <w:t xml:space="preserve">Evaluate 2n + 7 when n = 4: replace n with 4 → 2(4) + 7 = 8 + 7 = 15</w:t>
+              <w:t xml:space="preserve">3 + 4 × 2² → 3 + 4 × 4 → 3 + 16 = 19</w:t>
             </w:r>
           </w:p>
         </w:tc>
@@ -967,7 +967,7 @@
                 <w:sz w:val="24"/>
                 <w:szCs w:val="24"/>
               </w:rPr>
-              <w:t xml:space="preserve">Substitute</w:t>
+              <w:t xml:space="preserve">Power</w:t>
             </w:r>
             <w:r>
               <w:rPr>
@@ -977,7 +977,7 @@
                 <w:sz w:val="19"/>
                 <w:szCs w:val="19"/>
               </w:rPr>
-              <w:t xml:space="preserve">   Sustituir</w:t>
+              <w:t xml:space="preserve">   Potencia</w:t>
             </w:r>
           </w:p>
           <w:p>
@@ -989,7 +989,7 @@
                 <w:sz w:val="21"/>
                 <w:szCs w:val="21"/>
               </w:rPr>
-              <w:t xml:space="preserve">To put a number in place of a letter.</w:t>
+              <w:t xml:space="preserve">A short way to write repeated multiplication of the same factor, such as 2³ for 2 × 2 × 2.</w:t>
             </w:r>
           </w:p>
           <w:p>
@@ -1014,7 +1014,7 @@
                 <w:sz w:val="18"/>
                 <w:szCs w:val="18"/>
               </w:rPr>
-              <w:t xml:space="preserve">Substitute 3 for x in 5x: replace x with 3 → 5(3) = 15</w:t>
+              <w:t xml:space="preserve">2³ = 2 × 2 × 2 = 8</w:t>
             </w:r>
           </w:p>
         </w:tc>
@@ -1121,7 +1121,7 @@
                 <w:sz w:val="24"/>
                 <w:szCs w:val="24"/>
               </w:rPr>
-              <w:t xml:space="preserve">Coefficient</w:t>
+              <w:t xml:space="preserve">Base</w:t>
             </w:r>
             <w:r>
               <w:rPr>
@@ -1131,7 +1131,7 @@
                 <w:sz w:val="19"/>
                 <w:szCs w:val="19"/>
               </w:rPr>
-              <w:t xml:space="preserve">   Coeficiente</w:t>
+              <w:t xml:space="preserve">   Base</w:t>
             </w:r>
           </w:p>
           <w:p>
@@ -1143,7 +1143,7 @@
                 <w:sz w:val="21"/>
                 <w:szCs w:val="21"/>
               </w:rPr>
-              <w:t xml:space="preserve">The number in front of a letter, like the 3 in 3x.</w:t>
+              <w:t xml:space="preserve">In a power, the number being multiplied by itself. In 2³ the base is 2.</w:t>
             </w:r>
           </w:p>
           <w:p>
@@ -1168,7 +1168,7 @@
                 <w:sz w:val="18"/>
                 <w:szCs w:val="18"/>
               </w:rPr>
-              <w:t xml:space="preserve">In 7m, the coefficient 7 tells you to multiply m by 7 — if m = 3, then 7m = 21</w:t>
+              <w:t xml:space="preserve">2³ — the 2 is the base</w:t>
             </w:r>
           </w:p>
         </w:tc>
@@ -1229,7 +1229,7 @@
                           </pic:cNvPicPr>
                         </pic:nvPicPr>
                         <pic:blipFill>
-                          <a:blip r:embed="rId14" cstate="none"/>
+                          <a:blip r:embed="rId12" cstate="none"/>
                           <a:srcRect/>
                           <a:stretch>
                             <a:fillRect/>
@@ -1275,7 +1275,7 @@
                 <w:sz w:val="24"/>
                 <w:szCs w:val="24"/>
               </w:rPr>
-              <w:t xml:space="preserve">Like terms</w:t>
+              <w:t xml:space="preserve">Exponent</w:t>
             </w:r>
             <w:r>
               <w:rPr>
@@ -1285,7 +1285,7 @@
                 <w:sz w:val="19"/>
                 <w:szCs w:val="19"/>
               </w:rPr>
-              <w:t xml:space="preserve">   Términos semejantes</w:t>
+              <w:t xml:space="preserve">   Exponente</w:t>
             </w:r>
           </w:p>
           <w:p>
@@ -1297,7 +1297,7 @@
                 <w:sz w:val="21"/>
                 <w:szCs w:val="21"/>
               </w:rPr>
-              <w:t xml:space="preserve">Terms with the same letter raised to the same power, like 2x and 5x.</w:t>
+              <w:t xml:space="preserve">In a power, the small raised number that says how many times the base is used as a factor.</w:t>
             </w:r>
           </w:p>
           <w:p>
@@ -1322,7 +1322,7 @@
                 <w:sz w:val="18"/>
                 <w:szCs w:val="18"/>
               </w:rPr>
-              <w:t xml:space="preserve">4x and 2x are like terms (both x¹); 4x and 4y are NOT (different variables)</w:t>
+              <w:t xml:space="preserve">2³ — the 3 is the exponent</w:t>
             </w:r>
           </w:p>
         </w:tc>
@@ -1414,7 +1414,7 @@
                 <w:sz w:val="21"/>
                 <w:szCs w:val="21"/>
               </w:rPr>
-              <w:t xml:space="preserve">Evaluate Expressions      •      Variable      •      Expression      •      Evaluate      •      Substitute      •      Coefficient      •      Like terms</w:t>
+              <w:t xml:space="preserve">Write and Evaluate Numerical Expressions with Exponents      •      Numerical expression      •      Evaluate      •      Order of operations      •      Power      •      Base      •      Exponent</w:t>
             </w:r>
           </w:p>
         </w:tc>
@@ -1447,7 +1447,7 @@
           <w:sz w:val="22"/>
           <w:szCs w:val="22"/>
         </w:rPr>
-        <w:t xml:space="preserve">__________  —  Find the value of an expression by substituting numbers and following the order of operations.</w:t>
+        <w:t xml:space="preserve">Write the situation as an expression, then follow the ___ ___ ___ to value it.</w:t>
       </w:r>
     </w:p>
     <w:p>
@@ -1469,7 +1469,7 @@
           <w:sz w:val="22"/>
           <w:szCs w:val="22"/>
         </w:rPr>
-        <w:t xml:space="preserve">A letter that stands for an unknown number, like x, is a ___.</w:t>
+        <w:t xml:space="preserve">Numbers and operations with no equal sign and no variable form a ___ ___.</w:t>
       </w:r>
     </w:p>
     <w:p>
@@ -1491,7 +1491,7 @@
           <w:sz w:val="22"/>
           <w:szCs w:val="22"/>
         </w:rPr>
-        <w:t xml:space="preserve">A group of numbers, variables, and operations with no equal sign is an ___.</w:t>
+        <w:t xml:space="preserve">To put numbers in for the letters and work out the value is to ___.</w:t>
       </w:r>
     </w:p>
     <w:p>
@@ -1513,7 +1513,7 @@
           <w:sz w:val="22"/>
           <w:szCs w:val="22"/>
         </w:rPr>
-        <w:t xml:space="preserve">To find the value of an expression for given values is to ___ it.</w:t>
+        <w:t xml:space="preserve">Grouping symbols, then ___, then × and ÷, then + and −.</w:t>
       </w:r>
     </w:p>
     <w:p>
@@ -1535,7 +1535,7 @@
           <w:sz w:val="22"/>
           <w:szCs w:val="22"/>
         </w:rPr>
-        <w:t xml:space="preserve">To replace a variable with a number is to ___.</w:t>
+        <w:t xml:space="preserve">A number written with a base and an exponent, like 2³, is a ___.</w:t>
       </w:r>
     </w:p>
     <w:p>
@@ -1557,7 +1557,7 @@
           <w:sz w:val="22"/>
           <w:szCs w:val="22"/>
         </w:rPr>
-        <w:t xml:space="preserve">A number multiplied by a variable, like the 4 in 4y, is a ___.</w:t>
+        <w:t xml:space="preserve">In 2³, the number used as a factor is the ___.</w:t>
       </w:r>
     </w:p>
     <w:p>
@@ -1579,7 +1579,7 @@
           <w:sz w:val="22"/>
           <w:szCs w:val="22"/>
         </w:rPr>
-        <w:t xml:space="preserve">Terms with the same variable part, like 2x and 6x, are ___.</w:t>
+        <w:t xml:space="preserve">The small raised number saying how many times the base is a factor is the ___.</w:t>
       </w:r>
     </w:p>
     <w:p>
@@ -1766,14 +1766,14 @@
           <w:sz w:val="20"/>
           <w:szCs w:val="20"/>
         </w:rPr>
-        <w:t xml:space="preserve">Evaluate Expressions — </w:t>
+        <w:t xml:space="preserve">Write and Evaluate Numerical Expressions with Exponents — </w:t>
       </w:r>
       <w:r>
         <w:rPr>
           <w:sz w:val="20"/>
           <w:szCs w:val="20"/>
         </w:rPr>
-        <w:t xml:space="preserve">Find the value of an expression by substituting numbers and following the order of operations.</w:t>
+        <w:t xml:space="preserve">Turning a situation into a number sentence without an equal sign, then finding its value in the correct order.</w:t>
       </w:r>
       <w:r>
         <w:rPr>
@@ -1784,7 +1784,7 @@
           <w:szCs w:val="18"/>
         </w:rPr>
         <w:br/>
-        <w:t xml:space="preserve">Evaluar expresiones — Hallar el valor de una expresión sustituyendo números y siguiendo el orden de las operaciones.</w:t>
+        <w:t xml:space="preserve">Escribir y evaluar expresiones numéricas con exponentes — Convertir una situación en una expresión numérica sin signo de igual y luego hallar su valor en el orden correcto.</w:t>
       </w:r>
     </w:p>
     <w:p>
@@ -1809,14 +1809,14 @@
           <w:sz w:val="20"/>
           <w:szCs w:val="20"/>
         </w:rPr>
-        <w:t xml:space="preserve">Variable — </w:t>
+        <w:t xml:space="preserve">Numerical expression — </w:t>
       </w:r>
       <w:r>
         <w:rPr>
           <w:sz w:val="20"/>
           <w:szCs w:val="20"/>
         </w:rPr>
-        <w:t xml:space="preserve">A letter that stands for a number that is unknown or can change.</w:t>
+        <w:t xml:space="preserve">A math phrase built from numbers and operations, with no equal sign and no variable.</w:t>
       </w:r>
       <w:r>
         <w:rPr>
@@ -1827,7 +1827,7 @@
           <w:szCs w:val="18"/>
         </w:rPr>
         <w:br/>
-        <w:t xml:space="preserve">Variable — Una letra que representa un número desconocido o que puede cambiar.</w:t>
+        <w:t xml:space="preserve">Expresión numérica — Una frase matemática hecha de números y operaciones, sin signo de igual y sin variable.</w:t>
       </w:r>
     </w:p>
     <w:p>
@@ -1852,14 +1852,14 @@
           <w:sz w:val="20"/>
           <w:szCs w:val="20"/>
         </w:rPr>
-        <w:t xml:space="preserve">Expression — </w:t>
+        <w:t xml:space="preserve">Evaluate — </w:t>
       </w:r>
       <w:r>
         <w:rPr>
           <w:sz w:val="20"/>
           <w:szCs w:val="20"/>
         </w:rPr>
-        <w:t xml:space="preserve">A math phrase with numbers and letters, but no equal sign.</w:t>
+        <w:t xml:space="preserve">To find the single value an expression is worth by carrying out its operations in order.</w:t>
       </w:r>
       <w:r>
         <w:rPr>
@@ -1870,7 +1870,7 @@
           <w:szCs w:val="18"/>
         </w:rPr>
         <w:br/>
-        <w:t xml:space="preserve">Expresión — Una frase matemática con números y letras, pero sin signo igual.</w:t>
+        <w:t xml:space="preserve">Evaluar — Hallar el único valor que representa una expresión, realizando sus operaciones en orden.</w:t>
       </w:r>
     </w:p>
     <w:p>
@@ -1895,14 +1895,14 @@
           <w:sz w:val="20"/>
           <w:szCs w:val="20"/>
         </w:rPr>
-        <w:t xml:space="preserve">Evaluate — </w:t>
+        <w:t xml:space="preserve">Order of operations — </w:t>
       </w:r>
       <w:r>
         <w:rPr>
           <w:sz w:val="20"/>
           <w:szCs w:val="20"/>
         </w:rPr>
-        <w:t xml:space="preserve">To find the value by putting numbers in for the letters.</w:t>
+        <w:t xml:space="preserve">The agreed order for evaluating: grouping symbols, then exponents, then multiply and divide left to right, then add and subtract left to right.</w:t>
       </w:r>
       <w:r>
         <w:rPr>
@@ -1913,7 +1913,7 @@
           <w:szCs w:val="18"/>
         </w:rPr>
         <w:br/>
-        <w:t xml:space="preserve">Evaluar — Encontrar el valor poniendo números en lugar de las letras.</w:t>
+        <w:t xml:space="preserve">Orden de las operaciones — El orden acordado para evaluar: signos de agrupación, luego exponentes, luego multiplicar y dividir de izquierda a derecha, y por último sumar y restar de izquierda a derecha.</w:t>
       </w:r>
     </w:p>
     <w:p>
@@ -1938,14 +1938,14 @@
           <w:sz w:val="20"/>
           <w:szCs w:val="20"/>
         </w:rPr>
-        <w:t xml:space="preserve">Substitute — </w:t>
+        <w:t xml:space="preserve">Power — </w:t>
       </w:r>
       <w:r>
         <w:rPr>
           <w:sz w:val="20"/>
           <w:szCs w:val="20"/>
         </w:rPr>
-        <w:t xml:space="preserve">To put a number in place of a letter.</w:t>
+        <w:t xml:space="preserve">A short way to write repeated multiplication of the same factor, such as 2³ for 2 × 2 × 2.</w:t>
       </w:r>
       <w:r>
         <w:rPr>
@@ -1956,7 +1956,7 @@
           <w:szCs w:val="18"/>
         </w:rPr>
         <w:br/>
-        <w:t xml:space="preserve">Sustituir — Poner un número en lugar de una letra.</w:t>
+        <w:t xml:space="preserve">Potencia — Una forma corta de escribir la multiplicación repetida del mismo factor, como 2³ para 2 × 2 × 2.</w:t>
       </w:r>
     </w:p>
     <w:tbl>
@@ -2164,7 +2164,7 @@
                 <w:sz w:val="19"/>
                 <w:szCs w:val="19"/>
               </w:rPr>
-              <w:t xml:space="preserve">This evidence connects the definition of expression to the mathematical claim.</w:t>
+              <w:t xml:space="preserve">This evidence connects the definition of write and evaluate numerical expressions with exponents to the mathematical claim.</w:t>
             </w:r>
           </w:p>
         </w:tc>
@@ -2963,7 +2963,7 @@
                 <w:sz w:val="21"/>
                 <w:szCs w:val="21"/>
               </w:rPr>
-              <w:t xml:space="preserve">You're a music producer setting up a concert. The total cost of the event is given by the expression 150 + 12s, where s is the number of speakers rented. The venue charges $150 as a base fee, plus $12 for each speaker. How much will it cost for different numbers of speakers?</w:t>
+              <w:t xml:space="preserve">The studio's booking sheet lists a price for each kind of seat. Writing one numerical expression for the whole order — and evaluating it in the right order — is faster and easier to check than adding costs one at a time. Some counts are written as powers, so the exponent has to be handled before any multiplying.</w:t>
             </w:r>
           </w:p>
         </w:tc>
@@ -3103,7 +3103,7 @@
           <w:sz w:val="21"/>
           <w:szCs w:val="21"/>
         </w:rPr>
-        <w:t xml:space="preserve">Evaluate 3x + 7 when x = 4.</w:t>
+        <w:t xml:space="preserve">Evaluate 3 + 4 × 2.</w:t>
       </w:r>
     </w:p>
     <w:p>
@@ -3116,7 +3116,7 @@
           <w:sz w:val="20"/>
           <w:szCs w:val="20"/>
         </w:rPr>
-        <w:t xml:space="preserve">A)  19</w:t>
+        <w:t xml:space="preserve">A)  11</w:t>
       </w:r>
     </w:p>
     <w:p>
@@ -3129,7 +3129,7 @@
           <w:sz w:val="20"/>
           <w:szCs w:val="20"/>
         </w:rPr>
-        <w:t xml:space="preserve">B)  34</w:t>
+        <w:t xml:space="preserve">B)  14</w:t>
       </w:r>
     </w:p>
     <w:p>
@@ -3142,7 +3142,7 @@
           <w:sz w:val="20"/>
           <w:szCs w:val="20"/>
         </w:rPr>
-        <w:t xml:space="preserve">C)  12</w:t>
+        <w:t xml:space="preserve">C)  24</w:t>
       </w:r>
     </w:p>
     <w:p>
@@ -3155,7 +3155,7 @@
           <w:sz w:val="20"/>
           <w:szCs w:val="20"/>
         </w:rPr>
-        <w:t xml:space="preserve">D)  14</w:t>
+        <w:t xml:space="preserve">D)  9</w:t>
       </w:r>
     </w:p>
     <w:p>
@@ -3177,7 +3177,7 @@
           <w:sz w:val="21"/>
           <w:szCs w:val="21"/>
         </w:rPr>
-        <w:t xml:space="preserve">3(4) + 7 = 12 + 7 = 19.</w:t>
+        <w:t xml:space="preserve">Multiplication comes before addition: 4 × 2 = 8, then 3 + 8 = 11.</w:t>
       </w:r>
     </w:p>
     <w:p>
@@ -3201,7 +3201,7 @@
           <w:sz w:val="21"/>
           <w:szCs w:val="21"/>
         </w:rPr>
-        <w:t xml:space="preserve">A. 19</w:t>
+        <w:t xml:space="preserve">A. 11</w:t>
       </w:r>
     </w:p>
     <w:p>
@@ -3270,7 +3270,7 @@
           <w:sz w:val="21"/>
           <w:szCs w:val="21"/>
         </w:rPr>
-        <w:t xml:space="preserve">Evaluate 20 − 2n when n = 6.</w:t>
+        <w:t xml:space="preserve">What does 2³ mean?</w:t>
       </w:r>
     </w:p>
     <w:p>
@@ -3283,7 +3283,7 @@
           <w:sz w:val="20"/>
           <w:szCs w:val="20"/>
         </w:rPr>
-        <w:t xml:space="preserve">A)  8</w:t>
+        <w:t xml:space="preserve">A)  2 × 2 × 2</w:t>
       </w:r>
     </w:p>
     <w:p>
@@ -3296,7 +3296,7 @@
           <w:sz w:val="20"/>
           <w:szCs w:val="20"/>
         </w:rPr>
-        <w:t xml:space="preserve">B)  14</w:t>
+        <w:t xml:space="preserve">B)  2 × 3</w:t>
       </w:r>
     </w:p>
     <w:p>
@@ -3309,7 +3309,7 @@
           <w:sz w:val="20"/>
           <w:szCs w:val="20"/>
         </w:rPr>
-        <w:t xml:space="preserve">C)  32</w:t>
+        <w:t xml:space="preserve">C)  3 × 3</w:t>
       </w:r>
     </w:p>
     <w:p>
@@ -3322,7 +3322,7 @@
           <w:sz w:val="20"/>
           <w:szCs w:val="20"/>
         </w:rPr>
-        <w:t xml:space="preserve">D)  12</w:t>
+        <w:t xml:space="preserve">D)  2 + 2 + 2</w:t>
       </w:r>
     </w:p>
     <w:p>
@@ -4038,7 +4038,7 @@
           <w:sz w:val="21"/>
           <w:szCs w:val="21"/>
         </w:rPr>
-        <w:t xml:space="preserve">Which expression means '5 less than twice a number n'?</w:t>
+        <w:t xml:space="preserve">Sofia buys 4 tickets at $20 each and 2 tickets at $15 each. Which expression shows the total?</w:t>
       </w:r>
     </w:p>
     <w:p>
@@ -4051,7 +4051,7 @@
           <w:sz w:val="20"/>
           <w:szCs w:val="20"/>
         </w:rPr>
-        <w:t xml:space="preserve">A)  2n − 5</w:t>
+        <w:t xml:space="preserve">A)  4 × 20 + 2 × 15</w:t>
       </w:r>
     </w:p>
     <w:p>
@@ -4064,7 +4064,7 @@
           <w:sz w:val="20"/>
           <w:szCs w:val="20"/>
         </w:rPr>
-        <w:t xml:space="preserve">B)  5 − 2n</w:t>
+        <w:t xml:space="preserve">B)  4 + 20 + 2 + 15</w:t>
       </w:r>
     </w:p>
     <w:p>
@@ -4077,7 +4077,7 @@
           <w:sz w:val="20"/>
           <w:szCs w:val="20"/>
         </w:rPr>
-        <w:t xml:space="preserve">C)  2(n − 5)</w:t>
+        <w:t xml:space="preserve">C)  (4 + 2) × (20 + 15)</w:t>
       </w:r>
     </w:p>
     <w:p>
@@ -4090,7 +4090,7 @@
           <w:sz w:val="20"/>
           <w:szCs w:val="20"/>
         </w:rPr>
-        <w:t xml:space="preserve">D)  2 − 5n</w:t>
+        <w:t xml:space="preserve">D)  4 × 2 + 20 × 15</w:t>
       </w:r>
     </w:p>
     <w:p>
@@ -4168,7 +4168,7 @@
           <w:sz w:val="21"/>
           <w:szCs w:val="21"/>
         </w:rPr>
-        <w:t xml:space="preserve">Evaluate 4m + 1 when m = 5.</w:t>
+        <w:t xml:space="preserve">Evaluate 5² + 3.</w:t>
       </w:r>
     </w:p>
     <w:p>
@@ -4181,7 +4181,7 @@
           <w:sz w:val="20"/>
           <w:szCs w:val="20"/>
         </w:rPr>
-        <w:t xml:space="preserve">A)  21</w:t>
+        <w:t xml:space="preserve">A)  28</w:t>
       </w:r>
     </w:p>
     <w:p>
@@ -4194,7 +4194,7 @@
           <w:sz w:val="20"/>
           <w:szCs w:val="20"/>
         </w:rPr>
-        <w:t xml:space="preserve">B)  20</w:t>
+        <w:t xml:space="preserve">B)  13</w:t>
       </w:r>
     </w:p>
     <w:p>
@@ -4207,7 +4207,7 @@
           <w:sz w:val="20"/>
           <w:szCs w:val="20"/>
         </w:rPr>
-        <w:t xml:space="preserve">C)  9</w:t>
+        <w:t xml:space="preserve">C)  16</w:t>
       </w:r>
     </w:p>
     <w:p>
@@ -4220,7 +4220,7 @@
           <w:sz w:val="20"/>
           <w:szCs w:val="20"/>
         </w:rPr>
-        <w:t xml:space="preserve">D)  25</w:t>
+        <w:t xml:space="preserve">D)  64</w:t>
       </w:r>
     </w:p>
     <w:p>
@@ -4278,6 +4278,490 @@
     </w:tbl>
     <w:p>
       <w:pPr>
+        <w:pStyle w:val="Heading2"/>
+        <w:spacing w:after="80" w:before="180"/>
+      </w:pPr>
+      <w:r>
+        <w:rPr>
+          <w:b/>
+          <w:bCs/>
+          <w:color w:val="12355B"/>
+          <w:sz w:val="24"/>
+          <w:szCs w:val="24"/>
+        </w:rPr>
+        <w:t xml:space="preserve">On Level</w:t>
+      </w:r>
+      <w:r>
+        <w:rPr>
+          <w:i/>
+          <w:iCs/>
+          <w:color w:val="12355B"/>
+          <w:sz w:val="19"/>
+          <w:szCs w:val="19"/>
+        </w:rPr>
+        <w:t xml:space="preserve">   grade-level practice</w:t>
+      </w:r>
+    </w:p>
+    <w:p>
+      <w:pPr>
+        <w:keepNext/>
+        <w:spacing w:after="60" w:before="160"/>
+      </w:pPr>
+      <w:r>
+        <w:rPr>
+          <w:b/>
+          <w:bCs/>
+          <w:color w:val="12355B"/>
+          <w:sz w:val="22"/>
+          <w:szCs w:val="22"/>
+        </w:rPr>
+        <w:t xml:space="preserve">3.  </w:t>
+      </w:r>
+      <w:r>
+        <w:rPr>
+          <w:b/>
+          <w:bCs/>
+          <w:sz w:val="21"/>
+          <w:szCs w:val="21"/>
+        </w:rPr>
+        <w:t xml:space="preserve">What is the total of 2 × 15 + 4 × 20 + 8 × 2³?</w:t>
+      </w:r>
+    </w:p>
+    <w:p>
+      <w:pPr>
+        <w:spacing w:after="40"/>
+        <w:ind w:left="420"/>
+      </w:pPr>
+      <w:r>
+        <w:rPr>
+          <w:sz w:val="20"/>
+          <w:szCs w:val="20"/>
+        </w:rPr>
+        <w:t xml:space="preserve">A)  174</w:t>
+      </w:r>
+    </w:p>
+    <w:p>
+      <w:pPr>
+        <w:spacing w:after="40"/>
+        <w:ind w:left="420"/>
+      </w:pPr>
+      <w:r>
+        <w:rPr>
+          <w:sz w:val="20"/>
+          <w:szCs w:val="20"/>
+        </w:rPr>
+        <w:t xml:space="preserve">B)  126</w:t>
+      </w:r>
+    </w:p>
+    <w:p>
+      <w:pPr>
+        <w:spacing w:after="40"/>
+        <w:ind w:left="420"/>
+      </w:pPr>
+      <w:r>
+        <w:rPr>
+          <w:sz w:val="20"/>
+          <w:szCs w:val="20"/>
+        </w:rPr>
+        <w:t xml:space="preserve">C)  210</w:t>
+      </w:r>
+    </w:p>
+    <w:p>
+      <w:pPr>
+        <w:spacing w:after="40"/>
+        <w:ind w:left="420"/>
+      </w:pPr>
+      <w:r>
+        <w:rPr>
+          <w:sz w:val="20"/>
+          <w:szCs w:val="20"/>
+        </w:rPr>
+        <w:t xml:space="preserve">D)  1,392</w:t>
+      </w:r>
+    </w:p>
+    <w:p>
+      <w:pPr>
+        <w:spacing w:after="20"/>
+      </w:pPr>
+      <w:r>
+        <w:t xml:space="preserve"/>
+      </w:r>
+    </w:p>
+    <w:tbl>
+      <w:tblPr>
+        <w:tblW w:type="pct" w:w="100%"/>
+        <w:tblBorders>
+          <w:top w:val="single" w:color="C7D2DD" w:sz="6"/>
+          <w:left w:val="single" w:color="C7D2DD" w:sz="6"/>
+          <w:bottom w:val="single" w:color="C7D2DD" w:sz="6"/>
+          <w:right w:val="single" w:color="C7D2DD" w:sz="6"/>
+          <w:insideH w:val="single" w:color="auto" w:sz="4"/>
+          <w:insideV w:val="single" w:color="auto" w:sz="4"/>
+        </w:tblBorders>
+      </w:tblPr>
+      <w:tblGrid>
+        <w:gridCol w:w="100"/>
+      </w:tblGrid>
+      <w:tr>
+        <w:tc>
+          <w:tcPr>
+            <w:shd w:fill="FBF3E2" w:color="auto" w:val="clear"/>
+            <w:tcMar>
+              <w:top w:type="dxa" w:w="60"/>
+              <w:left w:type="dxa" w:w="120"/>
+              <w:bottom w:type="dxa" w:w="60"/>
+              <w:right w:type="dxa" w:w="120"/>
+            </w:tcMar>
+          </w:tcPr>
+          <w:p>
+            <w:pPr>
+              <w:spacing w:after="0" w:line="320"/>
+            </w:pPr>
+            <w:r>
+              <w:t xml:space="preserve"/>
+            </w:r>
+          </w:p>
+          <w:p>
+            <w:pPr>
+              <w:spacing w:after="0" w:line="320"/>
+            </w:pPr>
+            <w:r>
+              <w:t xml:space="preserve"/>
+            </w:r>
+          </w:p>
+        </w:tc>
+      </w:tr>
+    </w:tbl>
+    <w:p>
+      <w:pPr>
+        <w:keepNext/>
+        <w:spacing w:after="60" w:before="160"/>
+      </w:pPr>
+      <w:r>
+        <w:rPr>
+          <w:b/>
+          <w:bCs/>
+          <w:color w:val="12355B"/>
+          <w:sz w:val="22"/>
+          <w:szCs w:val="22"/>
+        </w:rPr>
+        <w:t xml:space="preserve">4.  </w:t>
+      </w:r>
+      <w:r>
+        <w:rPr>
+          <w:b/>
+          <w:bCs/>
+          <w:sz w:val="21"/>
+          <w:szCs w:val="21"/>
+        </w:rPr>
+        <w:t xml:space="preserve">Sort each item into the stage of the order of operations where it is handled.</w:t>
+      </w:r>
+    </w:p>
+    <w:tbl>
+      <w:tblPr>
+        <w:tblW w:type="pct" w:w="100%"/>
+        <w:tblBorders>
+          <w:top w:val="single" w:color="C7D2DD" w:sz="6"/>
+          <w:left w:val="single" w:color="C7D2DD" w:sz="6"/>
+          <w:bottom w:val="single" w:color="C7D2DD" w:sz="6"/>
+          <w:right w:val="single" w:color="C7D2DD" w:sz="6"/>
+          <w:insideH w:val="single" w:color="auto" w:sz="4"/>
+          <w:insideV w:val="single" w:color="auto" w:sz="4"/>
+        </w:tblBorders>
+      </w:tblPr>
+      <w:tblGrid>
+        <w:gridCol w:w="100"/>
+      </w:tblGrid>
+      <w:tr>
+        <w:tc>
+          <w:tcPr>
+            <w:shd w:fill="FBF3E2" w:color="auto" w:val="clear"/>
+            <w:tcMar>
+              <w:top w:type="dxa" w:w="60"/>
+              <w:left w:type="dxa" w:w="120"/>
+              <w:bottom w:type="dxa" w:w="60"/>
+              <w:right w:type="dxa" w:w="120"/>
+            </w:tcMar>
+          </w:tcPr>
+          <w:p>
+            <w:pPr>
+              <w:spacing w:after="0" w:line="320"/>
+            </w:pPr>
+            <w:r>
+              <w:t xml:space="preserve"/>
+            </w:r>
+          </w:p>
+          <w:p>
+            <w:pPr>
+              <w:spacing w:after="0" w:line="320"/>
+            </w:pPr>
+            <w:r>
+              <w:t xml:space="preserve"/>
+            </w:r>
+          </w:p>
+          <w:p>
+            <w:pPr>
+              <w:spacing w:after="0" w:line="320"/>
+            </w:pPr>
+            <w:r>
+              <w:t xml:space="preserve"/>
+            </w:r>
+          </w:p>
+          <w:p>
+            <w:pPr>
+              <w:spacing w:after="0" w:line="320"/>
+            </w:pPr>
+            <w:r>
+              <w:t xml:space="preserve"/>
+            </w:r>
+          </w:p>
+        </w:tc>
+      </w:tr>
+    </w:tbl>
+    <w:p>
+      <w:pPr>
+        <w:keepNext/>
+        <w:spacing w:after="60" w:before="160"/>
+      </w:pPr>
+      <w:r>
+        <w:rPr>
+          <w:b/>
+          <w:bCs/>
+          <w:color w:val="12355B"/>
+          <w:sz w:val="22"/>
+          <w:szCs w:val="22"/>
+        </w:rPr>
+        <w:t xml:space="preserve">5.  </w:t>
+      </w:r>
+      <w:r>
+        <w:rPr>
+          <w:b/>
+          <w:bCs/>
+          <w:sz w:val="21"/>
+          <w:szCs w:val="21"/>
+        </w:rPr>
+        <w:t xml:space="preserve">Miguel evaluates 12 − 2 × 3 and gets 30. Margaret gets 6. Who is right?</w:t>
+      </w:r>
+    </w:p>
+    <w:p>
+      <w:pPr>
+        <w:spacing w:after="40"/>
+        <w:ind w:left="420"/>
+      </w:pPr>
+      <w:r>
+        <w:rPr>
+          <w:sz w:val="20"/>
+          <w:szCs w:val="20"/>
+        </w:rPr>
+        <w:t xml:space="preserve">A)  Margaret, because multiplication comes before subtraction</w:t>
+      </w:r>
+    </w:p>
+    <w:p>
+      <w:pPr>
+        <w:spacing w:after="40"/>
+        <w:ind w:left="420"/>
+      </w:pPr>
+      <w:r>
+        <w:rPr>
+          <w:sz w:val="20"/>
+          <w:szCs w:val="20"/>
+        </w:rPr>
+        <w:t xml:space="preserve">B)  Miguel, because he worked left to right</w:t>
+      </w:r>
+    </w:p>
+    <w:p>
+      <w:pPr>
+        <w:spacing w:after="40"/>
+        <w:ind w:left="420"/>
+      </w:pPr>
+      <w:r>
+        <w:rPr>
+          <w:sz w:val="20"/>
+          <w:szCs w:val="20"/>
+        </w:rPr>
+        <w:t xml:space="preserve">C)  Both are right</w:t>
+      </w:r>
+    </w:p>
+    <w:p>
+      <w:pPr>
+        <w:spacing w:after="40"/>
+        <w:ind w:left="420"/>
+      </w:pPr>
+      <w:r>
+        <w:rPr>
+          <w:sz w:val="20"/>
+          <w:szCs w:val="20"/>
+        </w:rPr>
+        <w:t xml:space="preserve">D)  Neither is right</w:t>
+      </w:r>
+    </w:p>
+    <w:p>
+      <w:pPr>
+        <w:spacing w:after="20"/>
+      </w:pPr>
+      <w:r>
+        <w:t xml:space="preserve"/>
+      </w:r>
+    </w:p>
+    <w:tbl>
+      <w:tblPr>
+        <w:tblW w:type="pct" w:w="100%"/>
+        <w:tblBorders>
+          <w:top w:val="single" w:color="C7D2DD" w:sz="6"/>
+          <w:left w:val="single" w:color="C7D2DD" w:sz="6"/>
+          <w:bottom w:val="single" w:color="C7D2DD" w:sz="6"/>
+          <w:right w:val="single" w:color="C7D2DD" w:sz="6"/>
+          <w:insideH w:val="single" w:color="auto" w:sz="4"/>
+          <w:insideV w:val="single" w:color="auto" w:sz="4"/>
+        </w:tblBorders>
+      </w:tblPr>
+      <w:tblGrid>
+        <w:gridCol w:w="100"/>
+      </w:tblGrid>
+      <w:tr>
+        <w:tc>
+          <w:tcPr>
+            <w:shd w:fill="FBF3E2" w:color="auto" w:val="clear"/>
+            <w:tcMar>
+              <w:top w:type="dxa" w:w="60"/>
+              <w:left w:type="dxa" w:w="120"/>
+              <w:bottom w:type="dxa" w:w="60"/>
+              <w:right w:type="dxa" w:w="120"/>
+            </w:tcMar>
+          </w:tcPr>
+          <w:p>
+            <w:pPr>
+              <w:spacing w:after="0" w:line="320"/>
+            </w:pPr>
+            <w:r>
+              <w:t xml:space="preserve"/>
+            </w:r>
+          </w:p>
+          <w:p>
+            <w:pPr>
+              <w:spacing w:after="0" w:line="320"/>
+            </w:pPr>
+            <w:r>
+              <w:t xml:space="preserve"/>
+            </w:r>
+          </w:p>
+        </w:tc>
+      </w:tr>
+    </w:tbl>
+    <w:p>
+      <w:pPr>
+        <w:pStyle w:val="Heading2"/>
+        <w:spacing w:after="80" w:before="180"/>
+      </w:pPr>
+      <w:r>
+        <w:rPr>
+          <w:b/>
+          <w:bCs/>
+          <w:color w:val="12355B"/>
+          <w:sz w:val="24"/>
+          <w:szCs w:val="24"/>
+        </w:rPr>
+        <w:t xml:space="preserve">Level 2 Enrichment</w:t>
+      </w:r>
+      <w:r>
+        <w:rPr>
+          <w:i/>
+          <w:iCs/>
+          <w:color w:val="6B4FA0"/>
+          <w:sz w:val="19"/>
+          <w:szCs w:val="19"/>
+        </w:rPr>
+        <w:t xml:space="preserve">   stretch your thinking</w:t>
+      </w:r>
+    </w:p>
+    <w:p>
+      <w:pPr>
+        <w:keepNext/>
+        <w:spacing w:after="60" w:before="160"/>
+      </w:pPr>
+      <w:r>
+        <w:rPr>
+          <w:b/>
+          <w:bCs/>
+          <w:color w:val="12355B"/>
+          <w:sz w:val="22"/>
+          <w:szCs w:val="22"/>
+        </w:rPr>
+        <w:t xml:space="preserve">6.  </w:t>
+      </w:r>
+      <w:r>
+        <w:rPr>
+          <w:b/>
+          <w:bCs/>
+          <w:sz w:val="21"/>
+          <w:szCs w:val="21"/>
+        </w:rPr>
+        <w:t xml:space="preserve">Seven friends split the bill for a pizza party. They order 4 pizzas at 3² dollars each, plus a one-time $6 delivery fee. Write ONE numerical expression for what each friend owes, evaluate it, and explain why the grouping symbols matter.</w:t>
+      </w:r>
+    </w:p>
+    <w:tbl>
+      <w:tblPr>
+        <w:tblW w:type="pct" w:w="100%"/>
+        <w:tblBorders>
+          <w:top w:val="single" w:color="C7D2DD" w:sz="6"/>
+          <w:left w:val="single" w:color="C7D2DD" w:sz="6"/>
+          <w:bottom w:val="single" w:color="C7D2DD" w:sz="6"/>
+          <w:right w:val="single" w:color="C7D2DD" w:sz="6"/>
+          <w:insideH w:val="single" w:color="auto" w:sz="4"/>
+          <w:insideV w:val="single" w:color="auto" w:sz="4"/>
+        </w:tblBorders>
+      </w:tblPr>
+      <w:tblGrid>
+        <w:gridCol w:w="100"/>
+      </w:tblGrid>
+      <w:tr>
+        <w:tc>
+          <w:tcPr>
+            <w:shd w:fill="FBF3E2" w:color="auto" w:val="clear"/>
+            <w:tcMar>
+              <w:top w:type="dxa" w:w="60"/>
+              <w:left w:type="dxa" w:w="120"/>
+              <w:bottom w:type="dxa" w:w="60"/>
+              <w:right w:type="dxa" w:w="120"/>
+            </w:tcMar>
+          </w:tcPr>
+          <w:p>
+            <w:pPr>
+              <w:spacing w:after="0" w:line="320"/>
+            </w:pPr>
+            <w:r>
+              <w:t xml:space="preserve"/>
+            </w:r>
+          </w:p>
+          <w:p>
+            <w:pPr>
+              <w:spacing w:after="0" w:line="320"/>
+            </w:pPr>
+            <w:r>
+              <w:t xml:space="preserve"/>
+            </w:r>
+          </w:p>
+          <w:p>
+            <w:pPr>
+              <w:spacing w:after="0" w:line="320"/>
+            </w:pPr>
+            <w:r>
+              <w:t xml:space="preserve"/>
+            </w:r>
+          </w:p>
+          <w:p>
+            <w:pPr>
+              <w:spacing w:after="0" w:line="320"/>
+            </w:pPr>
+            <w:r>
+              <w:t xml:space="preserve"/>
+            </w:r>
+          </w:p>
+        </w:tc>
+      </w:tr>
+    </w:tbl>
+    <w:p>
+      <w:pPr>
         <w:pStyle w:val="Heading1"/>
         <w:pageBreakBefore/>
         <w:pBdr>
@@ -4330,7 +4814,7 @@
           <w:sz w:val="22"/>
           <w:szCs w:val="22"/>
         </w:rPr>
-        <w:t xml:space="preserve">Evaluate 5(n − 3) + 2 when n = 7.</w:t>
+        <w:t xml:space="preserve">Evaluate 2 × 15 + 8 × 2³.</w:t>
       </w:r>
     </w:p>
     <w:p>
@@ -4343,7 +4827,7 @@
           <w:sz w:val="21"/>
           <w:szCs w:val="21"/>
         </w:rPr>
-        <w:t xml:space="preserve">A)  22</w:t>
+        <w:t xml:space="preserve">A)  94</w:t>
       </w:r>
     </w:p>
     <w:p>
@@ -4356,7 +4840,7 @@
           <w:sz w:val="21"/>
           <w:szCs w:val="21"/>
         </w:rPr>
-        <w:t xml:space="preserve">B)  34</w:t>
+        <w:t xml:space="preserve">B)  124</w:t>
       </w:r>
     </w:p>
     <w:p>
@@ -4369,7 +4853,7 @@
           <w:sz w:val="21"/>
           <w:szCs w:val="21"/>
         </w:rPr>
-        <w:t xml:space="preserve">C)  20</w:t>
+        <w:t xml:space="preserve">C)  736</w:t>
       </w:r>
     </w:p>
     <w:p>
@@ -4382,7 +4866,7 @@
           <w:sz w:val="21"/>
           <w:szCs w:val="21"/>
         </w:rPr>
-        <w:t xml:space="preserve">D)  18</w:t>
+        <w:t xml:space="preserve">D)  150</w:t>
       </w:r>
     </w:p>
     <w:p>
@@ -4462,7 +4946,7 @@
           <w:sz w:val="21"/>
           <w:szCs w:val="21"/>
         </w:rPr>
-        <w:t xml:space="preserve">Evaluate Expressions</w:t>
+        <w:t xml:space="preserve">Write and Evaluate Numerical Expressions with Exponents</w:t>
       </w:r>
     </w:p>
     <w:p>
@@ -4483,7 +4967,7 @@
           <w:sz w:val="21"/>
           <w:szCs w:val="21"/>
         </w:rPr>
-        <w:t xml:space="preserve">Variable</w:t>
+        <w:t xml:space="preserve">Numerical expression</w:t>
       </w:r>
     </w:p>
     <w:p>
@@ -4504,7 +4988,7 @@
           <w:sz w:val="21"/>
           <w:szCs w:val="21"/>
         </w:rPr>
-        <w:t xml:space="preserve">Expression</w:t>
+        <w:t xml:space="preserve">Evaluate</w:t>
       </w:r>
     </w:p>
     <w:p>
@@ -4525,7 +5009,7 @@
           <w:sz w:val="21"/>
           <w:szCs w:val="21"/>
         </w:rPr>
-        <w:t xml:space="preserve">Evaluate</w:t>
+        <w:t xml:space="preserve">Order of operations</w:t>
       </w:r>
     </w:p>
     <w:p>
@@ -4546,7 +5030,7 @@
           <w:sz w:val="21"/>
           <w:szCs w:val="21"/>
         </w:rPr>
-        <w:t xml:space="preserve">Substitute</w:t>
+        <w:t xml:space="preserve">Power</w:t>
       </w:r>
     </w:p>
     <w:p>
@@ -4567,7 +5051,7 @@
           <w:sz w:val="21"/>
           <w:szCs w:val="21"/>
         </w:rPr>
-        <w:t xml:space="preserve">Coefficient</w:t>
+        <w:t xml:space="preserve">Base</w:t>
       </w:r>
     </w:p>
     <w:p>
@@ -4588,7 +5072,7 @@
           <w:sz w:val="21"/>
           <w:szCs w:val="21"/>
         </w:rPr>
-        <w:t xml:space="preserve">Like terms</w:t>
+        <w:t xml:space="preserve">Exponent</w:t>
       </w:r>
     </w:p>
     <w:p>
@@ -4625,7 +5109,7 @@
           <w:sz w:val="21"/>
           <w:szCs w:val="21"/>
         </w:rPr>
-        <w:t xml:space="preserve">A. 19</w:t>
+        <w:t xml:space="preserve">A. 11</w:t>
       </w:r>
     </w:p>
     <w:p>
@@ -4646,7 +5130,7 @@
           <w:sz w:val="21"/>
           <w:szCs w:val="21"/>
         </w:rPr>
-        <w:t xml:space="preserve">A. 8</w:t>
+        <w:t xml:space="preserve">A. 2 × 2 × 2</w:t>
       </w:r>
     </w:p>
     <w:p>
@@ -4687,7 +5171,7 @@
           <w:sz w:val="19"/>
           <w:szCs w:val="19"/>
         </w:rPr>
-        <w:t xml:space="preserve">A common mistake in Evaluate Expressions is treating a coefficient like an addend instead of a factor — for example, evaluating 3x + 7 when x = 4 as 3 + 4 + 7 = 14 instead of the correct 3(4) + 7 = 12 + 7 = 19. A number written right next to a variable always means multiply, never add. Before you submit, ask: "Did I multiply the coefficient by the value I substituted, or did I accidentally add it?"</w:t>
+        <w:t xml:space="preserve">A common mistake with powers is multiplying the base by the exponent: reading 3² as 3 × 2 = 6 instead of 3 × 3 = 9. A second is evaluating strictly left to right, so 3 + 4 × 2 becomes 14 instead of 11. The order of operations exists so one expression has exactly one value: grouping symbols, then powers, then × and ÷ left to right, then + and − left to right.</w:t>
       </w:r>
     </w:p>
     <w:p>
@@ -4724,7 +5208,7 @@
           <w:sz w:val="21"/>
           <w:szCs w:val="21"/>
         </w:rPr>
-        <w:t xml:space="preserve">A)  2n − 5</w:t>
+        <w:t xml:space="preserve">A)  4 × 20 + 2 × 15</w:t>
       </w:r>
       <w:r>
         <w:rPr>
@@ -4734,7 +5218,7 @@
           <w:sz w:val="19"/>
           <w:szCs w:val="19"/>
         </w:rPr>
-        <w:t xml:space="preserve">  — Twice n is 2n. Five less than that is 2n − 5.</w:t>
+        <w:t xml:space="preserve">  — Each ticket type is a count times a price, and the two costs are added: 4 × 20 + 2 × 15.</w:t>
       </w:r>
     </w:p>
     <w:p>
@@ -4755,7 +5239,7 @@
           <w:sz w:val="21"/>
           <w:szCs w:val="21"/>
         </w:rPr>
-        <w:t xml:space="preserve">A)  21</w:t>
+        <w:t xml:space="preserve">A)  28</w:t>
       </w:r>
       <w:r>
         <w:rPr>
@@ -4765,7 +5249,7 @@
           <w:sz w:val="19"/>
           <w:szCs w:val="19"/>
         </w:rPr>
-        <w:t xml:space="preserve">  — 4(5) + 1 = 20 + 1 = 21.</w:t>
+        <w:t xml:space="preserve">  — Powers come first: 5² = 25. Then add: 25 + 3 = 28.</w:t>
       </w:r>
     </w:p>
     <w:p>
@@ -4781,7 +5265,7 @@
           <w:sz w:val="24"/>
           <w:szCs w:val="24"/>
         </w:rPr>
-        <w:t xml:space="preserve">Exit Ticket</w:t>
+        <w:t xml:space="preserve">On Level</w:t>
       </w:r>
     </w:p>
     <w:p>
@@ -4790,10 +5274,19 @@
       </w:pPr>
       <w:r>
         <w:rPr>
-          <w:sz w:val="21"/>
-          <w:szCs w:val="21"/>
-        </w:rPr>
-        <w:t xml:space="preserve">A)  22</w:t>
+          <w:b/>
+          <w:bCs/>
+          <w:sz w:val="21"/>
+          <w:szCs w:val="21"/>
+        </w:rPr>
+        <w:t xml:space="preserve">3.  </w:t>
+      </w:r>
+      <w:r>
+        <w:rPr>
+          <w:sz w:val="21"/>
+          <w:szCs w:val="21"/>
+        </w:rPr>
+        <w:t xml:space="preserve">A)  174</w:t>
       </w:r>
       <w:r>
         <w:rPr>
@@ -4803,7 +5296,147 @@
           <w:sz w:val="19"/>
           <w:szCs w:val="19"/>
         </w:rPr>
-        <w:t xml:space="preserve">  — Do the parentheses first: 7 − 3 = 4. Then multiply: 5 × 4 = 20. Then add: 20 + 2 = 22. (If you got 34, you multiplied 5 × 7 first and ignored the parentheses instead of subtracting 3 before multiplying. If you got 20, you found 5(7 − 3) correctly but forgot to add the 2 at the end. If you got 18, you subtracted 2 instead of adding it.)</w:t>
+        <w:t xml:space="preserve">  — Power first: 2³ = 8. Multiply: 30, 80, 64. Add: 30 + 80 + 64 = 174.</w:t>
+      </w:r>
+    </w:p>
+    <w:p>
+      <w:pPr>
+        <w:spacing w:after="80"/>
+      </w:pPr>
+      <w:r>
+        <w:rPr>
+          <w:b/>
+          <w:bCs/>
+          <w:sz w:val="21"/>
+          <w:szCs w:val="21"/>
+        </w:rPr>
+        <w:t xml:space="preserve">4.  </w:t>
+      </w:r>
+      <w:r>
+        <w:rPr>
+          <w:sz w:val="21"/>
+          <w:szCs w:val="21"/>
+        </w:rPr>
+        <w:t xml:space="preserve">Answers vary.</w:t>
+      </w:r>
+      <w:r>
+        <w:rPr>
+          <w:i/>
+          <w:iCs/>
+          <w:color w:val="5F6F80"/>
+          <w:sz w:val="19"/>
+          <w:szCs w:val="19"/>
+        </w:rPr>
+        <w:t xml:space="preserve">  — Each stage finishes completely before the next begins, and within a stage you work left to right.</w:t>
+      </w:r>
+    </w:p>
+    <w:p>
+      <w:pPr>
+        <w:spacing w:after="80"/>
+      </w:pPr>
+      <w:r>
+        <w:rPr>
+          <w:b/>
+          <w:bCs/>
+          <w:sz w:val="21"/>
+          <w:szCs w:val="21"/>
+        </w:rPr>
+        <w:t xml:space="preserve">5.  </w:t>
+      </w:r>
+      <w:r>
+        <w:rPr>
+          <w:sz w:val="21"/>
+          <w:szCs w:val="21"/>
+        </w:rPr>
+        <w:t xml:space="preserve">A)  Margaret, because multiplication comes before subtraction</w:t>
+      </w:r>
+      <w:r>
+        <w:rPr>
+          <w:i/>
+          <w:iCs/>
+          <w:color w:val="5F6F80"/>
+          <w:sz w:val="19"/>
+          <w:szCs w:val="19"/>
+        </w:rPr>
+        <w:t xml:space="preserve">  — Multiplying first gives 2 × 3 = 6, then 12 − 6 = 6. Miguel subtracted first, getting 10 × 3 = 30.</w:t>
+      </w:r>
+    </w:p>
+    <w:p>
+      <w:pPr>
+        <w:pStyle w:val="Heading2"/>
+        <w:spacing w:after="80" w:before="180"/>
+      </w:pPr>
+      <w:r>
+        <w:rPr>
+          <w:b/>
+          <w:bCs/>
+          <w:color w:val="12355B"/>
+          <w:sz w:val="24"/>
+          <w:szCs w:val="24"/>
+        </w:rPr>
+        <w:t xml:space="preserve">Level 2 Enrichment</w:t>
+      </w:r>
+    </w:p>
+    <w:p>
+      <w:pPr>
+        <w:spacing w:after="80"/>
+      </w:pPr>
+      <w:r>
+        <w:rPr>
+          <w:b/>
+          <w:bCs/>
+          <w:sz w:val="21"/>
+          <w:szCs w:val="21"/>
+        </w:rPr>
+        <w:t xml:space="preserve">6.  </w:t>
+      </w:r>
+      <w:r>
+        <w:rPr>
+          <w:sz w:val="21"/>
+          <w:szCs w:val="21"/>
+        </w:rPr>
+        <w:t xml:space="preserve">Each friend owes (4 × 3² + 6) ÷ 7. Evaluating: the power first, 3² = 9; then multiply, 4 × 9 = 36; then add inside the grouping symbols, 36 + 6 = 42; then divide, 42 ÷ 7 = $6 each. The grouping symbols matter because without them the expression would read 4 × 3² + 6 ÷ 7, which divides only the delivery fee among the friends and leaves each of them paying for all four pizzas — about $36.86 instead of $6. The parentheses are what say "split the WHOLE bill."</w:t>
+      </w:r>
+      <w:r>
+        <w:t xml:space="preserve"/>
+      </w:r>
+    </w:p>
+    <w:p>
+      <w:pPr>
+        <w:pStyle w:val="Heading2"/>
+        <w:spacing w:after="80" w:before="180"/>
+      </w:pPr>
+      <w:r>
+        <w:rPr>
+          <w:b/>
+          <w:bCs/>
+          <w:color w:val="12355B"/>
+          <w:sz w:val="24"/>
+          <w:szCs w:val="24"/>
+        </w:rPr>
+        <w:t xml:space="preserve">Exit Ticket</w:t>
+      </w:r>
+    </w:p>
+    <w:p>
+      <w:pPr>
+        <w:spacing w:after="80"/>
+      </w:pPr>
+      <w:r>
+        <w:rPr>
+          <w:sz w:val="21"/>
+          <w:szCs w:val="21"/>
+        </w:rPr>
+        <w:t xml:space="preserve">A)  94</w:t>
+      </w:r>
+      <w:r>
+        <w:rPr>
+          <w:i/>
+          <w:iCs/>
+          <w:color w:val="5F6F80"/>
+          <w:sz w:val="19"/>
+          <w:szCs w:val="19"/>
+        </w:rPr>
+        <w:t xml:space="preserve">  — Powers first: 2³ = 8. Then multiply left to right: 2 × 15 = 30 and 8 × 8 = 64. Then add: 30 + 64 = 94.</w:t>
       </w:r>
     </w:p>
     <w:p>

--- a/lessons/6-4/downloads/6-4-notes-teacher.docx
+++ b/lessons/6-4/downloads/6-4-notes-teacher.docx
@@ -219,10 +219,12 @@
     <w:p>
       <w:pPr>
         <w:pStyle w:val="Heading1"/>
+        <w:keepNext/>
+        <w:keepLines/>
         <w:pBdr>
           <w:bottom w:val="single" w:color="1FA6A2" w:sz="14" w:space="6"/>
         </w:pBdr>
-        <w:spacing w:after="140" w:before="260"/>
+        <w:spacing w:after="140" w:before="300"/>
       </w:pPr>
       <w:r>
         <w:rPr>
@@ -1331,10 +1333,12 @@
     <w:p>
       <w:pPr>
         <w:pStyle w:val="Heading1"/>
+        <w:keepNext/>
+        <w:keepLines/>
         <w:pBdr>
           <w:bottom w:val="single" w:color="1FA6A2" w:sz="14" w:space="6"/>
         </w:pBdr>
-        <w:spacing w:after="140" w:before="260"/>
+        <w:spacing w:after="140" w:before="300"/>
       </w:pPr>
       <w:r>
         <w:rPr>
@@ -1430,7 +1434,8 @@
     </w:p>
     <w:p>
       <w:pPr>
-        <w:spacing w:after="120" w:before="80"/>
+        <w:keepLines/>
+        <w:spacing w:after="260" w:before="200"/>
       </w:pPr>
       <w:r>
         <w:rPr>
@@ -1447,78 +1452,55 @@
           <w:sz w:val="22"/>
           <w:szCs w:val="22"/>
         </w:rPr>
-        <w:t xml:space="preserve">Write the situation as an expression, then follow the ___ ___ ___ to value it.</w:t>
-      </w:r>
-    </w:p>
-    <w:p>
-      <w:pPr>
-        <w:spacing w:after="120" w:before="80"/>
-      </w:pPr>
-      <w:r>
-        <w:rPr>
-          <w:b/>
-          <w:bCs/>
-          <w:color w:val="12355B"/>
+        <w:t xml:space="preserve">Write the situation as an expression, then follow the </w:t>
+      </w:r>
+      <w:r>
+        <w:rPr>
           <w:sz w:val="22"/>
           <w:szCs w:val="22"/>
         </w:rPr>
-        <w:t xml:space="preserve">2.  </w:t>
+        <w:t xml:space="preserve">________________</w:t>
       </w:r>
       <w:r>
         <w:rPr>
           <w:sz w:val="22"/>
           <w:szCs w:val="22"/>
         </w:rPr>
-        <w:t xml:space="preserve">Numbers and operations with no equal sign and no variable form a ___ ___.</w:t>
-      </w:r>
-    </w:p>
-    <w:p>
-      <w:pPr>
-        <w:spacing w:after="120" w:before="80"/>
-      </w:pPr>
-      <w:r>
-        <w:rPr>
-          <w:b/>
-          <w:bCs/>
-          <w:color w:val="12355B"/>
+        <w:t xml:space="preserve"> </w:t>
+      </w:r>
+      <w:r>
+        <w:rPr>
           <w:sz w:val="22"/>
           <w:szCs w:val="22"/>
         </w:rPr>
-        <w:t xml:space="preserve">3.  </w:t>
+        <w:t xml:space="preserve">________________</w:t>
       </w:r>
       <w:r>
         <w:rPr>
           <w:sz w:val="22"/>
           <w:szCs w:val="22"/>
         </w:rPr>
-        <w:t xml:space="preserve">To put numbers in for the letters and work out the value is to ___.</w:t>
-      </w:r>
-    </w:p>
-    <w:p>
-      <w:pPr>
-        <w:spacing w:after="120" w:before="80"/>
-      </w:pPr>
-      <w:r>
-        <w:rPr>
-          <w:b/>
-          <w:bCs/>
-          <w:color w:val="12355B"/>
+        <w:t xml:space="preserve"> </w:t>
+      </w:r>
+      <w:r>
+        <w:rPr>
           <w:sz w:val="22"/>
           <w:szCs w:val="22"/>
         </w:rPr>
-        <w:t xml:space="preserve">4.  </w:t>
+        <w:t xml:space="preserve">________________</w:t>
       </w:r>
       <w:r>
         <w:rPr>
           <w:sz w:val="22"/>
           <w:szCs w:val="22"/>
         </w:rPr>
-        <w:t xml:space="preserve">Grouping symbols, then ___, then × and ÷, then + and −.</w:t>
-      </w:r>
-    </w:p>
-    <w:p>
-      <w:pPr>
-        <w:spacing w:after="120" w:before="80"/>
+        <w:t xml:space="preserve"> to value it.</w:t>
+      </w:r>
+    </w:p>
+    <w:p>
+      <w:pPr>
+        <w:keepLines/>
+        <w:spacing w:after="260" w:before="200"/>
       </w:pPr>
       <w:r>
         <w:rPr>
@@ -1528,68 +1510,238 @@
           <w:sz w:val="22"/>
           <w:szCs w:val="22"/>
         </w:rPr>
-        <w:t xml:space="preserve">5.  </w:t>
+        <w:t xml:space="preserve">2.  </w:t>
       </w:r>
       <w:r>
         <w:rPr>
           <w:sz w:val="22"/>
           <w:szCs w:val="22"/>
         </w:rPr>
-        <w:t xml:space="preserve">A number written with a base and an exponent, like 2³, is a ___.</w:t>
-      </w:r>
-    </w:p>
-    <w:p>
-      <w:pPr>
-        <w:spacing w:after="120" w:before="80"/>
-      </w:pPr>
-      <w:r>
-        <w:rPr>
-          <w:b/>
-          <w:bCs/>
-          <w:color w:val="12355B"/>
+        <w:t xml:space="preserve">Numbers and operations with no equal sign and no variable form a </w:t>
+      </w:r>
+      <w:r>
+        <w:rPr>
           <w:sz w:val="22"/>
           <w:szCs w:val="22"/>
         </w:rPr>
-        <w:t xml:space="preserve">6.  </w:t>
+        <w:t xml:space="preserve">________________</w:t>
       </w:r>
       <w:r>
         <w:rPr>
           <w:sz w:val="22"/>
           <w:szCs w:val="22"/>
         </w:rPr>
-        <w:t xml:space="preserve">In 2³, the number used as a factor is the ___.</w:t>
-      </w:r>
-    </w:p>
-    <w:p>
-      <w:pPr>
-        <w:spacing w:after="120" w:before="80"/>
-      </w:pPr>
-      <w:r>
-        <w:rPr>
-          <w:b/>
-          <w:bCs/>
-          <w:color w:val="12355B"/>
+        <w:t xml:space="preserve"> </w:t>
+      </w:r>
+      <w:r>
+        <w:rPr>
           <w:sz w:val="22"/>
           <w:szCs w:val="22"/>
         </w:rPr>
-        <w:t xml:space="preserve">7.  </w:t>
+        <w:t xml:space="preserve">________________</w:t>
       </w:r>
       <w:r>
         <w:rPr>
           <w:sz w:val="22"/>
           <w:szCs w:val="22"/>
         </w:rPr>
-        <w:t xml:space="preserve">The small raised number saying how many times the base is a factor is the ___.</w:t>
+        <w:t xml:space="preserve">.</w:t>
+      </w:r>
+    </w:p>
+    <w:p>
+      <w:pPr>
+        <w:keepLines/>
+        <w:spacing w:after="260" w:before="200"/>
+      </w:pPr>
+      <w:r>
+        <w:rPr>
+          <w:b/>
+          <w:bCs/>
+          <w:color w:val="12355B"/>
+          <w:sz w:val="22"/>
+          <w:szCs w:val="22"/>
+        </w:rPr>
+        <w:t xml:space="preserve">3.  </w:t>
+      </w:r>
+      <w:r>
+        <w:rPr>
+          <w:sz w:val="22"/>
+          <w:szCs w:val="22"/>
+        </w:rPr>
+        <w:t xml:space="preserve">To put numbers in for the letters and work out the value is to </w:t>
+      </w:r>
+      <w:r>
+        <w:rPr>
+          <w:sz w:val="22"/>
+          <w:szCs w:val="22"/>
+        </w:rPr>
+        <w:t xml:space="preserve">________________</w:t>
+      </w:r>
+      <w:r>
+        <w:rPr>
+          <w:sz w:val="22"/>
+          <w:szCs w:val="22"/>
+        </w:rPr>
+        <w:t xml:space="preserve">.</w:t>
+      </w:r>
+    </w:p>
+    <w:p>
+      <w:pPr>
+        <w:keepLines/>
+        <w:spacing w:after="260" w:before="200"/>
+      </w:pPr>
+      <w:r>
+        <w:rPr>
+          <w:b/>
+          <w:bCs/>
+          <w:color w:val="12355B"/>
+          <w:sz w:val="22"/>
+          <w:szCs w:val="22"/>
+        </w:rPr>
+        <w:t xml:space="preserve">4.  </w:t>
+      </w:r>
+      <w:r>
+        <w:rPr>
+          <w:sz w:val="22"/>
+          <w:szCs w:val="22"/>
+        </w:rPr>
+        <w:t xml:space="preserve">Grouping symbols, then </w:t>
+      </w:r>
+      <w:r>
+        <w:rPr>
+          <w:sz w:val="22"/>
+          <w:szCs w:val="22"/>
+        </w:rPr>
+        <w:t xml:space="preserve">________________</w:t>
+      </w:r>
+      <w:r>
+        <w:rPr>
+          <w:sz w:val="22"/>
+          <w:szCs w:val="22"/>
+        </w:rPr>
+        <w:t xml:space="preserve">, then × and ÷, then + and −.</w:t>
+      </w:r>
+    </w:p>
+    <w:p>
+      <w:pPr>
+        <w:keepLines/>
+        <w:spacing w:after="260" w:before="200"/>
+      </w:pPr>
+      <w:r>
+        <w:rPr>
+          <w:b/>
+          <w:bCs/>
+          <w:color w:val="12355B"/>
+          <w:sz w:val="22"/>
+          <w:szCs w:val="22"/>
+        </w:rPr>
+        <w:t xml:space="preserve">5.  </w:t>
+      </w:r>
+      <w:r>
+        <w:rPr>
+          <w:sz w:val="22"/>
+          <w:szCs w:val="22"/>
+        </w:rPr>
+        <w:t xml:space="preserve">A number written with a base and an exponent, like 2³, is a </w:t>
+      </w:r>
+      <w:r>
+        <w:rPr>
+          <w:sz w:val="22"/>
+          <w:szCs w:val="22"/>
+        </w:rPr>
+        <w:t xml:space="preserve">________________</w:t>
+      </w:r>
+      <w:r>
+        <w:rPr>
+          <w:sz w:val="22"/>
+          <w:szCs w:val="22"/>
+        </w:rPr>
+        <w:t xml:space="preserve">.</w:t>
+      </w:r>
+    </w:p>
+    <w:p>
+      <w:pPr>
+        <w:keepLines/>
+        <w:spacing w:after="260" w:before="200"/>
+      </w:pPr>
+      <w:r>
+        <w:rPr>
+          <w:b/>
+          <w:bCs/>
+          <w:color w:val="12355B"/>
+          <w:sz w:val="22"/>
+          <w:szCs w:val="22"/>
+        </w:rPr>
+        <w:t xml:space="preserve">6.  </w:t>
+      </w:r>
+      <w:r>
+        <w:rPr>
+          <w:sz w:val="22"/>
+          <w:szCs w:val="22"/>
+        </w:rPr>
+        <w:t xml:space="preserve">In 2³, the number used as a factor is the </w:t>
+      </w:r>
+      <w:r>
+        <w:rPr>
+          <w:sz w:val="22"/>
+          <w:szCs w:val="22"/>
+        </w:rPr>
+        <w:t xml:space="preserve">________________</w:t>
+      </w:r>
+      <w:r>
+        <w:rPr>
+          <w:sz w:val="22"/>
+          <w:szCs w:val="22"/>
+        </w:rPr>
+        <w:t xml:space="preserve">.</w:t>
+      </w:r>
+    </w:p>
+    <w:p>
+      <w:pPr>
+        <w:keepLines/>
+        <w:spacing w:after="260" w:before="200"/>
+      </w:pPr>
+      <w:r>
+        <w:rPr>
+          <w:b/>
+          <w:bCs/>
+          <w:color w:val="12355B"/>
+          <w:sz w:val="22"/>
+          <w:szCs w:val="22"/>
+        </w:rPr>
+        <w:t xml:space="preserve">7.  </w:t>
+      </w:r>
+      <w:r>
+        <w:rPr>
+          <w:sz w:val="22"/>
+          <w:szCs w:val="22"/>
+        </w:rPr>
+        <w:t xml:space="preserve">The small raised number saying how many times the base is a factor is the </w:t>
+      </w:r>
+      <w:r>
+        <w:rPr>
+          <w:sz w:val="22"/>
+          <w:szCs w:val="22"/>
+        </w:rPr>
+        <w:t xml:space="preserve">________________</w:t>
+      </w:r>
+      <w:r>
+        <w:rPr>
+          <w:sz w:val="22"/>
+          <w:szCs w:val="22"/>
+        </w:rPr>
+        <w:t xml:space="preserve">.</w:t>
       </w:r>
     </w:p>
     <w:p>
       <w:pPr>
         <w:pStyle w:val="Heading1"/>
-        <w:pageBreakBefore/>
+        <w:keepNext/>
+        <w:keepLines/>
         <w:pBdr>
           <w:bottom w:val="single" w:color="1FA6A2" w:sz="14" w:space="6"/>
         </w:pBdr>
-        <w:spacing w:after="140" w:before="0"/>
+        <w:spacing w:after="140" w:before="300"/>
       </w:pPr>
       <w:r>
         <w:rPr>
@@ -2870,11 +3022,12 @@
     <w:p>
       <w:pPr>
         <w:pStyle w:val="Heading1"/>
-        <w:pageBreakBefore/>
+        <w:keepNext/>
+        <w:keepLines/>
         <w:pBdr>
           <w:bottom w:val="single" w:color="1FA6A2" w:sz="14" w:space="6"/>
         </w:pBdr>
-        <w:spacing w:after="140" w:before="0"/>
+        <w:spacing w:after="140" w:before="300"/>
       </w:pPr>
       <w:r>
         <w:rPr>
@@ -3207,11 +3360,12 @@
     <w:p>
       <w:pPr>
         <w:pStyle w:val="Heading1"/>
-        <w:pageBreakBefore/>
+        <w:keepNext/>
+        <w:keepLines/>
         <w:pBdr>
           <w:bottom w:val="single" w:color="1FA6A2" w:sz="14" w:space="6"/>
         </w:pBdr>
-        <w:spacing w:after="140" w:before="0"/>
+        <w:spacing w:after="140" w:before="300"/>
       </w:pPr>
       <w:r>
         <w:rPr>
@@ -3932,11 +4086,12 @@
     <w:p>
       <w:pPr>
         <w:pStyle w:val="Heading1"/>
-        <w:pageBreakBefore/>
+        <w:keepNext/>
+        <w:keepLines/>
         <w:pBdr>
           <w:bottom w:val="single" w:color="1FA6A2" w:sz="14" w:space="6"/>
         </w:pBdr>
-        <w:spacing w:after="140" w:before="0"/>
+        <w:spacing w:after="140" w:before="300"/>
       </w:pPr>
       <w:r>
         <w:rPr>
@@ -4763,11 +4918,12 @@
     <w:p>
       <w:pPr>
         <w:pStyle w:val="Heading1"/>
-        <w:pageBreakBefore/>
+        <w:keepNext/>
+        <w:keepLines/>
         <w:pBdr>
           <w:bottom w:val="single" w:color="1FA6A2" w:sz="14" w:space="6"/>
         </w:pBdr>
-        <w:spacing w:after="140" w:before="0"/>
+        <w:spacing w:after="140" w:before="300"/>
       </w:pPr>
       <w:r>
         <w:rPr>
@@ -4880,6 +5036,8 @@
     <w:p>
       <w:pPr>
         <w:pStyle w:val="Heading1"/>
+        <w:keepNext/>
+        <w:keepLines/>
         <w:pageBreakBefore/>
         <w:pBdr>
           <w:bottom w:val="single" w:color="1FA6A2" w:sz="14" w:space="6"/>

--- a/lessons/6-4/downloads/6-4-notes-teacher.docx
+++ b/lessons/6-4/downloads/6-4-notes-teacher.docx
@@ -1754,47 +1754,6 @@
         <w:t xml:space="preserve">Write About the Math</w:t>
       </w:r>
     </w:p>
-    <w:p>
-      <w:pPr>
-        <w:spacing w:after="100"/>
-      </w:pPr>
-      <w:r>
-        <w:rPr>
-          <w:i/>
-          <w:iCs/>
-          <w:color w:val="5F6F80"/>
-          <w:sz w:val="19"/>
-          <w:szCs w:val="19"/>
-        </w:rPr>
-        <w:t xml:space="preserve">Use the support level you need. Every level answers the same math question.</w:t>
-      </w:r>
-    </w:p>
-    <w:p>
-      <w:pPr>
-        <w:pStyle w:val="Heading2"/>
-        <w:spacing w:after="80" w:before="180"/>
-      </w:pPr>
-      <w:r>
-        <w:rPr>
-          <w:b/>
-          <w:bCs/>
-          <w:color w:val="12355B"/>
-          <w:sz w:val="24"/>
-          <w:szCs w:val="24"/>
-        </w:rPr>
-        <w:t xml:space="preserve">1. Understand the Question</w:t>
-      </w:r>
-      <w:r>
-        <w:rPr>
-          <w:i/>
-          <w:iCs/>
-          <w:color w:val="B97A12"/>
-          <w:sz w:val="19"/>
-          <w:szCs w:val="19"/>
-        </w:rPr>
-        <w:t xml:space="preserve">   explain</w:t>
-      </w:r>
-    </w:p>
     <w:tbl>
       <w:tblPr>
         <w:tblW w:type="pct" w:w="100%"/>
@@ -1833,344 +1792,6 @@
               </w:rPr>
               <w:t xml:space="preserve">How much will the ride cost? How does the expression model this situation?</w:t>
             </w:r>
-          </w:p>
-          <w:p>
-            <w:pPr>
-              <w:spacing w:after="0"/>
-            </w:pPr>
-            <w:r>
-              <w:rPr>
-                <w:b/>
-                <w:bCs/>
-                <w:color w:val="12355B"/>
-                <w:sz w:val="20"/>
-                <w:szCs w:val="20"/>
-              </w:rPr>
-              <w:t xml:space="preserve">Your job:  </w:t>
-            </w:r>
-            <w:r>
-              <w:rPr>
-                <w:sz w:val="20"/>
-                <w:szCs w:val="20"/>
-              </w:rPr>
-              <w:t xml:space="preserve">Answer the question. Use math evidence. Explain how the evidence proves your answer.</w:t>
-            </w:r>
-            <w:r>
-              <w:rPr>
-                <w:i/>
-                <w:iCs/>
-                <w:color w:val="5F6F80"/>
-                <w:sz w:val="18"/>
-                <w:szCs w:val="18"/>
-              </w:rPr>
-              <w:br/>
-              <w:t xml:space="preserve">Responde la pregunta. Usa evidencia matemática. Explica cómo la evidencia demuestra tu respuesta.</w:t>
-            </w:r>
-          </w:p>
-        </w:tc>
-      </w:tr>
-    </w:tbl>
-    <w:p>
-      <w:pPr>
-        <w:pStyle w:val="Heading2"/>
-        <w:spacing w:after="80" w:before="180"/>
-      </w:pPr>
-      <w:r>
-        <w:rPr>
-          <w:b/>
-          <w:bCs/>
-          <w:color w:val="12355B"/>
-          <w:sz w:val="24"/>
-          <w:szCs w:val="24"/>
-        </w:rPr>
-        <w:t xml:space="preserve">2. Plan Your Math Words</w:t>
-      </w:r>
-      <w:r>
-        <w:rPr>
-          <w:i/>
-          <w:iCs/>
-          <w:color w:val="1FA6A2"/>
-          <w:sz w:val="19"/>
-          <w:szCs w:val="19"/>
-        </w:rPr>
-        <w:t xml:space="preserve">   check at least two</w:t>
-      </w:r>
-    </w:p>
-    <w:p>
-      <w:pPr>
-        <w:spacing w:after="60"/>
-      </w:pPr>
-      <w:r>
-        <w:rPr>
-          <w:b/>
-          <w:bCs/>
-          <w:color w:val="1FA6A2"/>
-          <w:sz w:val="22"/>
-          <w:szCs w:val="22"/>
-        </w:rPr>
-        <w:t xml:space="preserve">☐  </w:t>
-      </w:r>
-      <w:r>
-        <w:rPr>
-          <w:b/>
-          <w:bCs/>
-          <w:color w:val="12355B"/>
-          <w:sz w:val="20"/>
-          <w:szCs w:val="20"/>
-        </w:rPr>
-        <w:t xml:space="preserve">Write and Evaluate Numerical Expressions with Exponents — </w:t>
-      </w:r>
-      <w:r>
-        <w:rPr>
-          <w:sz w:val="20"/>
-          <w:szCs w:val="20"/>
-        </w:rPr>
-        <w:t xml:space="preserve">Turning a situation into a number sentence without an equal sign, then finding its value in the correct order.</w:t>
-      </w:r>
-      <w:r>
-        <w:rPr>
-          <w:i/>
-          <w:iCs/>
-          <w:color w:val="5F6F80"/>
-          <w:sz w:val="18"/>
-          <w:szCs w:val="18"/>
-        </w:rPr>
-        <w:br/>
-        <w:t xml:space="preserve">Escribir y evaluar expresiones numéricas con exponentes — Convertir una situación en una expresión numérica sin signo de igual y luego hallar su valor en el orden correcto.</w:t>
-      </w:r>
-    </w:p>
-    <w:p>
-      <w:pPr>
-        <w:spacing w:after="60"/>
-      </w:pPr>
-      <w:r>
-        <w:rPr>
-          <w:b/>
-          <w:bCs/>
-          <w:color w:val="1FA6A2"/>
-          <w:sz w:val="22"/>
-          <w:szCs w:val="22"/>
-        </w:rPr>
-        <w:t xml:space="preserve">☐  </w:t>
-      </w:r>
-      <w:r>
-        <w:rPr>
-          <w:b/>
-          <w:bCs/>
-          <w:color w:val="12355B"/>
-          <w:sz w:val="20"/>
-          <w:szCs w:val="20"/>
-        </w:rPr>
-        <w:t xml:space="preserve">Numerical expression — </w:t>
-      </w:r>
-      <w:r>
-        <w:rPr>
-          <w:sz w:val="20"/>
-          <w:szCs w:val="20"/>
-        </w:rPr>
-        <w:t xml:space="preserve">A math phrase built from numbers and operations, with no equal sign and no variable.</w:t>
-      </w:r>
-      <w:r>
-        <w:rPr>
-          <w:i/>
-          <w:iCs/>
-          <w:color w:val="5F6F80"/>
-          <w:sz w:val="18"/>
-          <w:szCs w:val="18"/>
-        </w:rPr>
-        <w:br/>
-        <w:t xml:space="preserve">Expresión numérica — Una frase matemática hecha de números y operaciones, sin signo de igual y sin variable.</w:t>
-      </w:r>
-    </w:p>
-    <w:p>
-      <w:pPr>
-        <w:spacing w:after="60"/>
-      </w:pPr>
-      <w:r>
-        <w:rPr>
-          <w:b/>
-          <w:bCs/>
-          <w:color w:val="1FA6A2"/>
-          <w:sz w:val="22"/>
-          <w:szCs w:val="22"/>
-        </w:rPr>
-        <w:t xml:space="preserve">☐  </w:t>
-      </w:r>
-      <w:r>
-        <w:rPr>
-          <w:b/>
-          <w:bCs/>
-          <w:color w:val="12355B"/>
-          <w:sz w:val="20"/>
-          <w:szCs w:val="20"/>
-        </w:rPr>
-        <w:t xml:space="preserve">Evaluate — </w:t>
-      </w:r>
-      <w:r>
-        <w:rPr>
-          <w:sz w:val="20"/>
-          <w:szCs w:val="20"/>
-        </w:rPr>
-        <w:t xml:space="preserve">To find the single value an expression is worth by carrying out its operations in order.</w:t>
-      </w:r>
-      <w:r>
-        <w:rPr>
-          <w:i/>
-          <w:iCs/>
-          <w:color w:val="5F6F80"/>
-          <w:sz w:val="18"/>
-          <w:szCs w:val="18"/>
-        </w:rPr>
-        <w:br/>
-        <w:t xml:space="preserve">Evaluar — Hallar el único valor que representa una expresión, realizando sus operaciones en orden.</w:t>
-      </w:r>
-    </w:p>
-    <w:p>
-      <w:pPr>
-        <w:spacing w:after="60"/>
-      </w:pPr>
-      <w:r>
-        <w:rPr>
-          <w:b/>
-          <w:bCs/>
-          <w:color w:val="1FA6A2"/>
-          <w:sz w:val="22"/>
-          <w:szCs w:val="22"/>
-        </w:rPr>
-        <w:t xml:space="preserve">☐  </w:t>
-      </w:r>
-      <w:r>
-        <w:rPr>
-          <w:b/>
-          <w:bCs/>
-          <w:color w:val="12355B"/>
-          <w:sz w:val="20"/>
-          <w:szCs w:val="20"/>
-        </w:rPr>
-        <w:t xml:space="preserve">Order of operations — </w:t>
-      </w:r>
-      <w:r>
-        <w:rPr>
-          <w:sz w:val="20"/>
-          <w:szCs w:val="20"/>
-        </w:rPr>
-        <w:t xml:space="preserve">The agreed order for evaluating: grouping symbols, then exponents, then multiply and divide left to right, then add and subtract left to right.</w:t>
-      </w:r>
-      <w:r>
-        <w:rPr>
-          <w:i/>
-          <w:iCs/>
-          <w:color w:val="5F6F80"/>
-          <w:sz w:val="18"/>
-          <w:szCs w:val="18"/>
-        </w:rPr>
-        <w:br/>
-        <w:t xml:space="preserve">Orden de las operaciones — El orden acordado para evaluar: signos de agrupación, luego exponentes, luego multiplicar y dividir de izquierda a derecha, y por último sumar y restar de izquierda a derecha.</w:t>
-      </w:r>
-    </w:p>
-    <w:p>
-      <w:pPr>
-        <w:spacing w:after="60"/>
-      </w:pPr>
-      <w:r>
-        <w:rPr>
-          <w:b/>
-          <w:bCs/>
-          <w:color w:val="1FA6A2"/>
-          <w:sz w:val="22"/>
-          <w:szCs w:val="22"/>
-        </w:rPr>
-        <w:t xml:space="preserve">☐  </w:t>
-      </w:r>
-      <w:r>
-        <w:rPr>
-          <w:b/>
-          <w:bCs/>
-          <w:color w:val="12355B"/>
-          <w:sz w:val="20"/>
-          <w:szCs w:val="20"/>
-        </w:rPr>
-        <w:t xml:space="preserve">Power — </w:t>
-      </w:r>
-      <w:r>
-        <w:rPr>
-          <w:sz w:val="20"/>
-          <w:szCs w:val="20"/>
-        </w:rPr>
-        <w:t xml:space="preserve">A short way to write repeated multiplication of the same factor, such as 2³ for 2 × 2 × 2.</w:t>
-      </w:r>
-      <w:r>
-        <w:rPr>
-          <w:i/>
-          <w:iCs/>
-          <w:color w:val="5F6F80"/>
-          <w:sz w:val="18"/>
-          <w:szCs w:val="18"/>
-        </w:rPr>
-        <w:br/>
-        <w:t xml:space="preserve">Potencia — Una forma corta de escribir la multiplicación repetida del mismo factor, como 2³ para 2 × 2 × 2.</w:t>
-      </w:r>
-    </w:p>
-    <w:tbl>
-      <w:tblPr>
-        <w:tblW w:type="pct" w:w="100%"/>
-        <w:tblBorders>
-          <w:top w:val="single" w:color="1FA6A2" w:sz="8"/>
-          <w:left w:val="single" w:color="1FA6A2" w:sz="8"/>
-          <w:bottom w:val="single" w:color="1FA6A2" w:sz="8"/>
-          <w:right w:val="single" w:color="1FA6A2" w:sz="8"/>
-          <w:insideH w:val="single" w:color="auto" w:sz="4"/>
-          <w:insideV w:val="single" w:color="auto" w:sz="4"/>
-        </w:tblBorders>
-      </w:tblPr>
-      <w:tblGrid>
-        <w:gridCol w:w="100"/>
-      </w:tblGrid>
-      <w:tr>
-        <w:tc>
-          <w:tcPr>
-            <w:shd w:fill="F7FFFD" w:color="auto" w:val="clear"/>
-            <w:tcMar>
-              <w:top w:type="dxa" w:w="120"/>
-              <w:left w:type="dxa" w:w="180"/>
-              <w:bottom w:type="dxa" w:w="120"/>
-              <w:right w:type="dxa" w:w="180"/>
-            </w:tcMar>
-          </w:tcPr>
-          <w:p>
-            <w:pPr>
-              <w:spacing w:after="50"/>
-            </w:pPr>
-            <w:r>
-              <w:rPr>
-                <w:b/>
-                <w:bCs/>
-                <w:color w:val="1FA6A2"/>
-                <w:sz w:val="20"/>
-                <w:szCs w:val="20"/>
-              </w:rPr>
-              <w:t xml:space="preserve">Say it first:  </w:t>
-            </w:r>
-            <w:r>
-              <w:rPr>
-                <w:sz w:val="20"/>
-                <w:szCs w:val="20"/>
-              </w:rPr>
-              <w:t xml:space="preserve">Say your idea to a partner or quietly to yourself before you write.</w:t>
-            </w:r>
-          </w:p>
-          <w:p>
-            <w:pPr>
-              <w:spacing w:after="60"/>
-            </w:pPr>
-            <w:r>
-              <w:rPr>
-                <w:color w:val="1A2733"/>
-                <w:sz w:val="21"/>
-                <w:szCs w:val="21"/>
-              </w:rPr>
-              <w:t xml:space="preserve">The ride costs $___ because 2.50 + 1.75(___) = ___. The 2.50 is the ___ and 1.75 is the ___.</w:t>
-            </w:r>
             <w:r>
               <w:rPr>
                 <w:i/>
@@ -2180,7 +1801,7 @@
                 <w:szCs w:val="19"/>
               </w:rPr>
               <w:br/>
-              <w:t xml:space="preserve">Di tu respuesta primero: Mi respuesta es ___ porque ___.</w:t>
+              <w:t xml:space="preserve">¿Cuánto costará el viaje? ¿Cómo modela la expresión esta situación?</w:t>
             </w:r>
           </w:p>
         </w:tc>
@@ -2188,28 +1809,192 @@
     </w:tbl>
     <w:p>
       <w:pPr>
-        <w:pStyle w:val="Heading2"/>
-        <w:spacing w:after="80" w:before="180"/>
-      </w:pPr>
-      <w:r>
-        <w:rPr>
-          <w:b/>
-          <w:bCs/>
-          <w:color w:val="12355B"/>
-          <w:sz w:val="24"/>
-          <w:szCs w:val="24"/>
-        </w:rPr>
-        <w:t xml:space="preserve">3. Build Your Explanation</w:t>
-      </w:r>
+        <w:spacing w:after="100"/>
+      </w:pPr>
       <w:r>
         <w:rPr>
           <w:i/>
           <w:iCs/>
-          <w:color w:val="B97A12"/>
+          <w:color w:val="5F6F80"/>
           <w:sz w:val="19"/>
           <w:szCs w:val="19"/>
         </w:rPr>
-        <w:t xml:space="preserve">   choose your support</w:t>
+        <w:t xml:space="preserve">Say your answer to a partner first. Then write it, using at least two of these words:</w:t>
+      </w:r>
+    </w:p>
+    <w:p>
+      <w:pPr>
+        <w:spacing w:after="40"/>
+      </w:pPr>
+      <w:r>
+        <w:rPr>
+          <w:b/>
+          <w:bCs/>
+          <w:color w:val="1FA6A2"/>
+          <w:sz w:val="22"/>
+          <w:szCs w:val="22"/>
+        </w:rPr>
+        <w:t xml:space="preserve">☐  </w:t>
+      </w:r>
+      <w:r>
+        <w:rPr>
+          <w:b/>
+          <w:bCs/>
+          <w:color w:val="12355B"/>
+          <w:sz w:val="20"/>
+          <w:szCs w:val="20"/>
+        </w:rPr>
+        <w:t xml:space="preserve">Numerical expression</w:t>
+      </w:r>
+      <w:r>
+        <w:rPr>
+          <w:i/>
+          <w:iCs/>
+          <w:color w:val="5F6F80"/>
+          <w:sz w:val="18"/>
+          <w:szCs w:val="18"/>
+        </w:rPr>
+        <w:t xml:space="preserve">  ·  Expresión numérica</w:t>
+      </w:r>
+    </w:p>
+    <w:p>
+      <w:pPr>
+        <w:spacing w:after="40"/>
+      </w:pPr>
+      <w:r>
+        <w:rPr>
+          <w:b/>
+          <w:bCs/>
+          <w:color w:val="1FA6A2"/>
+          <w:sz w:val="22"/>
+          <w:szCs w:val="22"/>
+        </w:rPr>
+        <w:t xml:space="preserve">☐  </w:t>
+      </w:r>
+      <w:r>
+        <w:rPr>
+          <w:b/>
+          <w:bCs/>
+          <w:color w:val="12355B"/>
+          <w:sz w:val="20"/>
+          <w:szCs w:val="20"/>
+        </w:rPr>
+        <w:t xml:space="preserve">Evaluate</w:t>
+      </w:r>
+      <w:r>
+        <w:rPr>
+          <w:i/>
+          <w:iCs/>
+          <w:color w:val="5F6F80"/>
+          <w:sz w:val="18"/>
+          <w:szCs w:val="18"/>
+        </w:rPr>
+        <w:t xml:space="preserve">  ·  Evaluar</w:t>
+      </w:r>
+    </w:p>
+    <w:p>
+      <w:pPr>
+        <w:spacing w:after="40"/>
+      </w:pPr>
+      <w:r>
+        <w:rPr>
+          <w:b/>
+          <w:bCs/>
+          <w:color w:val="1FA6A2"/>
+          <w:sz w:val="22"/>
+          <w:szCs w:val="22"/>
+        </w:rPr>
+        <w:t xml:space="preserve">☐  </w:t>
+      </w:r>
+      <w:r>
+        <w:rPr>
+          <w:b/>
+          <w:bCs/>
+          <w:color w:val="12355B"/>
+          <w:sz w:val="20"/>
+          <w:szCs w:val="20"/>
+        </w:rPr>
+        <w:t xml:space="preserve">Order of operations</w:t>
+      </w:r>
+      <w:r>
+        <w:rPr>
+          <w:i/>
+          <w:iCs/>
+          <w:color w:val="5F6F80"/>
+          <w:sz w:val="18"/>
+          <w:szCs w:val="18"/>
+        </w:rPr>
+        <w:t xml:space="preserve">  ·  Orden de las operaciones</w:t>
+      </w:r>
+    </w:p>
+    <w:p>
+      <w:pPr>
+        <w:spacing w:after="40"/>
+      </w:pPr>
+      <w:r>
+        <w:rPr>
+          <w:b/>
+          <w:bCs/>
+          <w:color w:val="1FA6A2"/>
+          <w:sz w:val="22"/>
+          <w:szCs w:val="22"/>
+        </w:rPr>
+        <w:t xml:space="preserve">☐  </w:t>
+      </w:r>
+      <w:r>
+        <w:rPr>
+          <w:b/>
+          <w:bCs/>
+          <w:color w:val="12355B"/>
+          <w:sz w:val="20"/>
+          <w:szCs w:val="20"/>
+        </w:rPr>
+        <w:t xml:space="preserve">Power</w:t>
+      </w:r>
+      <w:r>
+        <w:rPr>
+          <w:i/>
+          <w:iCs/>
+          <w:color w:val="5F6F80"/>
+          <w:sz w:val="18"/>
+          <w:szCs w:val="18"/>
+        </w:rPr>
+        <w:t xml:space="preserve">  ·  Potencia</w:t>
+      </w:r>
+    </w:p>
+    <w:p>
+      <w:pPr>
+        <w:spacing w:after="40"/>
+      </w:pPr>
+      <w:r>
+        <w:rPr>
+          <w:b/>
+          <w:bCs/>
+          <w:color w:val="1FA6A2"/>
+          <w:sz w:val="22"/>
+          <w:szCs w:val="22"/>
+        </w:rPr>
+        <w:t xml:space="preserve">☐  </w:t>
+      </w:r>
+      <w:r>
+        <w:rPr>
+          <w:b/>
+          <w:bCs/>
+          <w:color w:val="12355B"/>
+          <w:sz w:val="20"/>
+          <w:szCs w:val="20"/>
+        </w:rPr>
+        <w:t xml:space="preserve">Base</w:t>
+      </w:r>
+      <w:r>
+        <w:rPr>
+          <w:i/>
+          <w:iCs/>
+          <w:color w:val="5F6F80"/>
+          <w:sz w:val="18"/>
+          <w:szCs w:val="18"/>
+        </w:rPr>
+        <w:t xml:space="preserve">  ·  Base</w:t>
       </w:r>
     </w:p>
     <w:tbl>
@@ -2240,21 +2025,6 @@
           </w:tcPr>
           <w:p>
             <w:pPr>
-              <w:spacing w:after="50"/>
-            </w:pPr>
-            <w:r>
-              <w:rPr>
-                <w:i/>
-                <w:iCs/>
-                <w:color w:val="5F6F80"/>
-                <w:sz w:val="19"/>
-                <w:szCs w:val="19"/>
-              </w:rPr>
-              <w:t xml:space="preserve">This model shows the parts of an explanation. It does not answer your writing question.</w:t>
-            </w:r>
-          </w:p>
-          <w:p>
-            <w:pPr>
               <w:spacing w:after="80"/>
             </w:pPr>
             <w:r>
@@ -2265,58 +2035,14 @@
                 <w:sz w:val="19"/>
                 <w:szCs w:val="19"/>
               </w:rPr>
-              <w:t xml:space="preserve">Claim:  </w:t>
+              <w:t xml:space="preserve">Model:  </w:t>
             </w:r>
             <w:r>
               <w:rPr>
                 <w:sz w:val="19"/>
                 <w:szCs w:val="19"/>
               </w:rPr>
-              <w:t xml:space="preserve">Substitute the number of speakers for s, then evaluate.</w:t>
-            </w:r>
-          </w:p>
-          <w:p>
-            <w:pPr>
-              <w:spacing w:after="80"/>
-            </w:pPr>
-            <w:r>
-              <w:rPr>
-                <w:b/>
-                <w:bCs/>
-                <w:color w:val="12355B"/>
-                <w:sz w:val="19"/>
-                <w:szCs w:val="19"/>
-              </w:rPr>
-              <w:t xml:space="preserve">Evidence:  </w:t>
-            </w:r>
-            <w:r>
-              <w:rPr>
-                <w:sz w:val="19"/>
-                <w:szCs w:val="19"/>
-              </w:rPr>
-              <w:t xml:space="preserve">Students substitute s = 5 (150 + 12 × 5 = 210), explain 150 is the fixed venue fee and 12 is the cost per speaker, and note s can be any number.</w:t>
-            </w:r>
-          </w:p>
-          <w:p>
-            <w:pPr>
-              <w:spacing w:after="80"/>
-            </w:pPr>
-            <w:r>
-              <w:rPr>
-                <w:b/>
-                <w:bCs/>
-                <w:color w:val="12355B"/>
-                <w:sz w:val="19"/>
-                <w:szCs w:val="19"/>
-              </w:rPr>
-              <w:t xml:space="preserve">Reasoning:  </w:t>
-            </w:r>
-            <w:r>
-              <w:rPr>
-                <w:sz w:val="19"/>
-                <w:szCs w:val="19"/>
-              </w:rPr>
-              <w:t xml:space="preserve">This evidence connects the definition of write and evaluate numerical expressions with exponents to the mathematical claim.</w:t>
+              <w:t xml:space="preserve">Substitute the number of speakers for s, then evaluate. — Students substitute s = 5 (150 + 12 × 5 = 210), explain 150 is the fixed venue fee and 12 is the cost per speaker, and note s can be any number.</w:t>
             </w:r>
           </w:p>
         </w:tc>
@@ -2395,7 +2121,7 @@
           <w:sz w:val="21"/>
           <w:szCs w:val="21"/>
         </w:rPr>
-        <w:t xml:space="preserve">My answer is ___.</w:t>
+        <w:t xml:space="preserve">My answer is ___ because ___.</w:t>
       </w:r>
       <w:r>
         <w:rPr>
@@ -2406,7 +2132,7 @@
           <w:szCs w:val="19"/>
         </w:rPr>
         <w:br/>
-        <w:t xml:space="preserve">Mi respuesta es ___.</w:t>
+        <w:t xml:space="preserve">Mi respuesta es ___ porque ___.</w:t>
       </w:r>
     </w:p>
     <w:tbl>
@@ -2546,7 +2272,7 @@
           <w:sz w:val="21"/>
           <w:szCs w:val="21"/>
         </w:rPr>
-        <w:t xml:space="preserve">I know because ___.</w:t>
+        <w:t xml:space="preserve">My evidence is ___, so ___.</w:t>
       </w:r>
       <w:r>
         <w:rPr>
@@ -2557,31 +2283,7 @@
           <w:szCs w:val="19"/>
         </w:rPr>
         <w:br/>
-        <w:t xml:space="preserve">Lo sé porque ___.</w:t>
-      </w:r>
-    </w:p>
-    <w:p>
-      <w:pPr>
-        <w:spacing w:after="60"/>
-      </w:pPr>
-      <w:r>
-        <w:rPr>
-          <w:color w:val="1A2733"/>
-          <w:sz w:val="21"/>
-          <w:szCs w:val="21"/>
-        </w:rPr>
-        <w:t xml:space="preserve">So ___.</w:t>
-      </w:r>
-      <w:r>
-        <w:rPr>
-          <w:i/>
-          <w:iCs/>
-          <w:color w:val="5F6F80"/>
-          <w:sz w:val="19"/>
-          <w:szCs w:val="19"/>
-        </w:rPr>
-        <w:br/>
-        <w:t xml:space="preserve">Entonces ___.</w:t>
+        <w:t xml:space="preserve">Mi evidencia es ___, entonces ___.</w:t>
       </w:r>
     </w:p>
     <w:tbl>
@@ -2687,78 +2389,6 @@
         <w:t xml:space="preserve">Escribe una afirmación, da evidencia matemática y explica tu razonamiento.</w:t>
       </w:r>
     </w:p>
-    <w:p>
-      <w:pPr>
-        <w:spacing w:after="60"/>
-      </w:pPr>
-      <w:r>
-        <w:rPr>
-          <w:color w:val="1A2733"/>
-          <w:sz w:val="21"/>
-          <w:szCs w:val="21"/>
-        </w:rPr>
-        <w:t xml:space="preserve">My claim is ___.</w:t>
-      </w:r>
-      <w:r>
-        <w:rPr>
-          <w:i/>
-          <w:iCs/>
-          <w:color w:val="5F6F80"/>
-          <w:sz w:val="19"/>
-          <w:szCs w:val="19"/>
-        </w:rPr>
-        <w:br/>
-        <w:t xml:space="preserve">Mi afirmación es ___.</w:t>
-      </w:r>
-    </w:p>
-    <w:p>
-      <w:pPr>
-        <w:spacing w:after="60"/>
-      </w:pPr>
-      <w:r>
-        <w:rPr>
-          <w:color w:val="1A2733"/>
-          <w:sz w:val="21"/>
-          <w:szCs w:val="21"/>
-        </w:rPr>
-        <w:t xml:space="preserve">My math evidence is ___.</w:t>
-      </w:r>
-      <w:r>
-        <w:rPr>
-          <w:i/>
-          <w:iCs/>
-          <w:color w:val="5F6F80"/>
-          <w:sz w:val="19"/>
-          <w:szCs w:val="19"/>
-        </w:rPr>
-        <w:br/>
-        <w:t xml:space="preserve">Mi evidencia matemática es ___.</w:t>
-      </w:r>
-    </w:p>
-    <w:p>
-      <w:pPr>
-        <w:spacing w:after="60"/>
-      </w:pPr>
-      <w:r>
-        <w:rPr>
-          <w:color w:val="1A2733"/>
-          <w:sz w:val="21"/>
-          <w:szCs w:val="21"/>
-        </w:rPr>
-        <w:t xml:space="preserve">This proves ___ because ___.</w:t>
-      </w:r>
-      <w:r>
-        <w:rPr>
-          <w:i/>
-          <w:iCs/>
-          <w:color w:val="5F6F80"/>
-          <w:sz w:val="19"/>
-          <w:szCs w:val="19"/>
-        </w:rPr>
-        <w:br/>
-        <w:t xml:space="preserve">Esto demuestra ___ porque ___.</w:t>
-      </w:r>
-    </w:p>
     <w:tbl>
       <w:tblPr>
         <w:tblW w:type="pct" w:w="100%"/>
@@ -2841,7 +2471,7 @@
           <w:sz w:val="24"/>
           <w:szCs w:val="24"/>
         </w:rPr>
-        <w:t xml:space="preserve">4. Check Your Explanation</w:t>
+        <w:t xml:space="preserve">Check Your Explanation</w:t>
       </w:r>
       <w:r>
         <w:rPr>
@@ -2851,7 +2481,7 @@
           <w:sz w:val="19"/>
           <w:szCs w:val="19"/>
         </w:rPr>
-        <w:t xml:space="preserve">   five quick checks</w:t>
+        <w:t xml:space="preserve">   three quick checks</w:t>
       </w:r>
     </w:p>
     <w:p>
@@ -2875,17 +2505,6 @@
         </w:rPr>
         <w:t xml:space="preserve">I answered the question.</w:t>
       </w:r>
-      <w:r>
-        <w:rPr>
-          <w:i/>
-          <w:iCs/>
-          <w:color w:val="5F6F80"/>
-          <w:sz w:val="18"/>
-          <w:szCs w:val="18"/>
-        </w:rPr>
-        <w:br/>
-        <w:t xml:space="preserve">Respondí la pregunta.</w:t>
-      </w:r>
     </w:p>
     <w:p>
       <w:pPr>
@@ -2906,18 +2525,7 @@
           <w:sz w:val="20"/>
           <w:szCs w:val="20"/>
         </w:rPr>
-        <w:t xml:space="preserve">I used math evidence: numbers, an equation, a model, or a comparison.</w:t>
-      </w:r>
-      <w:r>
-        <w:rPr>
-          <w:i/>
-          <w:iCs/>
-          <w:color w:val="5F6F80"/>
-          <w:sz w:val="18"/>
-          <w:szCs w:val="18"/>
-        </w:rPr>
-        <w:br/>
-        <w:t xml:space="preserve">Usé evidencia matemática: números, una ecuación, un modelo o una comparación.</w:t>
+        <w:t xml:space="preserve">I used math evidence: numbers, an equation, or a model.</w:t>
       </w:r>
     </w:p>
     <w:p>
@@ -2939,84 +2547,7 @@
           <w:sz w:val="20"/>
           <w:szCs w:val="20"/>
         </w:rPr>
-        <w:t xml:space="preserve">I explained how the evidence proves my answer.</w:t>
-      </w:r>
-      <w:r>
-        <w:rPr>
-          <w:i/>
-          <w:iCs/>
-          <w:color w:val="5F6F80"/>
-          <w:sz w:val="18"/>
-          <w:szCs w:val="18"/>
-        </w:rPr>
-        <w:br/>
-        <w:t xml:space="preserve">Expliqué cómo la evidencia demuestra mi respuesta.</w:t>
-      </w:r>
-    </w:p>
-    <w:p>
-      <w:pPr>
-        <w:spacing w:after="80"/>
-      </w:pPr>
-      <w:r>
-        <w:rPr>
-          <w:b/>
-          <w:bCs/>
-          <w:color w:val="1FA6A2"/>
-          <w:sz w:val="22"/>
-          <w:szCs w:val="22"/>
-        </w:rPr>
-        <w:t xml:space="preserve">☐  </w:t>
-      </w:r>
-      <w:r>
-        <w:rPr>
-          <w:sz w:val="20"/>
-          <w:szCs w:val="20"/>
-        </w:rPr>
         <w:t xml:space="preserve">I used at least two math words.</w:t>
-      </w:r>
-      <w:r>
-        <w:rPr>
-          <w:i/>
-          <w:iCs/>
-          <w:color w:val="5F6F80"/>
-          <w:sz w:val="18"/>
-          <w:szCs w:val="18"/>
-        </w:rPr>
-        <w:br/>
-        <w:t xml:space="preserve">Usé por lo menos dos palabras matemáticas.</w:t>
-      </w:r>
-    </w:p>
-    <w:p>
-      <w:pPr>
-        <w:spacing w:after="80"/>
-      </w:pPr>
-      <w:r>
-        <w:rPr>
-          <w:b/>
-          <w:bCs/>
-          <w:color w:val="1FA6A2"/>
-          <w:sz w:val="22"/>
-          <w:szCs w:val="22"/>
-        </w:rPr>
-        <w:t xml:space="preserve">☐  </w:t>
-      </w:r>
-      <w:r>
-        <w:rPr>
-          <w:sz w:val="20"/>
-          <w:szCs w:val="20"/>
-        </w:rPr>
-        <w:t xml:space="preserve">I reread complete sentences and punctuation.</w:t>
-      </w:r>
-      <w:r>
-        <w:rPr>
-          <w:i/>
-          <w:iCs/>
-          <w:color w:val="5F6F80"/>
-          <w:sz w:val="18"/>
-          <w:szCs w:val="18"/>
-        </w:rPr>
-        <w:br/>
-        <w:t xml:space="preserve">Volví a leer mis oraciones completas y la puntuación.</w:t>
       </w:r>
     </w:p>
     <w:p>
@@ -5637,7 +5168,7 @@
           <w:sz w:val="20"/>
           <w:szCs w:val="20"/>
         </w:rPr>
-        <w:t xml:space="preserve">☐  I answered the question.</w:t>
+        <w:t xml:space="preserve">☐  The answer to the math question is correct.</w:t>
       </w:r>
     </w:p>
     <w:p>
@@ -5649,7 +5180,7 @@
           <w:sz w:val="20"/>
           <w:szCs w:val="20"/>
         </w:rPr>
-        <w:t xml:space="preserve">☐  I used math evidence: numbers, an equation, a model, or a comparison.</w:t>
+        <w:t xml:space="preserve">☐  The evidence is real lesson mathematics (numbers, equation, or model), not restated claim.</w:t>
       </w:r>
     </w:p>
     <w:p>
@@ -5661,31 +5192,7 @@
           <w:sz w:val="20"/>
           <w:szCs w:val="20"/>
         </w:rPr>
-        <w:t xml:space="preserve">☐  I explained how the evidence proves my answer.</w:t>
-      </w:r>
-    </w:p>
-    <w:p>
-      <w:pPr>
-        <w:spacing w:after="80"/>
-      </w:pPr>
-      <w:r>
-        <w:rPr>
-          <w:sz w:val="20"/>
-          <w:szCs w:val="20"/>
-        </w:rPr>
-        <w:t xml:space="preserve">☐  I used at least two math words.</w:t>
-      </w:r>
-    </w:p>
-    <w:p>
-      <w:pPr>
-        <w:spacing w:after="80"/>
-      </w:pPr>
-      <w:r>
-        <w:rPr>
-          <w:sz w:val="20"/>
-          <w:szCs w:val="20"/>
-        </w:rPr>
-        <w:t xml:space="preserve">☐  I reread complete sentences and punctuation.</w:t>
+        <w:t xml:space="preserve">☐  The support level changed the language scaffolding, never the mathematical expectation.</w:t>
       </w:r>
     </w:p>
     <w:sectPr>
